--- a/文献综述.docx
+++ b/文献综述.docx
@@ -195,7 +195,7 @@
           <w:sz w:val="32"/>
           <w:u w:val="single"/>
         </w:rPr>
-        <w:t xml:space="preserve">                   </w:t>
+        <w:t xml:space="preserve">       </w:t>
       </w:r>
       <w:r>
         <w:rPr>
@@ -203,7 +203,7 @@
           <w:sz w:val="32"/>
           <w:u w:val="single"/>
         </w:rPr>
-        <w:t xml:space="preserve">    </w:t>
+        <w:t xml:space="preserve"> </w:t>
       </w:r>
       <w:r>
         <w:rPr>
@@ -317,7 +317,7 @@
           <w:sz w:val="32"/>
           <w:u w:val="single"/>
         </w:rPr>
-        <w:t xml:space="preserve">                   </w:t>
+        <w:t xml:space="preserve">        </w:t>
       </w:r>
       <w:r>
         <w:rPr>
@@ -422,16 +422,48 @@
           <w:sz w:val="32"/>
           <w:u w:val="single"/>
         </w:rPr>
-        <w:t xml:space="preserve">              </w:t>
+        <w:t xml:space="preserve">       </w:t>
+      </w:r>
+    </w:p>
+    <w:p>
+      <w:pPr>
+        <w:spacing w:line="720" w:lineRule="exact"/>
+        <w:ind w:firstLineChars="400" w:firstLine="1280"/>
+        <w:rPr>
+          <w:sz w:val="32"/>
+        </w:rPr>
+      </w:pPr>
+      <w:r>
+        <w:rPr>
+          <w:rFonts w:hint="eastAsia"/>
+          <w:bCs/>
+          <w:sz w:val="32"/>
+        </w:rPr>
+        <w:t>指导教师：</w:t>
+      </w:r>
+      <w:r>
+        <w:rPr>
+          <w:rFonts w:ascii="楷体_GB2312" w:hint="eastAsia"/>
+          <w:sz w:val="32"/>
+          <w:u w:val="single"/>
+        </w:rPr>
+        <w:t>何灵敏</w:t>
       </w:r>
       <w:r>
         <w:rPr>
           <w:rFonts w:ascii="楷体_GB2312"/>
-          <w:bCs/>
           <w:sz w:val="32"/>
           <w:u w:val="single"/>
         </w:rPr>
         <w:t xml:space="preserve"> </w:t>
+      </w:r>
+      <w:r>
+        <w:rPr>
+          <w:rFonts w:ascii="楷体_GB2312" w:hint="eastAsia"/>
+          <w:sz w:val="32"/>
+          <w:u w:val="single"/>
+        </w:rPr>
+        <w:t xml:space="preserve">            </w:t>
       </w:r>
       <w:r>
         <w:rPr>
@@ -440,7 +472,7 @@
           <w:sz w:val="32"/>
           <w:u w:val="single"/>
         </w:rPr>
-        <w:t xml:space="preserve">                             </w:t>
+        <w:t xml:space="preserve"> </w:t>
       </w:r>
       <w:r>
         <w:rPr>
@@ -448,32 +480,23 @@
           <w:sz w:val="32"/>
           <w:u w:val="single"/>
         </w:rPr>
+        <w:t xml:space="preserve">    </w:t>
+      </w:r>
+      <w:r>
+        <w:rPr>
+          <w:rFonts w:ascii="楷体_GB2312"/>
+          <w:sz w:val="32"/>
+          <w:u w:val="single"/>
+        </w:rPr>
         <w:t xml:space="preserve"> </w:t>
       </w:r>
-    </w:p>
-    <w:p>
-      <w:pPr>
-        <w:spacing w:line="720" w:lineRule="exact"/>
-        <w:ind w:firstLineChars="400" w:firstLine="1280"/>
-        <w:rPr>
-          <w:sz w:val="32"/>
-        </w:rPr>
-      </w:pPr>
-      <w:r>
-        <w:rPr>
-          <w:rFonts w:hint="eastAsia"/>
-          <w:bCs/>
-          <w:sz w:val="32"/>
-        </w:rPr>
-        <w:t>指导教师：</w:t>
-      </w:r>
       <w:r>
         <w:rPr>
           <w:rFonts w:ascii="楷体_GB2312" w:hint="eastAsia"/>
           <w:sz w:val="32"/>
           <w:u w:val="single"/>
         </w:rPr>
-        <w:t>何灵敏</w:t>
+        <w:t xml:space="preserve">  </w:t>
       </w:r>
       <w:r>
         <w:rPr>
@@ -489,72 +512,15 @@
           <w:sz w:val="32"/>
           <w:u w:val="single"/>
         </w:rPr>
-        <w:t xml:space="preserve">            </w:t>
-      </w:r>
-      <w:r>
-        <w:rPr>
-          <w:rFonts w:ascii="楷体_GB2312" w:hint="eastAsia"/>
-          <w:bCs/>
+        <w:t xml:space="preserve">     </w:t>
+      </w:r>
+      <w:r>
+        <w:rPr>
+          <w:rFonts w:ascii="楷体_GB2312"/>
           <w:sz w:val="32"/>
           <w:u w:val="single"/>
         </w:rPr>
         <w:t xml:space="preserve"> </w:t>
-      </w:r>
-      <w:r>
-        <w:rPr>
-          <w:rFonts w:ascii="楷体_GB2312" w:hint="eastAsia"/>
-          <w:sz w:val="32"/>
-          <w:u w:val="single"/>
-        </w:rPr>
-        <w:t xml:space="preserve">    </w:t>
-      </w:r>
-      <w:r>
-        <w:rPr>
-          <w:rFonts w:ascii="楷体_GB2312"/>
-          <w:sz w:val="32"/>
-          <w:u w:val="single"/>
-        </w:rPr>
-        <w:t xml:space="preserve"> </w:t>
-      </w:r>
-      <w:r>
-        <w:rPr>
-          <w:rFonts w:ascii="楷体_GB2312" w:hint="eastAsia"/>
-          <w:sz w:val="32"/>
-          <w:u w:val="single"/>
-        </w:rPr>
-        <w:t xml:space="preserve">  </w:t>
-      </w:r>
-      <w:r>
-        <w:rPr>
-          <w:rFonts w:ascii="楷体_GB2312"/>
-          <w:sz w:val="32"/>
-          <w:u w:val="single"/>
-        </w:rPr>
-        <w:t xml:space="preserve"> </w:t>
-      </w:r>
-      <w:r>
-        <w:rPr>
-          <w:rFonts w:ascii="楷体_GB2312" w:hint="eastAsia"/>
-          <w:sz w:val="32"/>
-          <w:u w:val="single"/>
-        </w:rPr>
-        <w:t xml:space="preserve">     </w:t>
-      </w:r>
-      <w:r>
-        <w:rPr>
-          <w:rFonts w:ascii="楷体_GB2312"/>
-          <w:sz w:val="32"/>
-          <w:u w:val="single"/>
-        </w:rPr>
-        <w:t xml:space="preserve">  </w:t>
-      </w:r>
-      <w:r>
-        <w:rPr>
-          <w:rFonts w:ascii="楷体_GB2312" w:hint="eastAsia"/>
-          <w:sz w:val="32"/>
-          <w:u w:val="single"/>
-        </w:rPr>
-        <w:t xml:space="preserve">     </w:t>
       </w:r>
     </w:p>
     <w:p>
@@ -1407,7 +1373,6 @@
         <w:ind w:firstLineChars="200" w:firstLine="480"/>
         <w:jc w:val="left"/>
         <w:rPr>
-          <w:rFonts w:hint="eastAsia"/>
           <w:sz w:val="24"/>
         </w:rPr>
       </w:pPr>
@@ -1539,7 +1504,6 @@
         <w:ind w:firstLineChars="200" w:firstLine="480"/>
         <w:jc w:val="left"/>
         <w:rPr>
-          <w:rFonts w:hint="eastAsia"/>
           <w:sz w:val="24"/>
         </w:rPr>
       </w:pPr>
@@ -1712,7 +1676,6 @@
         <w:ind w:firstLineChars="200" w:firstLine="480"/>
         <w:jc w:val="left"/>
         <w:rPr>
-          <w:rFonts w:hint="eastAsia"/>
           <w:sz w:val="24"/>
         </w:rPr>
       </w:pPr>
@@ -2524,7 +2487,6 @@
         <w:ind w:firstLine="480"/>
         <w:jc w:val="left"/>
         <w:rPr>
-          <w:rFonts w:hint="eastAsia"/>
           <w:kern w:val="0"/>
           <w:sz w:val="24"/>
         </w:rPr>
@@ -2789,7 +2751,6 @@
         <w:ind w:firstLine="480"/>
         <w:jc w:val="left"/>
         <w:rPr>
-          <w:rFonts w:hint="eastAsia"/>
           <w:kern w:val="0"/>
           <w:sz w:val="24"/>
         </w:rPr>
@@ -3043,7 +3004,6 @@
         <w:ind w:firstLine="480"/>
         <w:jc w:val="left"/>
         <w:rPr>
-          <w:rFonts w:hint="eastAsia"/>
           <w:kern w:val="0"/>
           <w:sz w:val="24"/>
         </w:rPr>
@@ -3305,7 +3265,6 @@
         <w:ind w:firstLine="480"/>
         <w:jc w:val="left"/>
         <w:rPr>
-          <w:rFonts w:hint="eastAsia"/>
           <w:kern w:val="0"/>
           <w:sz w:val="24"/>
         </w:rPr>
@@ -3629,32 +3588,29 @@
           <w:szCs w:val="21"/>
         </w:rPr>
       </w:pPr>
-      <w:bookmarkStart w:id="15" w:name="_Ref222514137"/>
-      <w:r>
-        <w:rPr>
-          <w:rFonts w:hint="eastAsia"/>
+      <w:r>
+        <w:rPr>
           <w:kern w:val="0"/>
           <w:szCs w:val="21"/>
         </w:rPr>
-        <w:t>L. Jiao, R. Zhang. New generation deep learning for video object detection: a survey[J]. IEEE Transactions on Neural Networks and Learning Systems, Vol. 33, No. 8, pp. 3195</w:t>
-      </w:r>
-      <w:r>
-        <w:rPr>
-          <w:rFonts w:hint="eastAsia"/>
+        <w:t xml:space="preserve">Jiao L, Zhang R, Liu F, et al. </w:t>
+      </w:r>
+      <w:proofErr w:type="gramStart"/>
+      <w:r>
+        <w:rPr>
           <w:kern w:val="0"/>
           <w:szCs w:val="21"/>
         </w:rPr>
-        <w:t>–</w:t>
-      </w:r>
-      <w:r>
-        <w:rPr>
-          <w:rFonts w:hint="eastAsia"/>
+        <w:t>New</w:t>
+      </w:r>
+      <w:proofErr w:type="gramEnd"/>
+      <w:r>
+        <w:rPr>
           <w:kern w:val="0"/>
           <w:szCs w:val="21"/>
         </w:rPr>
-        <w:t>3215. DOI: 10.1109/TNNLS.2021.3053249, Aug. 2022.</w:t>
-      </w:r>
-      <w:bookmarkEnd w:id="15"/>
+        <w:t xml:space="preserve"> generation deep learning for video object detection: A survey[J]. IEEE Transactions on Neural Networks and Learning Systems, 2021, 33(8): 3195-3215.</w:t>
+      </w:r>
     </w:p>
     <w:p>
       <w:pPr>
@@ -3677,7 +3633,7 @@
           <w:szCs w:val="21"/>
         </w:rPr>
       </w:pPr>
-      <w:bookmarkStart w:id="16" w:name="_Ref222514063"/>
+      <w:bookmarkStart w:id="15" w:name="_Ref222514063"/>
       <w:r>
         <w:rPr>
           <w:kern w:val="0"/>
@@ -3749,7 +3705,7 @@
         </w:rPr>
         <w:t>. (CVPR), Jun. 2016, pp. 779–788.</w:t>
       </w:r>
-      <w:bookmarkEnd w:id="16"/>
+      <w:bookmarkEnd w:id="15"/>
     </w:p>
     <w:p>
       <w:pPr>
@@ -3772,7 +3728,7 @@
           <w:szCs w:val="21"/>
         </w:rPr>
       </w:pPr>
-      <w:bookmarkStart w:id="17" w:name="_Ref222514115"/>
+      <w:bookmarkStart w:id="16" w:name="_Ref222514115"/>
       <w:r>
         <w:rPr>
           <w:kern w:val="0"/>
@@ -3812,7 +3768,7 @@
         </w:rPr>
         <w:t>., vol. 39, no. 6, pp. 1137–1149, Jun. 2017.</w:t>
       </w:r>
-      <w:bookmarkEnd w:id="17"/>
+      <w:bookmarkEnd w:id="16"/>
     </w:p>
     <w:p>
       <w:pPr>
@@ -3835,7 +3791,7 @@
           <w:szCs w:val="21"/>
         </w:rPr>
       </w:pPr>
-      <w:bookmarkStart w:id="18" w:name="_Ref222514117"/>
+      <w:bookmarkStart w:id="17" w:name="_Ref222514117"/>
       <w:r>
         <w:rPr>
           <w:kern w:val="0"/>
@@ -3859,7 +3815,7 @@
         </w:rPr>
         <w:t xml:space="preserve"> detector,” in Computer Vision—ECCV, B. Leibe, J. Matas, N. Sebe, and M. Welling, Eds. Cham, Switzerland: Springer, 2016, pp. 21–37.</w:t>
       </w:r>
-      <w:bookmarkEnd w:id="18"/>
+      <w:bookmarkEnd w:id="17"/>
     </w:p>
     <w:p>
       <w:pPr>
@@ -3882,7 +3838,7 @@
           <w:szCs w:val="21"/>
         </w:rPr>
       </w:pPr>
-      <w:bookmarkStart w:id="19" w:name="_Ref222514171"/>
+      <w:bookmarkStart w:id="18" w:name="_Ref222514171"/>
       <w:r>
         <w:rPr>
           <w:kern w:val="0"/>
@@ -3890,7 +3846,7 @@
         </w:rPr>
         <w:t>Alexey Bochkovskiy, Chien-Yao Wang, and Hong-Yuan Mark Liao. Yolov4: Optimal speed and accuracy of object detection, 2020.</w:t>
       </w:r>
-      <w:bookmarkEnd w:id="19"/>
+      <w:bookmarkEnd w:id="18"/>
     </w:p>
     <w:p>
       <w:pPr>
@@ -3913,7 +3869,7 @@
           <w:szCs w:val="21"/>
         </w:rPr>
       </w:pPr>
-      <w:bookmarkStart w:id="20" w:name="_Ref222514153"/>
+      <w:bookmarkStart w:id="19" w:name="_Ref222514153"/>
       <w:proofErr w:type="spellStart"/>
       <w:r>
         <w:rPr>
@@ -3930,7 +3886,7 @@
         </w:rPr>
         <w:t xml:space="preserve"> Glenn. Yolov8. https://github.com/ultralytics/ultralytics/tree/ main, 2023.</w:t>
       </w:r>
-      <w:bookmarkEnd w:id="20"/>
+      <w:bookmarkEnd w:id="19"/>
     </w:p>
     <w:p>
       <w:pPr>
@@ -4014,7 +3970,7 @@
           <w:szCs w:val="21"/>
         </w:rPr>
       </w:pPr>
-      <w:bookmarkStart w:id="21" w:name="_Ref222514011"/>
+      <w:bookmarkStart w:id="20" w:name="_Ref222514011"/>
       <w:r>
         <w:rPr>
           <w:kern w:val="0"/>
@@ -4086,7 +4042,7 @@
         </w:rPr>
         <w:t>. Vis., Oct. 2017, pp. 2961–2969.</w:t>
       </w:r>
-      <w:bookmarkEnd w:id="21"/>
+      <w:bookmarkEnd w:id="20"/>
     </w:p>
     <w:p>
       <w:pPr>
@@ -4109,7 +4065,7 @@
           <w:szCs w:val="21"/>
         </w:rPr>
       </w:pPr>
-      <w:bookmarkStart w:id="22" w:name="_Ref222514164"/>
+      <w:bookmarkStart w:id="21" w:name="_Ref222514164"/>
       <w:r>
         <w:rPr>
           <w:kern w:val="0"/>
@@ -4134,7 +4090,7 @@
         </w:rPr>
         <w:t xml:space="preserve"> preprint arXiv:1902.09104, 2019.</w:t>
       </w:r>
-      <w:bookmarkEnd w:id="22"/>
+      <w:bookmarkEnd w:id="21"/>
     </w:p>
     <w:p>
       <w:pPr>
@@ -4157,7 +4113,7 @@
           <w:szCs w:val="21"/>
         </w:rPr>
       </w:pPr>
-      <w:bookmarkStart w:id="23" w:name="_Ref222514181"/>
+      <w:bookmarkStart w:id="22" w:name="_Ref222514181"/>
       <w:r>
         <w:rPr>
           <w:kern w:val="0"/>
@@ -4197,7 +4153,7 @@
         </w:rPr>
         <w:t xml:space="preserve"> 2023.</w:t>
       </w:r>
-      <w:bookmarkEnd w:id="23"/>
+      <w:bookmarkEnd w:id="22"/>
     </w:p>
     <w:p>
       <w:pPr>
@@ -4220,13 +4176,12 @@
           <w:szCs w:val="21"/>
         </w:rPr>
       </w:pPr>
-      <w:bookmarkStart w:id="24" w:name="_Ref222514212"/>
       <w:r>
         <w:rPr>
           <w:kern w:val="0"/>
           <w:szCs w:val="21"/>
         </w:rPr>
-        <w:t xml:space="preserve">Andrew G Howard, </w:t>
+        <w:t xml:space="preserve">Howard A G, Zhu M, Chen B, et al. Mobilenets: Efficient convolutional neural networks for mobile vision applications[J]. </w:t>
       </w:r>
       <w:proofErr w:type="spellStart"/>
       <w:r>
@@ -4234,7 +4189,7 @@
           <w:kern w:val="0"/>
           <w:szCs w:val="21"/>
         </w:rPr>
-        <w:t>Menglong</w:t>
+        <w:t>arXiv</w:t>
       </w:r>
       <w:proofErr w:type="spellEnd"/>
       <w:r>
@@ -4242,25 +4197,8 @@
           <w:kern w:val="0"/>
           <w:szCs w:val="21"/>
         </w:rPr>
-        <w:t xml:space="preserve"> Zhu, Bo Chen, Dmitry Kalenichenko, Weijun Wang, Tobias Weyand, Marco Andreetto, and Hartwig Adam. Mobilenets: Efficient convolutional neural networks for mobile vision applications. </w:t>
-      </w:r>
-      <w:proofErr w:type="spellStart"/>
-      <w:r>
-        <w:rPr>
-          <w:kern w:val="0"/>
-          <w:szCs w:val="21"/>
-        </w:rPr>
-        <w:t>arXiv</w:t>
-      </w:r>
-      <w:proofErr w:type="spellEnd"/>
-      <w:r>
-        <w:rPr>
-          <w:kern w:val="0"/>
-          <w:szCs w:val="21"/>
-        </w:rPr>
         <w:t xml:space="preserve"> preprint arXiv:1704.04861, 2017.</w:t>
       </w:r>
-      <w:bookmarkEnd w:id="24"/>
     </w:p>
     <w:p>
       <w:pPr>
@@ -4283,13 +4221,13 @@
           <w:szCs w:val="21"/>
         </w:rPr>
       </w:pPr>
-      <w:bookmarkStart w:id="25" w:name="_Ref222514213"/>
+      <w:bookmarkStart w:id="23" w:name="_Ref222514127"/>
       <w:r>
         <w:rPr>
           <w:kern w:val="0"/>
           <w:szCs w:val="21"/>
         </w:rPr>
-        <w:t xml:space="preserve">X. </w:t>
+        <w:t xml:space="preserve">Zhang X, Zhou X, Lin M, et al. </w:t>
       </w:r>
       <w:proofErr w:type="spellStart"/>
       <w:r>
@@ -4297,7 +4235,7 @@
           <w:kern w:val="0"/>
           <w:szCs w:val="21"/>
         </w:rPr>
-        <w:t>Zhang</w:t>
+        <w:t>Shufflenet</w:t>
       </w:r>
       <w:proofErr w:type="spellEnd"/>
       <w:r>
@@ -4305,48 +4243,8 @@
           <w:kern w:val="0"/>
           <w:szCs w:val="21"/>
         </w:rPr>
-        <w:t xml:space="preserve">, X. </w:t>
-      </w:r>
-      <w:proofErr w:type="spellStart"/>
-      <w:r>
-        <w:rPr>
-          <w:kern w:val="0"/>
-          <w:szCs w:val="21"/>
-        </w:rPr>
-        <w:t>Zhou</w:t>
-      </w:r>
-      <w:proofErr w:type="spellEnd"/>
-      <w:r>
-        <w:rPr>
-          <w:kern w:val="0"/>
-          <w:szCs w:val="21"/>
-        </w:rPr>
-        <w:t>, M. Lin</w:t>
-      </w:r>
-      <w:r>
-        <w:rPr>
-          <w:kern w:val="0"/>
-          <w:szCs w:val="21"/>
-        </w:rPr>
-        <w:t xml:space="preserve"> et al. </w:t>
-      </w:r>
-      <w:proofErr w:type="spellStart"/>
-      <w:r>
-        <w:rPr>
-          <w:kern w:val="0"/>
-          <w:szCs w:val="21"/>
-        </w:rPr>
-        <w:t>ShuffleNet</w:t>
-      </w:r>
-      <w:proofErr w:type="spellEnd"/>
-      <w:r>
-        <w:rPr>
-          <w:kern w:val="0"/>
-          <w:szCs w:val="21"/>
-        </w:rPr>
         <w:t>: An extremely efficient convolutional neural network for mobile devices[C]//Proceedings of the IEEE conference on computer vision and pattern recognition. 2018: 6848-6856.</w:t>
       </w:r>
-      <w:bookmarkEnd w:id="25"/>
     </w:p>
     <w:p>
       <w:pPr>
@@ -4369,22 +4267,15 @@
           <w:szCs w:val="21"/>
         </w:rPr>
       </w:pPr>
-      <w:bookmarkStart w:id="26" w:name="_Ref222514127"/>
+      <w:bookmarkStart w:id="24" w:name="_Ref222514228"/>
+      <w:bookmarkEnd w:id="23"/>
       <w:r>
         <w:rPr>
           <w:kern w:val="0"/>
           <w:szCs w:val="21"/>
         </w:rPr>
-        <w:t>Z. Zou, K. Chen, Z. Shi</w:t>
-      </w:r>
-      <w:r>
-        <w:rPr>
-          <w:kern w:val="0"/>
-          <w:szCs w:val="21"/>
-        </w:rPr>
-        <w:t>, et al. Object detection in 20 years: A survey[J]. Proceedings of the IEEE, 2023, 111(3): 257-276.</w:t>
-      </w:r>
-      <w:bookmarkEnd w:id="26"/>
+        <w:t>Zou Z, Chen K, Shi Z, et al. Object detection in 20 years: A survey[J]. Proceedings of the IEEE, 2023, 111(3): 257-276.</w:t>
+      </w:r>
     </w:p>
     <w:p>
       <w:pPr>
@@ -4407,7 +4298,6 @@
           <w:szCs w:val="21"/>
         </w:rPr>
       </w:pPr>
-      <w:bookmarkStart w:id="27" w:name="_Ref222514228"/>
       <w:r>
         <w:rPr>
           <w:kern w:val="0"/>
@@ -4481,7 +4371,7 @@
         </w:rPr>
         <w:t xml:space="preserve"> preprint arXiv:1906.07155, 2019.</w:t>
       </w:r>
-      <w:bookmarkEnd w:id="27"/>
+      <w:bookmarkEnd w:id="24"/>
     </w:p>
     <w:sectPr>
       <w:pgSz w:w="11906" w:h="16838"/>
@@ -6949,6 +6839,7 @@
   <w:style w:type="character" w:default="1" w:styleId="a0">
     <w:name w:val="Default Paragraph Font"/>
     <w:uiPriority w:val="1"/>
+    <w:semiHidden/>
     <w:unhideWhenUsed/>
   </w:style>
   <w:style w:type="table" w:default="1" w:styleId="a1">

--- a/文献综述.docx
+++ b/文献综述.docx
@@ -1097,35 +1097,48 @@
       <w:r>
         <w:rPr>
           <w:sz w:val="24"/>
+          <w:vertAlign w:val="superscript"/>
         </w:rPr>
         <w:fldChar w:fldCharType="begin"/>
       </w:r>
       <w:r>
         <w:rPr>
           <w:sz w:val="24"/>
+          <w:vertAlign w:val="superscript"/>
         </w:rPr>
         <w:instrText xml:space="preserve"> REF _Ref222514011 \r \h </w:instrText>
       </w:r>
       <w:r>
         <w:rPr>
           <w:sz w:val="24"/>
-        </w:rPr>
-      </w:r>
-      <w:r>
-        <w:rPr>
-          <w:sz w:val="24"/>
+          <w:vertAlign w:val="superscript"/>
+        </w:rPr>
+      </w:r>
+      <w:r>
+        <w:rPr>
+          <w:sz w:val="24"/>
+          <w:vertAlign w:val="superscript"/>
+        </w:rPr>
+        <w:instrText xml:space="preserve"> \* MERGEFORMAT </w:instrText>
+      </w:r>
+      <w:r>
+        <w:rPr>
+          <w:sz w:val="24"/>
+          <w:vertAlign w:val="superscript"/>
         </w:rPr>
         <w:fldChar w:fldCharType="separate"/>
       </w:r>
       <w:r>
         <w:rPr>
           <w:sz w:val="24"/>
+          <w:vertAlign w:val="superscript"/>
         </w:rPr>
         <w:t>[8]</w:t>
       </w:r>
       <w:r>
         <w:rPr>
           <w:sz w:val="24"/>
+          <w:vertAlign w:val="superscript"/>
         </w:rPr>
         <w:fldChar w:fldCharType="end"/>
       </w:r>
@@ -1214,105 +1227,144 @@
       <w:r>
         <w:rPr>
           <w:sz w:val="24"/>
+          <w:vertAlign w:val="superscript"/>
         </w:rPr>
         <w:fldChar w:fldCharType="begin"/>
       </w:r>
       <w:r>
         <w:rPr>
           <w:sz w:val="24"/>
+          <w:vertAlign w:val="superscript"/>
         </w:rPr>
         <w:instrText xml:space="preserve"> REF _Ref222514063 \r \h </w:instrText>
       </w:r>
       <w:r>
         <w:rPr>
           <w:sz w:val="24"/>
-        </w:rPr>
-      </w:r>
-      <w:r>
-        <w:rPr>
-          <w:sz w:val="24"/>
+          <w:vertAlign w:val="superscript"/>
+        </w:rPr>
+      </w:r>
+      <w:r>
+        <w:rPr>
+          <w:sz w:val="24"/>
+          <w:vertAlign w:val="superscript"/>
+        </w:rPr>
+        <w:instrText xml:space="preserve"> \* MERGEFORMAT </w:instrText>
+      </w:r>
+      <w:r>
+        <w:rPr>
+          <w:sz w:val="24"/>
+          <w:vertAlign w:val="superscript"/>
         </w:rPr>
         <w:fldChar w:fldCharType="separate"/>
       </w:r>
       <w:r>
         <w:rPr>
           <w:sz w:val="24"/>
+          <w:vertAlign w:val="superscript"/>
         </w:rPr>
         <w:t>[2]</w:t>
       </w:r>
       <w:r>
         <w:rPr>
           <w:sz w:val="24"/>
+          <w:vertAlign w:val="superscript"/>
         </w:rPr>
         <w:fldChar w:fldCharType="end"/>
       </w:r>
       <w:r>
         <w:rPr>
           <w:sz w:val="24"/>
+          <w:vertAlign w:val="superscript"/>
         </w:rPr>
         <w:fldChar w:fldCharType="begin"/>
       </w:r>
       <w:r>
         <w:rPr>
           <w:sz w:val="24"/>
+          <w:vertAlign w:val="superscript"/>
         </w:rPr>
         <w:instrText xml:space="preserve"> REF _Ref222514115 \r \h </w:instrText>
       </w:r>
       <w:r>
         <w:rPr>
           <w:sz w:val="24"/>
-        </w:rPr>
-      </w:r>
-      <w:r>
-        <w:rPr>
-          <w:sz w:val="24"/>
+          <w:vertAlign w:val="superscript"/>
+        </w:rPr>
+      </w:r>
+      <w:r>
+        <w:rPr>
+          <w:sz w:val="24"/>
+          <w:vertAlign w:val="superscript"/>
+        </w:rPr>
+        <w:instrText xml:space="preserve"> \* MERGEFORMAT </w:instrText>
+      </w:r>
+      <w:r>
+        <w:rPr>
+          <w:sz w:val="24"/>
+          <w:vertAlign w:val="superscript"/>
         </w:rPr>
         <w:fldChar w:fldCharType="separate"/>
       </w:r>
       <w:r>
         <w:rPr>
           <w:sz w:val="24"/>
+          <w:vertAlign w:val="superscript"/>
         </w:rPr>
         <w:t>[3]</w:t>
       </w:r>
       <w:r>
         <w:rPr>
           <w:sz w:val="24"/>
+          <w:vertAlign w:val="superscript"/>
         </w:rPr>
         <w:fldChar w:fldCharType="end"/>
       </w:r>
       <w:r>
         <w:rPr>
           <w:sz w:val="24"/>
+          <w:vertAlign w:val="superscript"/>
         </w:rPr>
         <w:fldChar w:fldCharType="begin"/>
       </w:r>
       <w:r>
         <w:rPr>
           <w:sz w:val="24"/>
+          <w:vertAlign w:val="superscript"/>
         </w:rPr>
         <w:instrText xml:space="preserve"> REF _Ref222514117 \r \h </w:instrText>
       </w:r>
       <w:r>
         <w:rPr>
           <w:sz w:val="24"/>
-        </w:rPr>
-      </w:r>
-      <w:r>
-        <w:rPr>
-          <w:sz w:val="24"/>
+          <w:vertAlign w:val="superscript"/>
+        </w:rPr>
+      </w:r>
+      <w:r>
+        <w:rPr>
+          <w:sz w:val="24"/>
+          <w:vertAlign w:val="superscript"/>
+        </w:rPr>
+        <w:instrText xml:space="preserve"> \* MERGEFORMAT </w:instrText>
+      </w:r>
+      <w:r>
+        <w:rPr>
+          <w:sz w:val="24"/>
+          <w:vertAlign w:val="superscript"/>
         </w:rPr>
         <w:fldChar w:fldCharType="separate"/>
       </w:r>
       <w:r>
         <w:rPr>
           <w:sz w:val="24"/>
+          <w:vertAlign w:val="superscript"/>
         </w:rPr>
         <w:t>[4]</w:t>
       </w:r>
       <w:r>
         <w:rPr>
           <w:sz w:val="24"/>
+          <w:vertAlign w:val="superscript"/>
         </w:rPr>
         <w:fldChar w:fldCharType="end"/>
       </w:r>
@@ -1325,35 +1377,48 @@
       <w:r>
         <w:rPr>
           <w:sz w:val="24"/>
+          <w:vertAlign w:val="superscript"/>
         </w:rPr>
         <w:fldChar w:fldCharType="begin"/>
       </w:r>
       <w:r>
         <w:rPr>
           <w:sz w:val="24"/>
+          <w:vertAlign w:val="superscript"/>
         </w:rPr>
         <w:instrText xml:space="preserve"> REF _Ref222514127 \r \h </w:instrText>
       </w:r>
       <w:r>
         <w:rPr>
           <w:sz w:val="24"/>
-        </w:rPr>
-      </w:r>
-      <w:r>
-        <w:rPr>
-          <w:sz w:val="24"/>
+          <w:vertAlign w:val="superscript"/>
+        </w:rPr>
+      </w:r>
+      <w:r>
+        <w:rPr>
+          <w:sz w:val="24"/>
+          <w:vertAlign w:val="superscript"/>
+        </w:rPr>
+        <w:instrText xml:space="preserve"> \* MERGEFORMAT </w:instrText>
+      </w:r>
+      <w:r>
+        <w:rPr>
+          <w:sz w:val="24"/>
+          <w:vertAlign w:val="superscript"/>
         </w:rPr>
         <w:fldChar w:fldCharType="separate"/>
       </w:r>
       <w:r>
         <w:rPr>
           <w:sz w:val="24"/>
+          <w:vertAlign w:val="superscript"/>
         </w:rPr>
         <w:t>[13]</w:t>
       </w:r>
       <w:r>
         <w:rPr>
           <w:sz w:val="24"/>
+          <w:vertAlign w:val="superscript"/>
         </w:rPr>
         <w:fldChar w:fldCharType="end"/>
       </w:r>
@@ -1425,35 +1490,48 @@
       <w:r>
         <w:rPr>
           <w:sz w:val="24"/>
+          <w:vertAlign w:val="superscript"/>
         </w:rPr>
         <w:fldChar w:fldCharType="begin"/>
       </w:r>
       <w:r>
         <w:rPr>
           <w:sz w:val="24"/>
+          <w:vertAlign w:val="superscript"/>
         </w:rPr>
         <w:instrText xml:space="preserve"> REF _Ref222514137 \r \h </w:instrText>
       </w:r>
       <w:r>
         <w:rPr>
           <w:sz w:val="24"/>
-        </w:rPr>
-      </w:r>
-      <w:r>
-        <w:rPr>
-          <w:sz w:val="24"/>
+          <w:vertAlign w:val="superscript"/>
+        </w:rPr>
+      </w:r>
+      <w:r>
+        <w:rPr>
+          <w:sz w:val="24"/>
+          <w:vertAlign w:val="superscript"/>
+        </w:rPr>
+        <w:instrText xml:space="preserve"> \* MERGEFORMAT </w:instrText>
+      </w:r>
+      <w:r>
+        <w:rPr>
+          <w:sz w:val="24"/>
+          <w:vertAlign w:val="superscript"/>
         </w:rPr>
         <w:fldChar w:fldCharType="separate"/>
       </w:r>
       <w:r>
         <w:rPr>
           <w:sz w:val="24"/>
+          <w:vertAlign w:val="superscript"/>
         </w:rPr>
         <w:t>[1]</w:t>
       </w:r>
       <w:r>
         <w:rPr>
           <w:sz w:val="24"/>
+          <w:vertAlign w:val="superscript"/>
         </w:rPr>
         <w:fldChar w:fldCharType="end"/>
       </w:r>
@@ -1545,12 +1623,14 @@
       <w:r>
         <w:rPr>
           <w:sz w:val="24"/>
+          <w:vertAlign w:val="superscript"/>
         </w:rPr>
         <w:fldChar w:fldCharType="begin"/>
       </w:r>
       <w:r>
         <w:rPr>
           <w:sz w:val="24"/>
+          <w:vertAlign w:val="superscript"/>
         </w:rPr>
         <w:instrText xml:space="preserve"> </w:instrText>
       </w:r>
@@ -1558,35 +1638,48 @@
         <w:rPr>
           <w:rFonts w:hint="eastAsia"/>
           <w:sz w:val="24"/>
+          <w:vertAlign w:val="superscript"/>
         </w:rPr>
         <w:instrText>REF _Ref222514063 \r \h</w:instrText>
       </w:r>
       <w:r>
         <w:rPr>
           <w:sz w:val="24"/>
+          <w:vertAlign w:val="superscript"/>
         </w:rPr>
         <w:instrText xml:space="preserve"> </w:instrText>
       </w:r>
       <w:r>
         <w:rPr>
           <w:sz w:val="24"/>
-        </w:rPr>
-      </w:r>
-      <w:r>
-        <w:rPr>
-          <w:sz w:val="24"/>
+          <w:vertAlign w:val="superscript"/>
+        </w:rPr>
+      </w:r>
+      <w:r>
+        <w:rPr>
+          <w:sz w:val="24"/>
+          <w:vertAlign w:val="superscript"/>
+        </w:rPr>
+        <w:instrText xml:space="preserve"> \* MERGEFORMAT </w:instrText>
+      </w:r>
+      <w:r>
+        <w:rPr>
+          <w:sz w:val="24"/>
+          <w:vertAlign w:val="superscript"/>
         </w:rPr>
         <w:fldChar w:fldCharType="separate"/>
       </w:r>
       <w:r>
         <w:rPr>
           <w:sz w:val="24"/>
+          <w:vertAlign w:val="superscript"/>
         </w:rPr>
         <w:t>[2]</w:t>
       </w:r>
       <w:r>
         <w:rPr>
           <w:sz w:val="24"/>
+          <w:vertAlign w:val="superscript"/>
         </w:rPr>
         <w:fldChar w:fldCharType="end"/>
       </w:r>
@@ -1614,12 +1707,14 @@
       <w:r>
         <w:rPr>
           <w:sz w:val="24"/>
+          <w:vertAlign w:val="superscript"/>
         </w:rPr>
         <w:fldChar w:fldCharType="begin"/>
       </w:r>
       <w:r>
         <w:rPr>
           <w:sz w:val="24"/>
+          <w:vertAlign w:val="superscript"/>
         </w:rPr>
         <w:instrText xml:space="preserve"> </w:instrText>
       </w:r>
@@ -1627,35 +1722,48 @@
         <w:rPr>
           <w:rFonts w:hint="eastAsia"/>
           <w:sz w:val="24"/>
+          <w:vertAlign w:val="superscript"/>
         </w:rPr>
         <w:instrText>REF _Ref222514153 \r \h</w:instrText>
       </w:r>
       <w:r>
         <w:rPr>
           <w:sz w:val="24"/>
+          <w:vertAlign w:val="superscript"/>
         </w:rPr>
         <w:instrText xml:space="preserve"> </w:instrText>
       </w:r>
       <w:r>
         <w:rPr>
           <w:sz w:val="24"/>
-        </w:rPr>
-      </w:r>
-      <w:r>
-        <w:rPr>
-          <w:sz w:val="24"/>
+          <w:vertAlign w:val="superscript"/>
+        </w:rPr>
+      </w:r>
+      <w:r>
+        <w:rPr>
+          <w:sz w:val="24"/>
+          <w:vertAlign w:val="superscript"/>
+        </w:rPr>
+        <w:instrText xml:space="preserve"> \* MERGEFORMAT </w:instrText>
+      </w:r>
+      <w:r>
+        <w:rPr>
+          <w:sz w:val="24"/>
+          <w:vertAlign w:val="superscript"/>
         </w:rPr>
         <w:fldChar w:fldCharType="separate"/>
       </w:r>
       <w:r>
         <w:rPr>
           <w:sz w:val="24"/>
+          <w:vertAlign w:val="superscript"/>
         </w:rPr>
         <w:t>[6]</w:t>
       </w:r>
       <w:r>
         <w:rPr>
           <w:sz w:val="24"/>
+          <w:vertAlign w:val="superscript"/>
         </w:rPr>
         <w:fldChar w:fldCharType="end"/>
       </w:r>
@@ -1705,12 +1813,14 @@
       <w:r>
         <w:rPr>
           <w:sz w:val="24"/>
+          <w:vertAlign w:val="superscript"/>
         </w:rPr>
         <w:fldChar w:fldCharType="begin"/>
       </w:r>
       <w:r>
         <w:rPr>
           <w:sz w:val="24"/>
+          <w:vertAlign w:val="superscript"/>
         </w:rPr>
         <w:instrText xml:space="preserve"> </w:instrText>
       </w:r>
@@ -1718,35 +1828,48 @@
         <w:rPr>
           <w:rFonts w:hint="eastAsia"/>
           <w:sz w:val="24"/>
+          <w:vertAlign w:val="superscript"/>
         </w:rPr>
         <w:instrText>REF _Ref222514137 \r \h</w:instrText>
       </w:r>
       <w:r>
         <w:rPr>
           <w:sz w:val="24"/>
+          <w:vertAlign w:val="superscript"/>
         </w:rPr>
         <w:instrText xml:space="preserve"> </w:instrText>
       </w:r>
       <w:r>
         <w:rPr>
           <w:sz w:val="24"/>
-        </w:rPr>
-      </w:r>
-      <w:r>
-        <w:rPr>
-          <w:sz w:val="24"/>
+          <w:vertAlign w:val="superscript"/>
+        </w:rPr>
+      </w:r>
+      <w:r>
+        <w:rPr>
+          <w:sz w:val="24"/>
+          <w:vertAlign w:val="superscript"/>
+        </w:rPr>
+        <w:instrText xml:space="preserve"> \* MERGEFORMAT </w:instrText>
+      </w:r>
+      <w:r>
+        <w:rPr>
+          <w:sz w:val="24"/>
+          <w:vertAlign w:val="superscript"/>
         </w:rPr>
         <w:fldChar w:fldCharType="separate"/>
       </w:r>
       <w:r>
         <w:rPr>
           <w:sz w:val="24"/>
+          <w:vertAlign w:val="superscript"/>
         </w:rPr>
         <w:t>[1]</w:t>
       </w:r>
       <w:r>
         <w:rPr>
           <w:sz w:val="24"/>
+          <w:vertAlign w:val="superscript"/>
         </w:rPr>
         <w:fldChar w:fldCharType="end"/>
       </w:r>
@@ -1797,12 +1920,14 @@
       <w:r>
         <w:rPr>
           <w:sz w:val="24"/>
+          <w:vertAlign w:val="superscript"/>
         </w:rPr>
         <w:fldChar w:fldCharType="begin"/>
       </w:r>
       <w:r>
         <w:rPr>
           <w:sz w:val="24"/>
+          <w:vertAlign w:val="superscript"/>
         </w:rPr>
         <w:instrText xml:space="preserve"> </w:instrText>
       </w:r>
@@ -1810,35 +1935,48 @@
         <w:rPr>
           <w:rFonts w:hint="eastAsia"/>
           <w:sz w:val="24"/>
+          <w:vertAlign w:val="superscript"/>
         </w:rPr>
         <w:instrText>REF _Ref222514164 \r \h</w:instrText>
       </w:r>
       <w:r>
         <w:rPr>
           <w:sz w:val="24"/>
+          <w:vertAlign w:val="superscript"/>
         </w:rPr>
         <w:instrText xml:space="preserve"> </w:instrText>
       </w:r>
       <w:r>
         <w:rPr>
           <w:sz w:val="24"/>
-        </w:rPr>
-      </w:r>
-      <w:r>
-        <w:rPr>
-          <w:sz w:val="24"/>
+          <w:vertAlign w:val="superscript"/>
+        </w:rPr>
+      </w:r>
+      <w:r>
+        <w:rPr>
+          <w:sz w:val="24"/>
+          <w:vertAlign w:val="superscript"/>
+        </w:rPr>
+        <w:instrText xml:space="preserve"> \* MERGEFORMAT </w:instrText>
+      </w:r>
+      <w:r>
+        <w:rPr>
+          <w:sz w:val="24"/>
+          <w:vertAlign w:val="superscript"/>
         </w:rPr>
         <w:fldChar w:fldCharType="separate"/>
       </w:r>
       <w:r>
         <w:rPr>
           <w:sz w:val="24"/>
+          <w:vertAlign w:val="superscript"/>
         </w:rPr>
         <w:t>[9]</w:t>
       </w:r>
       <w:r>
         <w:rPr>
           <w:sz w:val="24"/>
+          <w:vertAlign w:val="superscript"/>
         </w:rPr>
         <w:fldChar w:fldCharType="end"/>
       </w:r>
@@ -2056,6 +2194,7 @@
         <w:rPr>
           <w:kern w:val="0"/>
           <w:sz w:val="24"/>
+          <w:vertAlign w:val="superscript"/>
         </w:rPr>
         <w:fldChar w:fldCharType="begin"/>
       </w:r>
@@ -2063,6 +2202,7 @@
         <w:rPr>
           <w:kern w:val="0"/>
           <w:sz w:val="24"/>
+          <w:vertAlign w:val="superscript"/>
         </w:rPr>
         <w:instrText xml:space="preserve"> </w:instrText>
       </w:r>
@@ -2071,6 +2211,7 @@
           <w:rFonts w:hint="eastAsia"/>
           <w:kern w:val="0"/>
           <w:sz w:val="24"/>
+          <w:vertAlign w:val="superscript"/>
         </w:rPr>
         <w:instrText>REF _Ref222514171 \r \h</w:instrText>
       </w:r>
@@ -2078,6 +2219,7 @@
         <w:rPr>
           <w:kern w:val="0"/>
           <w:sz w:val="24"/>
+          <w:vertAlign w:val="superscript"/>
         </w:rPr>
         <w:instrText xml:space="preserve"> </w:instrText>
       </w:r>
@@ -2085,12 +2227,22 @@
         <w:rPr>
           <w:kern w:val="0"/>
           <w:sz w:val="24"/>
-        </w:rPr>
-      </w:r>
-      <w:r>
-        <w:rPr>
-          <w:kern w:val="0"/>
-          <w:sz w:val="24"/>
+          <w:vertAlign w:val="superscript"/>
+        </w:rPr>
+      </w:r>
+      <w:r>
+        <w:rPr>
+          <w:kern w:val="0"/>
+          <w:sz w:val="24"/>
+          <w:vertAlign w:val="superscript"/>
+        </w:rPr>
+        <w:instrText xml:space="preserve"> \* MERGEFORMAT </w:instrText>
+      </w:r>
+      <w:r>
+        <w:rPr>
+          <w:kern w:val="0"/>
+          <w:sz w:val="24"/>
+          <w:vertAlign w:val="superscript"/>
         </w:rPr>
         <w:fldChar w:fldCharType="separate"/>
       </w:r>
@@ -2098,6 +2250,7 @@
         <w:rPr>
           <w:kern w:val="0"/>
           <w:sz w:val="24"/>
+          <w:vertAlign w:val="superscript"/>
         </w:rPr>
         <w:t>[5]</w:t>
       </w:r>
@@ -2105,6 +2258,7 @@
         <w:rPr>
           <w:kern w:val="0"/>
           <w:sz w:val="24"/>
+          <w:vertAlign w:val="superscript"/>
         </w:rPr>
         <w:fldChar w:fldCharType="end"/>
       </w:r>
@@ -2246,6 +2400,7 @@
         <w:rPr>
           <w:kern w:val="0"/>
           <w:sz w:val="24"/>
+          <w:vertAlign w:val="superscript"/>
         </w:rPr>
         <w:fldChar w:fldCharType="begin"/>
       </w:r>
@@ -2253,6 +2408,7 @@
         <w:rPr>
           <w:kern w:val="0"/>
           <w:sz w:val="24"/>
+          <w:vertAlign w:val="superscript"/>
         </w:rPr>
         <w:instrText xml:space="preserve"> </w:instrText>
       </w:r>
@@ -2261,6 +2417,7 @@
           <w:rFonts w:hint="eastAsia"/>
           <w:kern w:val="0"/>
           <w:sz w:val="24"/>
+          <w:vertAlign w:val="superscript"/>
         </w:rPr>
         <w:instrText>REF _Ref222514181 \r \h</w:instrText>
       </w:r>
@@ -2268,6 +2425,7 @@
         <w:rPr>
           <w:kern w:val="0"/>
           <w:sz w:val="24"/>
+          <w:vertAlign w:val="superscript"/>
         </w:rPr>
         <w:instrText xml:space="preserve"> </w:instrText>
       </w:r>
@@ -2275,12 +2433,22 @@
         <w:rPr>
           <w:kern w:val="0"/>
           <w:sz w:val="24"/>
-        </w:rPr>
-      </w:r>
-      <w:r>
-        <w:rPr>
-          <w:kern w:val="0"/>
-          <w:sz w:val="24"/>
+          <w:vertAlign w:val="superscript"/>
+        </w:rPr>
+      </w:r>
+      <w:r>
+        <w:rPr>
+          <w:kern w:val="0"/>
+          <w:sz w:val="24"/>
+          <w:vertAlign w:val="superscript"/>
+        </w:rPr>
+        <w:instrText xml:space="preserve"> \* MERGEFORMAT </w:instrText>
+      </w:r>
+      <w:r>
+        <w:rPr>
+          <w:kern w:val="0"/>
+          <w:sz w:val="24"/>
+          <w:vertAlign w:val="superscript"/>
         </w:rPr>
         <w:fldChar w:fldCharType="separate"/>
       </w:r>
@@ -2288,6 +2456,7 @@
         <w:rPr>
           <w:kern w:val="0"/>
           <w:sz w:val="24"/>
+          <w:vertAlign w:val="superscript"/>
         </w:rPr>
         <w:t>[10]</w:t>
       </w:r>
@@ -2295,6 +2464,7 @@
         <w:rPr>
           <w:kern w:val="0"/>
           <w:sz w:val="24"/>
+          <w:vertAlign w:val="superscript"/>
         </w:rPr>
         <w:fldChar w:fldCharType="end"/>
       </w:r>
@@ -2681,6 +2851,7 @@
         <w:rPr>
           <w:kern w:val="0"/>
           <w:sz w:val="24"/>
+          <w:vertAlign w:val="superscript"/>
         </w:rPr>
         <w:fldChar w:fldCharType="begin"/>
       </w:r>
@@ -2688,6 +2859,7 @@
         <w:rPr>
           <w:kern w:val="0"/>
           <w:sz w:val="24"/>
+          <w:vertAlign w:val="superscript"/>
         </w:rPr>
         <w:instrText xml:space="preserve"> </w:instrText>
       </w:r>
@@ -2696,6 +2868,7 @@
           <w:rFonts w:hint="eastAsia"/>
           <w:kern w:val="0"/>
           <w:sz w:val="24"/>
+          <w:vertAlign w:val="superscript"/>
         </w:rPr>
         <w:instrText>REF _Ref222514181 \r \h</w:instrText>
       </w:r>
@@ -2703,6 +2876,7 @@
         <w:rPr>
           <w:kern w:val="0"/>
           <w:sz w:val="24"/>
+          <w:vertAlign w:val="superscript"/>
         </w:rPr>
         <w:instrText xml:space="preserve"> </w:instrText>
       </w:r>
@@ -2710,12 +2884,22 @@
         <w:rPr>
           <w:kern w:val="0"/>
           <w:sz w:val="24"/>
-        </w:rPr>
-      </w:r>
-      <w:r>
-        <w:rPr>
-          <w:kern w:val="0"/>
-          <w:sz w:val="24"/>
+          <w:vertAlign w:val="superscript"/>
+        </w:rPr>
+      </w:r>
+      <w:r>
+        <w:rPr>
+          <w:kern w:val="0"/>
+          <w:sz w:val="24"/>
+          <w:vertAlign w:val="superscript"/>
+        </w:rPr>
+        <w:instrText xml:space="preserve"> \* MERGEFORMAT </w:instrText>
+      </w:r>
+      <w:r>
+        <w:rPr>
+          <w:kern w:val="0"/>
+          <w:sz w:val="24"/>
+          <w:vertAlign w:val="superscript"/>
         </w:rPr>
         <w:fldChar w:fldCharType="separate"/>
       </w:r>
@@ -2723,6 +2907,7 @@
         <w:rPr>
           <w:kern w:val="0"/>
           <w:sz w:val="24"/>
+          <w:vertAlign w:val="superscript"/>
         </w:rPr>
         <w:t>[10]</w:t>
       </w:r>
@@ -2730,6 +2915,7 @@
         <w:rPr>
           <w:kern w:val="0"/>
           <w:sz w:val="24"/>
+          <w:vertAlign w:val="superscript"/>
         </w:rPr>
         <w:fldChar w:fldCharType="end"/>
       </w:r>
@@ -2934,6 +3120,7 @@
         <w:rPr>
           <w:kern w:val="0"/>
           <w:sz w:val="24"/>
+          <w:vertAlign w:val="superscript"/>
         </w:rPr>
         <w:fldChar w:fldCharType="begin"/>
       </w:r>
@@ -2941,6 +3128,7 @@
         <w:rPr>
           <w:kern w:val="0"/>
           <w:sz w:val="24"/>
+          <w:vertAlign w:val="superscript"/>
         </w:rPr>
         <w:instrText xml:space="preserve"> </w:instrText>
       </w:r>
@@ -2949,6 +3137,7 @@
           <w:rFonts w:hint="eastAsia"/>
           <w:kern w:val="0"/>
           <w:sz w:val="24"/>
+          <w:vertAlign w:val="superscript"/>
         </w:rPr>
         <w:instrText>REF _Ref222514171 \r \h</w:instrText>
       </w:r>
@@ -2956,6 +3145,7 @@
         <w:rPr>
           <w:kern w:val="0"/>
           <w:sz w:val="24"/>
+          <w:vertAlign w:val="superscript"/>
         </w:rPr>
         <w:instrText xml:space="preserve"> </w:instrText>
       </w:r>
@@ -2963,12 +3153,22 @@
         <w:rPr>
           <w:kern w:val="0"/>
           <w:sz w:val="24"/>
-        </w:rPr>
-      </w:r>
-      <w:r>
-        <w:rPr>
-          <w:kern w:val="0"/>
-          <w:sz w:val="24"/>
+          <w:vertAlign w:val="superscript"/>
+        </w:rPr>
+      </w:r>
+      <w:r>
+        <w:rPr>
+          <w:kern w:val="0"/>
+          <w:sz w:val="24"/>
+          <w:vertAlign w:val="superscript"/>
+        </w:rPr>
+        <w:instrText xml:space="preserve"> \* MERGEFORMAT </w:instrText>
+      </w:r>
+      <w:r>
+        <w:rPr>
+          <w:kern w:val="0"/>
+          <w:sz w:val="24"/>
+          <w:vertAlign w:val="superscript"/>
         </w:rPr>
         <w:fldChar w:fldCharType="separate"/>
       </w:r>
@@ -2976,6 +3176,7 @@
         <w:rPr>
           <w:kern w:val="0"/>
           <w:sz w:val="24"/>
+          <w:vertAlign w:val="superscript"/>
         </w:rPr>
         <w:t>[5]</w:t>
       </w:r>
@@ -2983,6 +3184,7 @@
         <w:rPr>
           <w:kern w:val="0"/>
           <w:sz w:val="24"/>
+          <w:vertAlign w:val="superscript"/>
         </w:rPr>
         <w:fldChar w:fldCharType="end"/>
       </w:r>
@@ -3154,6 +3356,7 @@
         <w:rPr>
           <w:kern w:val="0"/>
           <w:sz w:val="24"/>
+          <w:vertAlign w:val="superscript"/>
         </w:rPr>
         <w:fldChar w:fldCharType="begin"/>
       </w:r>
@@ -3161,6 +3364,7 @@
         <w:rPr>
           <w:kern w:val="0"/>
           <w:sz w:val="24"/>
+          <w:vertAlign w:val="superscript"/>
         </w:rPr>
         <w:instrText xml:space="preserve"> </w:instrText>
       </w:r>
@@ -3169,6 +3373,7 @@
           <w:rFonts w:hint="eastAsia"/>
           <w:kern w:val="0"/>
           <w:sz w:val="24"/>
+          <w:vertAlign w:val="superscript"/>
         </w:rPr>
         <w:instrText>REF _Ref222514212 \r \h</w:instrText>
       </w:r>
@@ -3176,6 +3381,7 @@
         <w:rPr>
           <w:kern w:val="0"/>
           <w:sz w:val="24"/>
+          <w:vertAlign w:val="superscript"/>
         </w:rPr>
         <w:instrText xml:space="preserve"> </w:instrText>
       </w:r>
@@ -3183,12 +3389,22 @@
         <w:rPr>
           <w:kern w:val="0"/>
           <w:sz w:val="24"/>
-        </w:rPr>
-      </w:r>
-      <w:r>
-        <w:rPr>
-          <w:kern w:val="0"/>
-          <w:sz w:val="24"/>
+          <w:vertAlign w:val="superscript"/>
+        </w:rPr>
+      </w:r>
+      <w:r>
+        <w:rPr>
+          <w:kern w:val="0"/>
+          <w:sz w:val="24"/>
+          <w:vertAlign w:val="superscript"/>
+        </w:rPr>
+        <w:instrText xml:space="preserve"> \* MERGEFORMAT </w:instrText>
+      </w:r>
+      <w:r>
+        <w:rPr>
+          <w:kern w:val="0"/>
+          <w:sz w:val="24"/>
+          <w:vertAlign w:val="superscript"/>
         </w:rPr>
         <w:fldChar w:fldCharType="separate"/>
       </w:r>
@@ -3196,6 +3412,7 @@
         <w:rPr>
           <w:kern w:val="0"/>
           <w:sz w:val="24"/>
+          <w:vertAlign w:val="superscript"/>
         </w:rPr>
         <w:t>[11]</w:t>
       </w:r>
@@ -3203,6 +3420,7 @@
         <w:rPr>
           <w:kern w:val="0"/>
           <w:sz w:val="24"/>
+          <w:vertAlign w:val="superscript"/>
         </w:rPr>
         <w:fldChar w:fldCharType="end"/>
       </w:r>
@@ -3210,6 +3428,7 @@
         <w:rPr>
           <w:kern w:val="0"/>
           <w:sz w:val="24"/>
+          <w:vertAlign w:val="superscript"/>
         </w:rPr>
         <w:fldChar w:fldCharType="begin"/>
       </w:r>
@@ -3217,6 +3436,7 @@
         <w:rPr>
           <w:kern w:val="0"/>
           <w:sz w:val="24"/>
+          <w:vertAlign w:val="superscript"/>
         </w:rPr>
         <w:instrText xml:space="preserve"> REF _Ref222514213 \r \h </w:instrText>
       </w:r>
@@ -3224,12 +3444,22 @@
         <w:rPr>
           <w:kern w:val="0"/>
           <w:sz w:val="24"/>
-        </w:rPr>
-      </w:r>
-      <w:r>
-        <w:rPr>
-          <w:kern w:val="0"/>
-          <w:sz w:val="24"/>
+          <w:vertAlign w:val="superscript"/>
+        </w:rPr>
+      </w:r>
+      <w:r>
+        <w:rPr>
+          <w:kern w:val="0"/>
+          <w:sz w:val="24"/>
+          <w:vertAlign w:val="superscript"/>
+        </w:rPr>
+        <w:instrText xml:space="preserve"> \* MERGEFORMAT </w:instrText>
+      </w:r>
+      <w:r>
+        <w:rPr>
+          <w:kern w:val="0"/>
+          <w:sz w:val="24"/>
+          <w:vertAlign w:val="superscript"/>
         </w:rPr>
         <w:fldChar w:fldCharType="separate"/>
       </w:r>
@@ -3237,6 +3467,7 @@
         <w:rPr>
           <w:kern w:val="0"/>
           <w:sz w:val="24"/>
+          <w:vertAlign w:val="superscript"/>
         </w:rPr>
         <w:t>[12]</w:t>
       </w:r>
@@ -3244,6 +3475,7 @@
         <w:rPr>
           <w:kern w:val="0"/>
           <w:sz w:val="24"/>
+          <w:vertAlign w:val="superscript"/>
         </w:rPr>
         <w:fldChar w:fldCharType="end"/>
       </w:r>
@@ -3355,6 +3587,7 @@
         <w:rPr>
           <w:kern w:val="0"/>
           <w:sz w:val="24"/>
+          <w:vertAlign w:val="superscript"/>
         </w:rPr>
         <w:fldChar w:fldCharType="begin"/>
       </w:r>
@@ -3362,6 +3595,7 @@
         <w:rPr>
           <w:kern w:val="0"/>
           <w:sz w:val="24"/>
+          <w:vertAlign w:val="superscript"/>
         </w:rPr>
         <w:instrText xml:space="preserve"> </w:instrText>
       </w:r>
@@ -3370,6 +3604,7 @@
           <w:rFonts w:hint="eastAsia"/>
           <w:kern w:val="0"/>
           <w:sz w:val="24"/>
+          <w:vertAlign w:val="superscript"/>
         </w:rPr>
         <w:instrText>REF _Ref222514181 \r \h</w:instrText>
       </w:r>
@@ -3377,6 +3612,7 @@
         <w:rPr>
           <w:kern w:val="0"/>
           <w:sz w:val="24"/>
+          <w:vertAlign w:val="superscript"/>
         </w:rPr>
         <w:instrText xml:space="preserve"> </w:instrText>
       </w:r>
@@ -3384,12 +3620,22 @@
         <w:rPr>
           <w:kern w:val="0"/>
           <w:sz w:val="24"/>
-        </w:rPr>
-      </w:r>
-      <w:r>
-        <w:rPr>
-          <w:kern w:val="0"/>
-          <w:sz w:val="24"/>
+          <w:vertAlign w:val="superscript"/>
+        </w:rPr>
+      </w:r>
+      <w:r>
+        <w:rPr>
+          <w:kern w:val="0"/>
+          <w:sz w:val="24"/>
+          <w:vertAlign w:val="superscript"/>
+        </w:rPr>
+        <w:instrText xml:space="preserve"> \* MERGEFORMAT </w:instrText>
+      </w:r>
+      <w:r>
+        <w:rPr>
+          <w:kern w:val="0"/>
+          <w:sz w:val="24"/>
+          <w:vertAlign w:val="superscript"/>
         </w:rPr>
         <w:fldChar w:fldCharType="separate"/>
       </w:r>
@@ -3397,6 +3643,7 @@
         <w:rPr>
           <w:kern w:val="0"/>
           <w:sz w:val="24"/>
+          <w:vertAlign w:val="superscript"/>
         </w:rPr>
         <w:t>[10]</w:t>
       </w:r>
@@ -3404,6 +3651,7 @@
         <w:rPr>
           <w:kern w:val="0"/>
           <w:sz w:val="24"/>
+          <w:vertAlign w:val="superscript"/>
         </w:rPr>
         <w:fldChar w:fldCharType="end"/>
       </w:r>
@@ -3475,6 +3723,7 @@
         <w:rPr>
           <w:kern w:val="0"/>
           <w:sz w:val="24"/>
+          <w:vertAlign w:val="superscript"/>
         </w:rPr>
         <w:fldChar w:fldCharType="begin"/>
       </w:r>
@@ -3482,6 +3731,7 @@
         <w:rPr>
           <w:kern w:val="0"/>
           <w:sz w:val="24"/>
+          <w:vertAlign w:val="superscript"/>
         </w:rPr>
         <w:instrText xml:space="preserve"> </w:instrText>
       </w:r>
@@ -3490,6 +3740,7 @@
           <w:rFonts w:hint="eastAsia"/>
           <w:kern w:val="0"/>
           <w:sz w:val="24"/>
+          <w:vertAlign w:val="superscript"/>
         </w:rPr>
         <w:instrText>REF _Ref222514228 \r \h</w:instrText>
       </w:r>
@@ -3497,6 +3748,7 @@
         <w:rPr>
           <w:kern w:val="0"/>
           <w:sz w:val="24"/>
+          <w:vertAlign w:val="superscript"/>
         </w:rPr>
         <w:instrText xml:space="preserve"> </w:instrText>
       </w:r>
@@ -3504,12 +3756,22 @@
         <w:rPr>
           <w:kern w:val="0"/>
           <w:sz w:val="24"/>
-        </w:rPr>
-      </w:r>
-      <w:r>
-        <w:rPr>
-          <w:kern w:val="0"/>
-          <w:sz w:val="24"/>
+          <w:vertAlign w:val="superscript"/>
+        </w:rPr>
+      </w:r>
+      <w:r>
+        <w:rPr>
+          <w:kern w:val="0"/>
+          <w:sz w:val="24"/>
+          <w:vertAlign w:val="superscript"/>
+        </w:rPr>
+        <w:instrText xml:space="preserve"> \* MERGEFORMAT </w:instrText>
+      </w:r>
+      <w:r>
+        <w:rPr>
+          <w:kern w:val="0"/>
+          <w:sz w:val="24"/>
+          <w:vertAlign w:val="superscript"/>
         </w:rPr>
         <w:fldChar w:fldCharType="separate"/>
       </w:r>
@@ -3517,6 +3779,7 @@
         <w:rPr>
           <w:kern w:val="0"/>
           <w:sz w:val="24"/>
+          <w:vertAlign w:val="superscript"/>
         </w:rPr>
         <w:t>[14]</w:t>
       </w:r>
@@ -3524,6 +3787,7 @@
         <w:rPr>
           <w:kern w:val="0"/>
           <w:sz w:val="24"/>
+          <w:vertAlign w:val="superscript"/>
         </w:rPr>
         <w:fldChar w:fldCharType="end"/>
       </w:r>

--- a/文献综述.docx
+++ b/文献综述.docx
@@ -717,6 +717,14 @@
           <w:sz w:val="32"/>
           <w:szCs w:val="32"/>
         </w:rPr>
+        <w:t>2026</w:t>
+      </w:r>
+      <w:r>
+        <w:rPr>
+          <w:rFonts w:eastAsia="黑体" w:hint="eastAsia"/>
+          <w:sz w:val="32"/>
+          <w:szCs w:val="32"/>
+        </w:rPr>
         <w:t>年</w:t>
       </w:r>
       <w:r>
@@ -733,7 +741,7 @@
           <w:sz w:val="32"/>
           <w:szCs w:val="32"/>
         </w:rPr>
-        <w:t xml:space="preserve">  </w:t>
+        <w:t>3</w:t>
       </w:r>
       <w:r>
         <w:rPr>
@@ -741,6 +749,14 @@
           <w:sz w:val="32"/>
           <w:szCs w:val="32"/>
         </w:rPr>
+        <w:t xml:space="preserve"> </w:t>
+      </w:r>
+      <w:r>
+        <w:rPr>
+          <w:rFonts w:eastAsia="黑体" w:hint="eastAsia"/>
+          <w:sz w:val="32"/>
+          <w:szCs w:val="32"/>
+        </w:rPr>
         <w:t>月</w:t>
       </w:r>
       <w:r>
@@ -757,7 +773,15 @@
           <w:sz w:val="32"/>
           <w:szCs w:val="32"/>
         </w:rPr>
-        <w:t xml:space="preserve">  </w:t>
+        <w:t>20</w:t>
+      </w:r>
+      <w:r>
+        <w:rPr>
+          <w:rFonts w:eastAsia="黑体" w:hint="eastAsia"/>
+          <w:sz w:val="32"/>
+          <w:szCs w:val="32"/>
+        </w:rPr>
+        <w:t xml:space="preserve"> </w:t>
       </w:r>
       <w:r>
         <w:rPr>
@@ -1113,12 +1137,6 @@
           <w:sz w:val="24"/>
           <w:vertAlign w:val="superscript"/>
         </w:rPr>
-      </w:r>
-      <w:r>
-        <w:rPr>
-          <w:sz w:val="24"/>
-          <w:vertAlign w:val="superscript"/>
-        </w:rPr>
         <w:instrText xml:space="preserve"> \* MERGEFORMAT </w:instrText>
       </w:r>
       <w:r>
@@ -1126,6 +1144,12 @@
           <w:sz w:val="24"/>
           <w:vertAlign w:val="superscript"/>
         </w:rPr>
+      </w:r>
+      <w:r>
+        <w:rPr>
+          <w:sz w:val="24"/>
+          <w:vertAlign w:val="superscript"/>
+        </w:rPr>
         <w:fldChar w:fldCharType="separate"/>
       </w:r>
       <w:r>
@@ -1243,12 +1267,6 @@
           <w:sz w:val="24"/>
           <w:vertAlign w:val="superscript"/>
         </w:rPr>
-      </w:r>
-      <w:r>
-        <w:rPr>
-          <w:sz w:val="24"/>
-          <w:vertAlign w:val="superscript"/>
-        </w:rPr>
         <w:instrText xml:space="preserve"> \* MERGEFORMAT </w:instrText>
       </w:r>
       <w:r>
@@ -1256,6 +1274,12 @@
           <w:sz w:val="24"/>
           <w:vertAlign w:val="superscript"/>
         </w:rPr>
+      </w:r>
+      <w:r>
+        <w:rPr>
+          <w:sz w:val="24"/>
+          <w:vertAlign w:val="superscript"/>
+        </w:rPr>
         <w:fldChar w:fldCharType="separate"/>
       </w:r>
       <w:r>
@@ -1291,12 +1315,6 @@
           <w:sz w:val="24"/>
           <w:vertAlign w:val="superscript"/>
         </w:rPr>
-      </w:r>
-      <w:r>
-        <w:rPr>
-          <w:sz w:val="24"/>
-          <w:vertAlign w:val="superscript"/>
-        </w:rPr>
         <w:instrText xml:space="preserve"> \* MERGEFORMAT </w:instrText>
       </w:r>
       <w:r>
@@ -1304,6 +1322,12 @@
           <w:sz w:val="24"/>
           <w:vertAlign w:val="superscript"/>
         </w:rPr>
+      </w:r>
+      <w:r>
+        <w:rPr>
+          <w:sz w:val="24"/>
+          <w:vertAlign w:val="superscript"/>
+        </w:rPr>
         <w:fldChar w:fldCharType="separate"/>
       </w:r>
       <w:r>
@@ -1339,12 +1363,6 @@
           <w:sz w:val="24"/>
           <w:vertAlign w:val="superscript"/>
         </w:rPr>
-      </w:r>
-      <w:r>
-        <w:rPr>
-          <w:sz w:val="24"/>
-          <w:vertAlign w:val="superscript"/>
-        </w:rPr>
         <w:instrText xml:space="preserve"> \* MERGEFORMAT </w:instrText>
       </w:r>
       <w:r>
@@ -1352,6 +1370,12 @@
           <w:sz w:val="24"/>
           <w:vertAlign w:val="superscript"/>
         </w:rPr>
+      </w:r>
+      <w:r>
+        <w:rPr>
+          <w:sz w:val="24"/>
+          <w:vertAlign w:val="superscript"/>
+        </w:rPr>
         <w:fldChar w:fldCharType="separate"/>
       </w:r>
       <w:r>
@@ -1393,13 +1417,13 @@
           <w:sz w:val="24"/>
           <w:vertAlign w:val="superscript"/>
         </w:rPr>
-      </w:r>
-      <w:r>
-        <w:rPr>
-          <w:sz w:val="24"/>
-          <w:vertAlign w:val="superscript"/>
-        </w:rPr>
         <w:instrText xml:space="preserve"> \* MERGEFORMAT </w:instrText>
+      </w:r>
+      <w:r>
+        <w:rPr>
+          <w:sz w:val="24"/>
+          <w:vertAlign w:val="superscript"/>
+        </w:rPr>
       </w:r>
       <w:r>
         <w:rPr>
@@ -1506,13 +1530,13 @@
           <w:sz w:val="24"/>
           <w:vertAlign w:val="superscript"/>
         </w:rPr>
-      </w:r>
-      <w:r>
-        <w:rPr>
-          <w:sz w:val="24"/>
-          <w:vertAlign w:val="superscript"/>
-        </w:rPr>
         <w:instrText xml:space="preserve"> \* MERGEFORMAT </w:instrText>
+      </w:r>
+      <w:r>
+        <w:rPr>
+          <w:sz w:val="24"/>
+          <w:vertAlign w:val="superscript"/>
+        </w:rPr>
       </w:r>
       <w:r>
         <w:rPr>
@@ -1654,12 +1678,6 @@
           <w:sz w:val="24"/>
           <w:vertAlign w:val="superscript"/>
         </w:rPr>
-      </w:r>
-      <w:r>
-        <w:rPr>
-          <w:sz w:val="24"/>
-          <w:vertAlign w:val="superscript"/>
-        </w:rPr>
         <w:instrText xml:space="preserve"> \* MERGEFORMAT </w:instrText>
       </w:r>
       <w:r>
@@ -1667,6 +1685,12 @@
           <w:sz w:val="24"/>
           <w:vertAlign w:val="superscript"/>
         </w:rPr>
+      </w:r>
+      <w:r>
+        <w:rPr>
+          <w:sz w:val="24"/>
+          <w:vertAlign w:val="superscript"/>
+        </w:rPr>
         <w:fldChar w:fldCharType="separate"/>
       </w:r>
       <w:r>
@@ -1738,13 +1762,13 @@
           <w:sz w:val="24"/>
           <w:vertAlign w:val="superscript"/>
         </w:rPr>
-      </w:r>
-      <w:r>
-        <w:rPr>
-          <w:sz w:val="24"/>
-          <w:vertAlign w:val="superscript"/>
-        </w:rPr>
         <w:instrText xml:space="preserve"> \* MERGEFORMAT </w:instrText>
+      </w:r>
+      <w:r>
+        <w:rPr>
+          <w:sz w:val="24"/>
+          <w:vertAlign w:val="superscript"/>
+        </w:rPr>
       </w:r>
       <w:r>
         <w:rPr>
@@ -1844,13 +1868,13 @@
           <w:sz w:val="24"/>
           <w:vertAlign w:val="superscript"/>
         </w:rPr>
-      </w:r>
-      <w:r>
-        <w:rPr>
-          <w:sz w:val="24"/>
-          <w:vertAlign w:val="superscript"/>
-        </w:rPr>
         <w:instrText xml:space="preserve"> \* MERGEFORMAT </w:instrText>
+      </w:r>
+      <w:r>
+        <w:rPr>
+          <w:sz w:val="24"/>
+          <w:vertAlign w:val="superscript"/>
+        </w:rPr>
       </w:r>
       <w:r>
         <w:rPr>
@@ -1951,13 +1975,13 @@
           <w:sz w:val="24"/>
           <w:vertAlign w:val="superscript"/>
         </w:rPr>
-      </w:r>
-      <w:r>
-        <w:rPr>
-          <w:sz w:val="24"/>
-          <w:vertAlign w:val="superscript"/>
-        </w:rPr>
         <w:instrText xml:space="preserve"> \* MERGEFORMAT </w:instrText>
+      </w:r>
+      <w:r>
+        <w:rPr>
+          <w:sz w:val="24"/>
+          <w:vertAlign w:val="superscript"/>
+        </w:rPr>
       </w:r>
       <w:r>
         <w:rPr>
@@ -2229,14 +2253,14 @@
           <w:sz w:val="24"/>
           <w:vertAlign w:val="superscript"/>
         </w:rPr>
-      </w:r>
-      <w:r>
-        <w:rPr>
-          <w:kern w:val="0"/>
-          <w:sz w:val="24"/>
-          <w:vertAlign w:val="superscript"/>
-        </w:rPr>
         <w:instrText xml:space="preserve"> \* MERGEFORMAT </w:instrText>
+      </w:r>
+      <w:r>
+        <w:rPr>
+          <w:kern w:val="0"/>
+          <w:sz w:val="24"/>
+          <w:vertAlign w:val="superscript"/>
+        </w:rPr>
       </w:r>
       <w:r>
         <w:rPr>
@@ -2435,14 +2459,14 @@
           <w:sz w:val="24"/>
           <w:vertAlign w:val="superscript"/>
         </w:rPr>
-      </w:r>
-      <w:r>
-        <w:rPr>
-          <w:kern w:val="0"/>
-          <w:sz w:val="24"/>
-          <w:vertAlign w:val="superscript"/>
-        </w:rPr>
         <w:instrText xml:space="preserve"> \* MERGEFORMAT </w:instrText>
+      </w:r>
+      <w:r>
+        <w:rPr>
+          <w:kern w:val="0"/>
+          <w:sz w:val="24"/>
+          <w:vertAlign w:val="superscript"/>
+        </w:rPr>
       </w:r>
       <w:r>
         <w:rPr>
@@ -2518,6 +2542,7 @@
         <w:rPr>
           <w:kern w:val="0"/>
           <w:sz w:val="24"/>
+          <w:vertAlign w:val="superscript"/>
         </w:rPr>
         <w:fldChar w:fldCharType="begin"/>
       </w:r>
@@ -2525,6 +2550,7 @@
         <w:rPr>
           <w:kern w:val="0"/>
           <w:sz w:val="24"/>
+          <w:vertAlign w:val="superscript"/>
         </w:rPr>
         <w:instrText xml:space="preserve"> </w:instrText>
       </w:r>
@@ -2533,6 +2559,7 @@
           <w:rFonts w:hint="eastAsia"/>
           <w:kern w:val="0"/>
           <w:sz w:val="24"/>
+          <w:vertAlign w:val="superscript"/>
         </w:rPr>
         <w:instrText>REF _Ref222514127 \r \h</w:instrText>
       </w:r>
@@ -2540,6 +2567,7 @@
         <w:rPr>
           <w:kern w:val="0"/>
           <w:sz w:val="24"/>
+          <w:vertAlign w:val="superscript"/>
         </w:rPr>
         <w:instrText xml:space="preserve"> </w:instrText>
       </w:r>
@@ -2547,12 +2575,22 @@
         <w:rPr>
           <w:kern w:val="0"/>
           <w:sz w:val="24"/>
-        </w:rPr>
-      </w:r>
-      <w:r>
-        <w:rPr>
-          <w:kern w:val="0"/>
-          <w:sz w:val="24"/>
+          <w:vertAlign w:val="superscript"/>
+        </w:rPr>
+      </w:r>
+      <w:r>
+        <w:rPr>
+          <w:kern w:val="0"/>
+          <w:sz w:val="24"/>
+          <w:vertAlign w:val="superscript"/>
+        </w:rPr>
+        <w:instrText xml:space="preserve"> \* MERGEFORMAT </w:instrText>
+      </w:r>
+      <w:r>
+        <w:rPr>
+          <w:kern w:val="0"/>
+          <w:sz w:val="24"/>
+          <w:vertAlign w:val="superscript"/>
         </w:rPr>
         <w:fldChar w:fldCharType="separate"/>
       </w:r>
@@ -2560,6 +2598,7 @@
         <w:rPr>
           <w:kern w:val="0"/>
           <w:sz w:val="24"/>
+          <w:vertAlign w:val="superscript"/>
         </w:rPr>
         <w:t>[13]</w:t>
       </w:r>
@@ -2567,6 +2606,7 @@
         <w:rPr>
           <w:kern w:val="0"/>
           <w:sz w:val="24"/>
+          <w:vertAlign w:val="superscript"/>
         </w:rPr>
         <w:fldChar w:fldCharType="end"/>
       </w:r>
@@ -2645,7 +2685,7 @@
           <w:kern w:val="0"/>
           <w:sz w:val="24"/>
         </w:rPr>
-        <w:t>的视频目标检测系统设计可以从以下几个方面展开：</w:t>
+        <w:t>的系统设计可以从以下几个方面展开：</w:t>
       </w:r>
     </w:p>
     <w:p>
@@ -2886,13 +2926,6 @@
           <w:sz w:val="24"/>
           <w:vertAlign w:val="superscript"/>
         </w:rPr>
-      </w:r>
-      <w:r>
-        <w:rPr>
-          <w:kern w:val="0"/>
-          <w:sz w:val="24"/>
-          <w:vertAlign w:val="superscript"/>
-        </w:rPr>
         <w:instrText xml:space="preserve"> \* MERGEFORMAT </w:instrText>
       </w:r>
       <w:r>
@@ -2901,6 +2934,13 @@
           <w:sz w:val="24"/>
           <w:vertAlign w:val="superscript"/>
         </w:rPr>
+      </w:r>
+      <w:r>
+        <w:rPr>
+          <w:kern w:val="0"/>
+          <w:sz w:val="24"/>
+          <w:vertAlign w:val="superscript"/>
+        </w:rPr>
         <w:fldChar w:fldCharType="separate"/>
       </w:r>
       <w:r>
@@ -2926,6 +2966,46 @@
           <w:sz w:val="24"/>
         </w:rPr>
         <w:t>。</w:t>
+      </w:r>
+      <w:r>
+        <w:rPr>
+          <w:rFonts w:hint="eastAsia"/>
+          <w:kern w:val="0"/>
+          <w:sz w:val="24"/>
+        </w:rPr>
+        <w:t>虽然</w:t>
+      </w:r>
+      <w:r>
+        <w:rPr>
+          <w:rFonts w:hint="eastAsia"/>
+          <w:kern w:val="0"/>
+          <w:sz w:val="24"/>
+        </w:rPr>
+        <w:t>MAUI</w:t>
+      </w:r>
+      <w:r>
+        <w:rPr>
+          <w:rFonts w:hint="eastAsia"/>
+          <w:kern w:val="0"/>
+          <w:sz w:val="24"/>
+        </w:rPr>
+        <w:t>支持多平台，但本项目专注于</w:t>
+      </w:r>
+      <w:r>
+        <w:rPr>
+          <w:rFonts w:hint="eastAsia"/>
+          <w:kern w:val="0"/>
+          <w:sz w:val="24"/>
+        </w:rPr>
+        <w:t>Windows</w:t>
+      </w:r>
+      <w:r>
+        <w:rPr>
+          <w:rFonts w:hint="eastAsia"/>
+          <w:kern w:val="0"/>
+          <w:sz w:val="24"/>
+        </w:rPr>
+        <w:t>平台的实现。</w:t>
       </w:r>
     </w:p>
     <w:p>
@@ -3155,14 +3235,14 @@
           <w:sz w:val="24"/>
           <w:vertAlign w:val="superscript"/>
         </w:rPr>
-      </w:r>
-      <w:r>
-        <w:rPr>
-          <w:kern w:val="0"/>
-          <w:sz w:val="24"/>
-          <w:vertAlign w:val="superscript"/>
-        </w:rPr>
         <w:instrText xml:space="preserve"> \* MERGEFORMAT </w:instrText>
+      </w:r>
+      <w:r>
+        <w:rPr>
+          <w:kern w:val="0"/>
+          <w:sz w:val="24"/>
+          <w:vertAlign w:val="superscript"/>
+        </w:rPr>
       </w:r>
       <w:r>
         <w:rPr>
@@ -3391,13 +3471,6 @@
           <w:sz w:val="24"/>
           <w:vertAlign w:val="superscript"/>
         </w:rPr>
-      </w:r>
-      <w:r>
-        <w:rPr>
-          <w:kern w:val="0"/>
-          <w:sz w:val="24"/>
-          <w:vertAlign w:val="superscript"/>
-        </w:rPr>
         <w:instrText xml:space="preserve"> \* MERGEFORMAT </w:instrText>
       </w:r>
       <w:r>
@@ -3406,6 +3479,13 @@
           <w:sz w:val="24"/>
           <w:vertAlign w:val="superscript"/>
         </w:rPr>
+      </w:r>
+      <w:r>
+        <w:rPr>
+          <w:kern w:val="0"/>
+          <w:sz w:val="24"/>
+          <w:vertAlign w:val="superscript"/>
+        </w:rPr>
         <w:fldChar w:fldCharType="separate"/>
       </w:r>
       <w:r>
@@ -3446,14 +3526,14 @@
           <w:sz w:val="24"/>
           <w:vertAlign w:val="superscript"/>
         </w:rPr>
-      </w:r>
-      <w:r>
-        <w:rPr>
-          <w:kern w:val="0"/>
-          <w:sz w:val="24"/>
-          <w:vertAlign w:val="superscript"/>
-        </w:rPr>
         <w:instrText xml:space="preserve"> \* MERGEFORMAT </w:instrText>
+      </w:r>
+      <w:r>
+        <w:rPr>
+          <w:kern w:val="0"/>
+          <w:sz w:val="24"/>
+          <w:vertAlign w:val="superscript"/>
+        </w:rPr>
       </w:r>
       <w:r>
         <w:rPr>
@@ -3622,14 +3702,14 @@
           <w:sz w:val="24"/>
           <w:vertAlign w:val="superscript"/>
         </w:rPr>
-      </w:r>
-      <w:r>
-        <w:rPr>
-          <w:kern w:val="0"/>
-          <w:sz w:val="24"/>
-          <w:vertAlign w:val="superscript"/>
-        </w:rPr>
         <w:instrText xml:space="preserve"> \* MERGEFORMAT </w:instrText>
+      </w:r>
+      <w:r>
+        <w:rPr>
+          <w:kern w:val="0"/>
+          <w:sz w:val="24"/>
+          <w:vertAlign w:val="superscript"/>
+        </w:rPr>
       </w:r>
       <w:r>
         <w:rPr>
@@ -3758,14 +3838,14 @@
           <w:sz w:val="24"/>
           <w:vertAlign w:val="superscript"/>
         </w:rPr>
-      </w:r>
-      <w:r>
-        <w:rPr>
-          <w:kern w:val="0"/>
-          <w:sz w:val="24"/>
-          <w:vertAlign w:val="superscript"/>
-        </w:rPr>
         <w:instrText xml:space="preserve"> \* MERGEFORMAT </w:instrText>
+      </w:r>
+      <w:r>
+        <w:rPr>
+          <w:kern w:val="0"/>
+          <w:sz w:val="24"/>
+          <w:vertAlign w:val="superscript"/>
+        </w:rPr>
       </w:r>
       <w:r>
         <w:rPr>
@@ -4133,24 +4213,88 @@
           <w:szCs w:val="21"/>
         </w:rPr>
       </w:pPr>
-      <w:bookmarkStart w:id="19" w:name="_Ref222514153"/>
-      <w:proofErr w:type="spellStart"/>
-      <w:r>
-        <w:rPr>
-          <w:kern w:val="0"/>
-          <w:szCs w:val="21"/>
-        </w:rPr>
-        <w:t>Jocher</w:t>
-      </w:r>
-      <w:proofErr w:type="spellEnd"/>
-      <w:r>
-        <w:rPr>
-          <w:kern w:val="0"/>
-          <w:szCs w:val="21"/>
-        </w:rPr>
-        <w:t xml:space="preserve"> Glenn. Yolov8. https://github.com/ultralytics/ultralytics/tree/ main, 2023.</w:t>
-      </w:r>
-      <w:bookmarkEnd w:id="19"/>
+      <w:proofErr w:type="gramStart"/>
+      <w:r>
+        <w:rPr>
+          <w:rFonts w:hint="eastAsia"/>
+          <w:kern w:val="0"/>
+          <w:szCs w:val="21"/>
+        </w:rPr>
+        <w:t>田鹏</w:t>
+      </w:r>
+      <w:r>
+        <w:rPr>
+          <w:rFonts w:hint="eastAsia"/>
+          <w:kern w:val="0"/>
+          <w:szCs w:val="21"/>
+        </w:rPr>
+        <w:t>,</w:t>
+      </w:r>
+      <w:r>
+        <w:rPr>
+          <w:rFonts w:hint="eastAsia"/>
+          <w:kern w:val="0"/>
+          <w:szCs w:val="21"/>
+        </w:rPr>
+        <w:t>毛力</w:t>
+      </w:r>
+      <w:proofErr w:type="gramEnd"/>
+      <w:r>
+        <w:rPr>
+          <w:rFonts w:hint="eastAsia"/>
+          <w:kern w:val="0"/>
+          <w:szCs w:val="21"/>
+        </w:rPr>
+        <w:t>.</w:t>
+      </w:r>
+      <w:r>
+        <w:rPr>
+          <w:rFonts w:hint="eastAsia"/>
+          <w:kern w:val="0"/>
+          <w:szCs w:val="21"/>
+        </w:rPr>
+        <w:t>改进</w:t>
+      </w:r>
+      <w:r>
+        <w:rPr>
+          <w:rFonts w:hint="eastAsia"/>
+          <w:kern w:val="0"/>
+          <w:szCs w:val="21"/>
+        </w:rPr>
+        <w:t>YOLOv8</w:t>
+      </w:r>
+      <w:r>
+        <w:rPr>
+          <w:rFonts w:hint="eastAsia"/>
+          <w:kern w:val="0"/>
+          <w:szCs w:val="21"/>
+        </w:rPr>
+        <w:t>的道路交通标志目标检测算法</w:t>
+      </w:r>
+      <w:r>
+        <w:rPr>
+          <w:rFonts w:hint="eastAsia"/>
+          <w:kern w:val="0"/>
+          <w:szCs w:val="21"/>
+        </w:rPr>
+        <w:t>[J].</w:t>
+      </w:r>
+      <w:r>
+        <w:rPr>
+          <w:rFonts w:hint="eastAsia"/>
+          <w:kern w:val="0"/>
+          <w:szCs w:val="21"/>
+        </w:rPr>
+        <w:t>计算机工程与应用</w:t>
+      </w:r>
+      <w:r>
+        <w:rPr>
+          <w:rFonts w:hint="eastAsia"/>
+          <w:kern w:val="0"/>
+          <w:szCs w:val="21"/>
+        </w:rPr>
+        <w:t>,2024,60(08):202-212.</w:t>
+      </w:r>
     </w:p>
     <w:p>
       <w:pPr>
@@ -4234,7 +4378,7 @@
           <w:szCs w:val="21"/>
         </w:rPr>
       </w:pPr>
-      <w:bookmarkStart w:id="20" w:name="_Ref222514011"/>
+      <w:bookmarkStart w:id="19" w:name="_Ref222514011"/>
       <w:r>
         <w:rPr>
           <w:kern w:val="0"/>
@@ -4296,6 +4440,7 @@
           <w:kern w:val="0"/>
           <w:szCs w:val="21"/>
         </w:rPr>
+        <w:lastRenderedPageBreak/>
         <w:t>Comput</w:t>
       </w:r>
       <w:proofErr w:type="spellEnd"/>
@@ -4306,7 +4451,7 @@
         </w:rPr>
         <w:t>. Vis., Oct. 2017, pp. 2961–2969.</w:t>
       </w:r>
-      <w:bookmarkEnd w:id="20"/>
+      <w:bookmarkEnd w:id="19"/>
     </w:p>
     <w:p>
       <w:pPr>
@@ -4329,13 +4474,12 @@
           <w:szCs w:val="21"/>
         </w:rPr>
       </w:pPr>
-      <w:bookmarkStart w:id="21" w:name="_Ref222514164"/>
-      <w:r>
-        <w:rPr>
-          <w:kern w:val="0"/>
-          <w:szCs w:val="21"/>
-        </w:rPr>
-        <w:lastRenderedPageBreak/>
+      <w:bookmarkStart w:id="20" w:name="_Ref222514164"/>
+      <w:r>
+        <w:rPr>
+          <w:kern w:val="0"/>
+          <w:szCs w:val="21"/>
+        </w:rPr>
         <w:t xml:space="preserve">Hu Y, Chen Y, Li X, et al. Dynamic feature fusion for semantic edge detection[J]. </w:t>
       </w:r>
       <w:proofErr w:type="spellStart"/>
@@ -4354,7 +4498,7 @@
         </w:rPr>
         <w:t xml:space="preserve"> preprint arXiv:1902.09104, 2019.</w:t>
       </w:r>
-      <w:bookmarkEnd w:id="21"/>
+      <w:bookmarkEnd w:id="20"/>
     </w:p>
     <w:p>
       <w:pPr>
@@ -4377,7 +4521,7 @@
           <w:szCs w:val="21"/>
         </w:rPr>
       </w:pPr>
-      <w:bookmarkStart w:id="22" w:name="_Ref222514181"/>
+      <w:bookmarkStart w:id="21" w:name="_Ref222514181"/>
       <w:r>
         <w:rPr>
           <w:kern w:val="0"/>
@@ -4417,7 +4561,7 @@
         </w:rPr>
         <w:t xml:space="preserve"> 2023.</w:t>
       </w:r>
-      <w:bookmarkEnd w:id="22"/>
+      <w:bookmarkEnd w:id="21"/>
     </w:p>
     <w:p>
       <w:pPr>
@@ -4485,7 +4629,7 @@
           <w:szCs w:val="21"/>
         </w:rPr>
       </w:pPr>
-      <w:bookmarkStart w:id="23" w:name="_Ref222514127"/>
+      <w:bookmarkStart w:id="22" w:name="_Ref222514127"/>
       <w:r>
         <w:rPr>
           <w:kern w:val="0"/>
@@ -4531,8 +4675,8 @@
           <w:szCs w:val="21"/>
         </w:rPr>
       </w:pPr>
-      <w:bookmarkStart w:id="24" w:name="_Ref222514228"/>
-      <w:bookmarkEnd w:id="23"/>
+      <w:bookmarkStart w:id="23" w:name="_Ref222514228"/>
+      <w:bookmarkEnd w:id="22"/>
       <w:r>
         <w:rPr>
           <w:kern w:val="0"/>
@@ -4635,7 +4779,143 @@
         </w:rPr>
         <w:t xml:space="preserve"> preprint arXiv:1906.07155, 2019.</w:t>
       </w:r>
-      <w:bookmarkEnd w:id="24"/>
+      <w:bookmarkEnd w:id="23"/>
+    </w:p>
+    <w:p>
+      <w:pPr>
+        <w:numPr>
+          <w:ilvl w:val="0"/>
+          <w:numId w:val="12"/>
+        </w:numPr>
+        <w:tabs>
+          <w:tab w:val="clear" w:pos="630"/>
+          <w:tab w:val="left" w:pos="426"/>
+        </w:tabs>
+        <w:autoSpaceDE w:val="0"/>
+        <w:autoSpaceDN w:val="0"/>
+        <w:adjustRightInd w:val="0"/>
+        <w:snapToGrid w:val="0"/>
+        <w:spacing w:line="300" w:lineRule="auto"/>
+        <w:ind w:left="420"/>
+        <w:rPr>
+          <w:kern w:val="0"/>
+          <w:szCs w:val="21"/>
+        </w:rPr>
+      </w:pPr>
+      <w:r>
+        <w:rPr>
+          <w:rFonts w:hint="eastAsia"/>
+          <w:kern w:val="0"/>
+          <w:szCs w:val="21"/>
+        </w:rPr>
+        <w:t>任安虎</w:t>
+      </w:r>
+      <w:r>
+        <w:rPr>
+          <w:rFonts w:hint="eastAsia"/>
+          <w:kern w:val="0"/>
+          <w:szCs w:val="21"/>
+        </w:rPr>
+        <w:t>,</w:t>
+      </w:r>
+      <w:r>
+        <w:rPr>
+          <w:rFonts w:hint="eastAsia"/>
+          <w:kern w:val="0"/>
+          <w:szCs w:val="21"/>
+        </w:rPr>
+        <w:t>袁洋</w:t>
+      </w:r>
+      <w:r>
+        <w:rPr>
+          <w:rFonts w:hint="eastAsia"/>
+          <w:kern w:val="0"/>
+          <w:szCs w:val="21"/>
+        </w:rPr>
+        <w:t>,</w:t>
+      </w:r>
+      <w:r>
+        <w:rPr>
+          <w:rFonts w:hint="eastAsia"/>
+          <w:kern w:val="0"/>
+          <w:szCs w:val="21"/>
+        </w:rPr>
+        <w:t>张晨曦</w:t>
+      </w:r>
+      <w:r>
+        <w:rPr>
+          <w:rFonts w:hint="eastAsia"/>
+          <w:kern w:val="0"/>
+          <w:szCs w:val="21"/>
+        </w:rPr>
+        <w:t>.</w:t>
+      </w:r>
+      <w:r>
+        <w:rPr>
+          <w:rFonts w:hint="eastAsia"/>
+          <w:kern w:val="0"/>
+          <w:szCs w:val="21"/>
+        </w:rPr>
+        <w:t>基于</w:t>
+      </w:r>
+      <w:r>
+        <w:rPr>
+          <w:rFonts w:hint="eastAsia"/>
+          <w:kern w:val="0"/>
+          <w:szCs w:val="21"/>
+        </w:rPr>
+        <w:t>YOLOv11</w:t>
+      </w:r>
+      <w:r>
+        <w:rPr>
+          <w:rFonts w:hint="eastAsia"/>
+          <w:kern w:val="0"/>
+          <w:szCs w:val="21"/>
+        </w:rPr>
+        <w:t>的道路交通目标检测</w:t>
+      </w:r>
+      <w:r>
+        <w:rPr>
+          <w:rFonts w:hint="eastAsia"/>
+          <w:kern w:val="0"/>
+          <w:szCs w:val="21"/>
+        </w:rPr>
+        <w:t>[J].</w:t>
+      </w:r>
+      <w:r>
+        <w:rPr>
+          <w:rFonts w:hint="eastAsia"/>
+          <w:kern w:val="0"/>
+          <w:szCs w:val="21"/>
+        </w:rPr>
+        <w:t>激光杂志</w:t>
+      </w:r>
+      <w:r>
+        <w:rPr>
+          <w:rFonts w:hint="eastAsia"/>
+          <w:kern w:val="0"/>
+          <w:szCs w:val="21"/>
+        </w:rPr>
+        <w:t>,2026,47(01):</w:t>
+      </w:r>
+      <w:proofErr w:type="gramStart"/>
+      <w:r>
+        <w:rPr>
+          <w:rFonts w:hint="eastAsia"/>
+          <w:kern w:val="0"/>
+          <w:szCs w:val="21"/>
+        </w:rPr>
+        <w:t>56-63.DOI:10.14016/j.cnki.jgzz</w:t>
+      </w:r>
+      <w:proofErr w:type="gramEnd"/>
+      <w:r>
+        <w:rPr>
+          <w:rFonts w:hint="eastAsia"/>
+          <w:kern w:val="0"/>
+          <w:szCs w:val="21"/>
+        </w:rPr>
+        <w:t>.2026.01.056.</w:t>
+      </w:r>
     </w:p>
     <w:sectPr>
       <w:pgSz w:w="11906" w:h="16838"/>

--- a/文献综述.docx
+++ b/文献综述.docx
@@ -2577,14 +2577,14 @@
           <w:sz w:val="24"/>
           <w:vertAlign w:val="superscript"/>
         </w:rPr>
-      </w:r>
-      <w:r>
-        <w:rPr>
-          <w:kern w:val="0"/>
-          <w:sz w:val="24"/>
-          <w:vertAlign w:val="superscript"/>
-        </w:rPr>
         <w:instrText xml:space="preserve"> \* MERGEFORMAT </w:instrText>
+      </w:r>
+      <w:r>
+        <w:rPr>
+          <w:kern w:val="0"/>
+          <w:sz w:val="24"/>
+          <w:vertAlign w:val="superscript"/>
+        </w:rPr>
       </w:r>
       <w:r>
         <w:rPr>
@@ -4319,42 +4319,101 @@
       </w:pPr>
       <w:r>
         <w:rPr>
-          <w:kern w:val="0"/>
-          <w:szCs w:val="21"/>
-        </w:rPr>
-        <w:t xml:space="preserve">R. </w:t>
-      </w:r>
-      <w:proofErr w:type="spellStart"/>
-      <w:r>
-        <w:rPr>
-          <w:kern w:val="0"/>
-          <w:szCs w:val="21"/>
-        </w:rPr>
-        <w:t>Girshick</w:t>
-      </w:r>
-      <w:proofErr w:type="spellEnd"/>
-      <w:r>
-        <w:rPr>
-          <w:kern w:val="0"/>
-          <w:szCs w:val="21"/>
-        </w:rPr>
-        <w:t xml:space="preserve">, “Fast R-CNN,” in Proc. IEEE Int. Conf. </w:t>
-      </w:r>
-      <w:proofErr w:type="spellStart"/>
-      <w:r>
-        <w:rPr>
-          <w:kern w:val="0"/>
-          <w:szCs w:val="21"/>
-        </w:rPr>
-        <w:t>Comput</w:t>
-      </w:r>
-      <w:proofErr w:type="spellEnd"/>
-      <w:r>
-        <w:rPr>
-          <w:kern w:val="0"/>
-          <w:szCs w:val="21"/>
-        </w:rPr>
-        <w:t>. Vis. (ICCV), Dec. 2015, pp. 1440–1448.</w:t>
+          <w:rFonts w:hint="eastAsia"/>
+          <w:kern w:val="0"/>
+          <w:szCs w:val="21"/>
+        </w:rPr>
+        <w:t>杨彬彬</w:t>
+      </w:r>
+      <w:r>
+        <w:rPr>
+          <w:rFonts w:hint="eastAsia"/>
+          <w:kern w:val="0"/>
+          <w:szCs w:val="21"/>
+        </w:rPr>
+        <w:t>,</w:t>
+      </w:r>
+      <w:r>
+        <w:rPr>
+          <w:rFonts w:hint="eastAsia"/>
+          <w:kern w:val="0"/>
+          <w:szCs w:val="21"/>
+        </w:rPr>
+        <w:t>高中强</w:t>
+      </w:r>
+      <w:r>
+        <w:rPr>
+          <w:rFonts w:hint="eastAsia"/>
+          <w:kern w:val="0"/>
+          <w:szCs w:val="21"/>
+        </w:rPr>
+        <w:t>.</w:t>
+      </w:r>
+      <w:r>
+        <w:rPr>
+          <w:rFonts w:hint="eastAsia"/>
+          <w:kern w:val="0"/>
+          <w:szCs w:val="21"/>
+        </w:rPr>
+        <w:t>基于</w:t>
+      </w:r>
+      <w:r>
+        <w:rPr>
+          <w:rFonts w:hint="eastAsia"/>
+          <w:kern w:val="0"/>
+          <w:szCs w:val="21"/>
+        </w:rPr>
+        <w:t>YOLOv8</w:t>
+      </w:r>
+      <w:r>
+        <w:rPr>
+          <w:rFonts w:hint="eastAsia"/>
+          <w:kern w:val="0"/>
+          <w:szCs w:val="21"/>
+        </w:rPr>
+        <w:t>的智能视频监控目标识别系统设计</w:t>
+      </w:r>
+      <w:r>
+        <w:rPr>
+          <w:rFonts w:hint="eastAsia"/>
+          <w:kern w:val="0"/>
+          <w:szCs w:val="21"/>
+        </w:rPr>
+        <w:t>[J].</w:t>
+      </w:r>
+      <w:r>
+        <w:rPr>
+          <w:rFonts w:hint="eastAsia"/>
+          <w:kern w:val="0"/>
+          <w:szCs w:val="21"/>
+        </w:rPr>
+        <w:t>电脑编程技巧与维护</w:t>
+      </w:r>
+      <w:r>
+        <w:rPr>
+          <w:rFonts w:hint="eastAsia"/>
+          <w:kern w:val="0"/>
+          <w:szCs w:val="21"/>
+        </w:rPr>
+        <w:t>,2026,(02):</w:t>
+      </w:r>
+      <w:proofErr w:type="gramStart"/>
+      <w:r>
+        <w:rPr>
+          <w:rFonts w:hint="eastAsia"/>
+          <w:kern w:val="0"/>
+          <w:szCs w:val="21"/>
+        </w:rPr>
+        <w:t>128-130.DOI:10.16184/j.cnki.comprg</w:t>
+      </w:r>
+      <w:proofErr w:type="gramEnd"/>
+      <w:r>
+        <w:rPr>
+          <w:rFonts w:hint="eastAsia"/>
+          <w:kern w:val="0"/>
+          <w:szCs w:val="21"/>
+        </w:rPr>
+        <w:t>.2026.02.028.</w:t>
       </w:r>
     </w:p>
     <w:p>
@@ -7383,7 +7442,6 @@
   <w:style w:type="character" w:default="1" w:styleId="a0">
     <w:name w:val="Default Paragraph Font"/>
     <w:uiPriority w:val="1"/>
-    <w:semiHidden/>
     <w:unhideWhenUsed/>
   </w:style>
   <w:style w:type="table" w:default="1" w:styleId="a1">

--- a/文献综述.docx
+++ b/文献综述.docx
@@ -925,9 +925,10 @@
       </w:pPr>
       <w:r>
         <w:rPr>
-          <w:sz w:val="24"/>
-        </w:rPr>
-        <w:t>视频目标检测作为计算机视觉领域的核心任务之一，其发展历程经历了从传统方法到深度学习方法的重大转变。早期的研究主要依赖于手工设计的特征提取器，如</w:t>
+          <w:rFonts w:hint="eastAsia"/>
+          <w:sz w:val="24"/>
+        </w:rPr>
+        <w:t>视频目标检测是计算机视觉领域的重要任务之一，其发展过程经历从传统方法到深度学习方法的明显变化。早期的研究主要使用人工设计的特征提取器，</w:t>
       </w:r>
       <w:r>
         <w:rPr>
@@ -937,6 +938,7 @@
       </w:r>
       <w:r>
         <w:rPr>
+          <w:rFonts w:hint="eastAsia"/>
           <w:sz w:val="24"/>
         </w:rPr>
         <w:t>（</w:t>
@@ -949,6 +951,7 @@
       </w:r>
       <w:r>
         <w:rPr>
+          <w:rFonts w:hint="eastAsia"/>
           <w:sz w:val="24"/>
         </w:rPr>
         <w:t>）、</w:t>
@@ -961,6 +964,7 @@
       </w:r>
       <w:r>
         <w:rPr>
+          <w:rFonts w:hint="eastAsia"/>
           <w:sz w:val="24"/>
         </w:rPr>
         <w:t>（</w:t>
@@ -973,9 +977,10 @@
       </w:r>
       <w:r>
         <w:rPr>
-          <w:sz w:val="24"/>
-        </w:rPr>
-        <w:t>）等，结合传统的机器学习分类器如</w:t>
+          <w:rFonts w:hint="eastAsia"/>
+          <w:sz w:val="24"/>
+        </w:rPr>
+        <w:t>）等并结合传统机器学习分类器，如</w:t>
       </w:r>
       <w:r>
         <w:rPr>
@@ -985,6 +990,7 @@
       </w:r>
       <w:r>
         <w:rPr>
+          <w:rFonts w:hint="eastAsia"/>
           <w:sz w:val="24"/>
         </w:rPr>
         <w:t>（</w:t>
@@ -997,9 +1003,10 @@
       </w:r>
       <w:r>
         <w:rPr>
-          <w:sz w:val="24"/>
-        </w:rPr>
-        <w:t>）进行目标识别。这些方法虽然在特定场景下取得了一定成效，但普遍存在特征表达能力有限、对复杂场景适应性差等问题。</w:t>
+          <w:rFonts w:hint="eastAsia"/>
+          <w:sz w:val="24"/>
+        </w:rPr>
+        <w:t>），来进行目标识别，这些方法在某些特定情况下达到一些成果，但普遍存在特征表达能力不强、难以适应复杂场景等问题。</w:t>
       </w:r>
     </w:p>
     <w:p>
@@ -1016,9 +1023,16 @@
       </w:pPr>
       <w:r>
         <w:rPr>
-          <w:sz w:val="24"/>
-        </w:rPr>
-        <w:t>随着深度学习技术的兴起，视频目标检测进入了新的发展阶段。</w:t>
+          <w:rFonts w:hint="eastAsia"/>
+          <w:sz w:val="24"/>
+        </w:rPr>
+        <w:t>深度学习技术发展推动视频目标检测进入新的阶段</w:t>
+      </w:r>
+      <w:r>
+        <w:rPr>
+          <w:sz w:val="24"/>
+        </w:rPr>
+        <w:t>。</w:t>
       </w:r>
       <w:r>
         <w:rPr>
@@ -1032,16 +1046,15 @@
         </w:rPr>
         <w:t>年，</w:t>
       </w:r>
-      <w:proofErr w:type="spellStart"/>
       <w:r>
         <w:rPr>
           <w:sz w:val="24"/>
         </w:rPr>
         <w:t>AlexNet</w:t>
       </w:r>
-      <w:proofErr w:type="spellEnd"/>
-      <w:r>
-        <w:rPr>
+      <w:r>
+        <w:rPr>
+          <w:rFonts w:hint="eastAsia"/>
           <w:sz w:val="24"/>
         </w:rPr>
         <w:t>在</w:t>
@@ -1054,9 +1067,10 @@
       </w:r>
       <w:r>
         <w:rPr>
-          <w:sz w:val="24"/>
-        </w:rPr>
-        <w:t>竞赛中的突破性表现标志着卷积神经网络（</w:t>
+          <w:rFonts w:hint="eastAsia"/>
+          <w:sz w:val="24"/>
+        </w:rPr>
+        <w:t>竞赛中表现出色，表明卷积神经网络（</w:t>
       </w:r>
       <w:r>
         <w:rPr>
@@ -1066,9 +1080,29 @@
       </w:r>
       <w:r>
         <w:rPr>
-          <w:sz w:val="24"/>
-        </w:rPr>
-        <w:t>）在计算机视觉领域的成功应用。此后，研究者们开始将</w:t>
+          <w:rFonts w:hint="eastAsia"/>
+          <w:sz w:val="24"/>
+        </w:rPr>
+        <w:t>）在计算机视觉领域得到成功应用，之后</w:t>
+      </w:r>
+      <w:r>
+        <w:rPr>
+          <w:sz w:val="24"/>
+        </w:rPr>
+        <w:t>，研究</w:t>
+      </w:r>
+      <w:r>
+        <w:rPr>
+          <w:rFonts w:hint="eastAsia"/>
+          <w:sz w:val="24"/>
+        </w:rPr>
+        <w:t>人员</w:t>
+      </w:r>
+      <w:r>
+        <w:rPr>
+          <w:sz w:val="24"/>
+        </w:rPr>
+        <w:t>开始将</w:t>
       </w:r>
       <w:r>
         <w:rPr>
@@ -1080,7 +1114,20 @@
         <w:rPr>
           <w:sz w:val="24"/>
         </w:rPr>
-        <w:t>技术引入目标检测领域，先后提出了</w:t>
+        <w:t>技术</w:t>
+      </w:r>
+      <w:r>
+        <w:rPr>
+          <w:rFonts w:hint="eastAsia"/>
+          <w:sz w:val="24"/>
+        </w:rPr>
+        <w:t>处理目标检测问题</w:t>
+      </w:r>
+      <w:r>
+        <w:rPr>
+          <w:sz w:val="24"/>
+        </w:rPr>
+        <w:t>，先后提出了</w:t>
       </w:r>
       <w:r>
         <w:rPr>
@@ -1212,41 +1259,13 @@
         <w:rPr>
           <w:sz w:val="24"/>
         </w:rPr>
-        <w:t xml:space="preserve">Single Shot </w:t>
-      </w:r>
-      <w:proofErr w:type="spellStart"/>
-      <w:r>
-        <w:rPr>
-          <w:sz w:val="24"/>
-        </w:rPr>
-        <w:t>MultiBox</w:t>
-      </w:r>
-      <w:proofErr w:type="spellEnd"/>
-      <w:r>
-        <w:rPr>
-          <w:sz w:val="24"/>
-        </w:rPr>
-        <w:t xml:space="preserve"> Detector</w:t>
-      </w:r>
-      <w:r>
-        <w:rPr>
-          <w:sz w:val="24"/>
-        </w:rPr>
-        <w:t>）等</w:t>
-      </w:r>
-      <w:proofErr w:type="gramStart"/>
-      <w:r>
-        <w:rPr>
-          <w:sz w:val="24"/>
-        </w:rPr>
-        <w:t>单阶段</w:t>
-      </w:r>
-      <w:proofErr w:type="gramEnd"/>
-      <w:r>
-        <w:rPr>
-          <w:sz w:val="24"/>
-        </w:rPr>
-        <w:t>检测器</w:t>
+        <w:t>Single Shot MultiBox Detector</w:t>
+      </w:r>
+      <w:r>
+        <w:rPr>
+          <w:sz w:val="24"/>
+        </w:rPr>
+        <w:t>）等单阶段检测器</w:t>
       </w:r>
       <w:r>
         <w:rPr>
@@ -1396,7 +1415,34 @@
         <w:rPr>
           <w:sz w:val="24"/>
         </w:rPr>
-        <w:t>。这些方法在检测精度和速度方面都取得了显著提升</w:t>
+        <w:t>。这些方法</w:t>
+      </w:r>
+      <w:r>
+        <w:rPr>
+          <w:rFonts w:hint="eastAsia"/>
+          <w:sz w:val="24"/>
+        </w:rPr>
+        <w:t>让检测的</w:t>
+      </w:r>
+      <w:r>
+        <w:rPr>
+          <w:rFonts w:hint="eastAsia"/>
+          <w:sz w:val="24"/>
+        </w:rPr>
+        <w:t>准确性、速度</w:t>
+      </w:r>
+      <w:r>
+        <w:rPr>
+          <w:rFonts w:hint="eastAsia"/>
+          <w:sz w:val="24"/>
+        </w:rPr>
+        <w:t>都有了明显</w:t>
+      </w:r>
+      <w:r>
+        <w:rPr>
+          <w:sz w:val="24"/>
+        </w:rPr>
+        <w:t>提升</w:t>
       </w:r>
       <w:r>
         <w:rPr>
@@ -1469,35 +1515,7 @@
         <w:rPr>
           <w:sz w:val="24"/>
         </w:rPr>
-        <w:t>在视频目标检测领域，研究者们特别关注时序信息的利用。传统的视频目标检测方法通常将视频视为独立的图像序列，</w:t>
-      </w:r>
-      <w:proofErr w:type="gramStart"/>
-      <w:r>
-        <w:rPr>
-          <w:sz w:val="24"/>
-        </w:rPr>
-        <w:t>逐帧进行</w:t>
-      </w:r>
-      <w:proofErr w:type="gramEnd"/>
-      <w:r>
-        <w:rPr>
-          <w:sz w:val="24"/>
-        </w:rPr>
-        <w:t>检测，忽略</w:t>
-      </w:r>
-      <w:proofErr w:type="gramStart"/>
-      <w:r>
-        <w:rPr>
-          <w:sz w:val="24"/>
-        </w:rPr>
-        <w:t>了帧与帧</w:t>
-      </w:r>
-      <w:proofErr w:type="gramEnd"/>
-      <w:r>
-        <w:rPr>
-          <w:sz w:val="24"/>
-        </w:rPr>
-        <w:t>之间的时序关联。为了解决这一问题，研究者们提出了基于光流的方法、基于</w:t>
+        <w:t>在视频目标检测领域，研究者们特别关注时序信息的利用。传统的视频目标检测方法通常将视频视为独立的图像序列，逐帧进行检测，忽略了帧与帧之间的时序关联。为了解决这一问题，研究者们提出了基于光流的方法、基于</w:t>
       </w:r>
       <w:r>
         <w:rPr>
@@ -1611,24 +1629,21 @@
       </w:pPr>
       <w:r>
         <w:rPr>
-          <w:rFonts w:hint="eastAsia"/>
-          <w:sz w:val="24"/>
-        </w:rPr>
-        <w:t>首先，</w:t>
-      </w:r>
-      <w:r>
-        <w:rPr>
-          <w:rFonts w:hint="eastAsia"/>
+          <w:sz w:val="24"/>
+        </w:rPr>
+        <w:t>在视频目标检测的实际应用中，深度学习模型的选择与优化是核心环节。其中，</w:t>
+      </w:r>
+      <w:r>
+        <w:rPr>
           <w:sz w:val="24"/>
         </w:rPr>
         <w:t>YOLO</w:t>
       </w:r>
       <w:r>
         <w:rPr>
-          <w:rFonts w:hint="eastAsia"/>
-          <w:sz w:val="24"/>
-        </w:rPr>
-        <w:t>系列算法作为实时目标检测的代表，在视频目标检测中发挥着重要作用。</w:t>
+          <w:sz w:val="24"/>
+        </w:rPr>
+        <w:t>系列算法因其出色的实时性，在视频流处理中占据着重要地位。</w:t>
       </w:r>
       <w:r>
         <w:rPr>
@@ -1642,7 +1657,21 @@
           <w:rFonts w:hint="eastAsia"/>
           <w:sz w:val="24"/>
         </w:rPr>
-        <w:t>将目标检测问题转化为回归问题，通过单个神经网络直接从输入图像预测边界框坐标和类别概率。这种方法具有检测速度快、实时性强的特点，非常适合视频流的实时处理需求</w:t>
+        <w:t>将目标检测问题转化为回归问题，通过单个神经网络直接从输入图像预测边界框坐标和类别概率。</w:t>
+      </w:r>
+      <w:r>
+        <w:rPr>
+          <w:rFonts w:hint="eastAsia"/>
+          <w:sz w:val="24"/>
+        </w:rPr>
+        <w:t>这种做法检测效率高、响应快，特别适合视频流的实时</w:t>
+      </w:r>
+      <w:r>
+        <w:rPr>
+          <w:rFonts w:hint="eastAsia"/>
+          <w:sz w:val="24"/>
+        </w:rPr>
+        <w:t>需求</w:t>
       </w:r>
       <w:r>
         <w:rPr>
@@ -1726,7 +1755,21 @@
           <w:rFonts w:hint="eastAsia"/>
           <w:sz w:val="24"/>
         </w:rPr>
-        <w:t>作为最新版本，在保持高检测速度的同时，进一步提升了检测精度，特别是在小目标检测和复杂场景下的表现更加优异</w:t>
+        <w:t>作为最新版本，在保持高检测速度的同时，进一步提升了检测精度，</w:t>
+      </w:r>
+      <w:r>
+        <w:rPr>
+          <w:rFonts w:hint="eastAsia"/>
+          <w:sz w:val="24"/>
+        </w:rPr>
+        <w:t>尤其在小目标识别以及复杂场景中的表现更</w:t>
+      </w:r>
+      <w:r>
+        <w:rPr>
+          <w:rFonts w:hint="eastAsia"/>
+          <w:sz w:val="24"/>
+        </w:rPr>
+        <w:t>优</w:t>
       </w:r>
       <w:r>
         <w:rPr>
@@ -1816,23 +1859,14 @@
           <w:rFonts w:hint="eastAsia"/>
           <w:sz w:val="24"/>
         </w:rPr>
-        <w:t>其次，时序建模技术在视频目标检测中得到了广泛应用。基于记忆网络的方法通过维护历史帧的特征信息，增强当前帧的检测能力；基于光流的方法</w:t>
-      </w:r>
-      <w:proofErr w:type="gramStart"/>
-      <w:r>
-        <w:rPr>
-          <w:rFonts w:hint="eastAsia"/>
-          <w:sz w:val="24"/>
-        </w:rPr>
-        <w:t>利用帧间运动</w:t>
-      </w:r>
-      <w:proofErr w:type="gramEnd"/>
-      <w:r>
-        <w:rPr>
-          <w:rFonts w:hint="eastAsia"/>
-          <w:sz w:val="24"/>
-        </w:rPr>
-        <w:t>信息辅助目标检测；基于跟踪的方法则通过目标跟踪算法关联检测结果，提高检测的连续性和稳定性</w:t>
+        <w:t>同时为了更好地利用视频数据中的时间顺序特点，研究人员把时序建模技术跟深度学习框架结合起来。</w:t>
+      </w:r>
+      <w:r>
+        <w:rPr>
+          <w:rFonts w:hint="eastAsia"/>
+          <w:sz w:val="24"/>
+        </w:rPr>
+        <w:t>基于记忆网络的方法通过维护历史帧的特征信息，增强当前帧的检测能力；基于光流的方法利用帧间运动信息辅助目标检测；基于跟踪的方法则通过目标跟踪算法关联检测结果，提高检测的连续性和稳定性</w:t>
       </w:r>
       <w:r>
         <w:rPr>
@@ -1902,7 +1936,15 @@
           <w:rFonts w:hint="eastAsia"/>
           <w:sz w:val="24"/>
         </w:rPr>
-        <w:t>。这些方法都充分利用了视频的时序特性，有效提升了视频目标检测的性能。</w:t>
+        <w:t>。这些方法都充分利用了视频的时序特性，有效提升了视频目标检测</w:t>
+      </w:r>
+      <w:r>
+        <w:rPr>
+          <w:rFonts w:hint="eastAsia"/>
+          <w:sz w:val="24"/>
+        </w:rPr>
+        <w:lastRenderedPageBreak/>
+        <w:t>的性能。</w:t>
       </w:r>
     </w:p>
     <w:p>
@@ -1922,24 +1964,7 @@
           <w:rFonts w:hint="eastAsia"/>
           <w:sz w:val="24"/>
         </w:rPr>
-        <w:lastRenderedPageBreak/>
-        <w:t>此外，多任务学习技术也在视频目标检测中展现出巨大潜力。通过同时学习目标检测、目标跟踪、行为识别等多个相关任务，模型能够共享特征表示，提高学习效率和泛化能力。例如，一些研究将目标检测与语义分割相结合，通过</w:t>
-      </w:r>
-      <w:proofErr w:type="gramStart"/>
-      <w:r>
-        <w:rPr>
-          <w:rFonts w:hint="eastAsia"/>
-          <w:sz w:val="24"/>
-        </w:rPr>
-        <w:t>像素级</w:t>
-      </w:r>
-      <w:proofErr w:type="gramEnd"/>
-      <w:r>
-        <w:rPr>
-          <w:rFonts w:hint="eastAsia"/>
-          <w:sz w:val="24"/>
-        </w:rPr>
-        <w:t>的语义信息辅助目标检测，在复杂场景下取得了更好的效果</w:t>
+        <w:t>此外，多任务学习技术也在视频目标检测中展现出巨大潜力。通过同时学习目标检测、目标跟踪、行为识别等多个相关任务，模型能够共享特征表示，提高学习效率和泛化能力。例如，一些研究将目标检测与语义分割相结合，通过像素级的语义信息辅助目标检测，在复杂场景下取得了更好的效果</w:t>
       </w:r>
       <w:r>
         <w:rPr>
@@ -2062,7 +2087,269 @@
           <w:kern w:val="0"/>
           <w:sz w:val="24"/>
         </w:rPr>
-        <w:t>尽管深度学习在视频目标检测领域取得了显著进展，但仍面临诸多挑战：</w:t>
+        <w:t>虽然深度学习在视频目标检测方面有明显进步</w:t>
+      </w:r>
+      <w:r>
+        <w:rPr>
+          <w:rFonts w:hint="eastAsia"/>
+          <w:kern w:val="0"/>
+          <w:sz w:val="24"/>
+        </w:rPr>
+        <w:t>进</w:t>
+      </w:r>
+      <w:r>
+        <w:rPr>
+          <w:rFonts w:hint="eastAsia"/>
+          <w:kern w:val="0"/>
+          <w:sz w:val="24"/>
+        </w:rPr>
+        <w:t>展，但仍面临诸多挑战</w:t>
+      </w:r>
+      <w:r>
+        <w:rPr>
+          <w:rFonts w:hint="eastAsia"/>
+          <w:kern w:val="0"/>
+          <w:sz w:val="24"/>
+        </w:rPr>
+        <w:t>。其中最大的</w:t>
+      </w:r>
+      <w:r>
+        <w:rPr>
+          <w:rFonts w:hint="eastAsia"/>
+          <w:kern w:val="0"/>
+          <w:sz w:val="24"/>
+        </w:rPr>
+        <w:t>挑战是计算资源的高需求与平台有限算力之间的矛盾。</w:t>
+      </w:r>
+      <w:r>
+        <w:rPr>
+          <w:rFonts w:hint="eastAsia"/>
+          <w:kern w:val="0"/>
+          <w:sz w:val="24"/>
+        </w:rPr>
+        <w:t>深度学习模型特别是大型</w:t>
+      </w:r>
+      <w:r>
+        <w:rPr>
+          <w:rFonts w:hint="eastAsia"/>
+          <w:kern w:val="0"/>
+          <w:sz w:val="24"/>
+        </w:rPr>
+        <w:t>CNN</w:t>
+      </w:r>
+      <w:r>
+        <w:rPr>
+          <w:rFonts w:hint="eastAsia"/>
+          <w:kern w:val="0"/>
+          <w:sz w:val="24"/>
+        </w:rPr>
+        <w:t>模型对计算资源的需求较高，在移动设备和嵌入式平台上部署存在困难。</w:t>
+      </w:r>
+      <w:r>
+        <w:rPr>
+          <w:rFonts w:hint="eastAsia"/>
+          <w:kern w:val="0"/>
+          <w:sz w:val="24"/>
+        </w:rPr>
+        <w:t>YOLOv11</w:t>
+      </w:r>
+      <w:r>
+        <w:rPr>
+          <w:rFonts w:hint="eastAsia"/>
+          <w:kern w:val="0"/>
+          <w:sz w:val="24"/>
+        </w:rPr>
+        <w:t>等先进模型虽然检测精度较高，但在</w:t>
+      </w:r>
+      <w:r>
+        <w:rPr>
+          <w:rFonts w:hint="eastAsia"/>
+          <w:kern w:val="0"/>
+          <w:sz w:val="24"/>
+        </w:rPr>
+        <w:t>CPU</w:t>
+      </w:r>
+      <w:r>
+        <w:rPr>
+          <w:rFonts w:hint="eastAsia"/>
+          <w:kern w:val="0"/>
+          <w:sz w:val="24"/>
+        </w:rPr>
+        <w:t>推理环境下的处理速度仍然有限，难以满足实时性要求。研究表明，在</w:t>
+      </w:r>
+      <w:r>
+        <w:rPr>
+          <w:rFonts w:hint="eastAsia"/>
+          <w:kern w:val="0"/>
+          <w:sz w:val="24"/>
+        </w:rPr>
+        <w:t>720p</w:t>
+      </w:r>
+      <w:r>
+        <w:rPr>
+          <w:rFonts w:hint="eastAsia"/>
+          <w:kern w:val="0"/>
+          <w:sz w:val="24"/>
+        </w:rPr>
+        <w:t>分辨率下，</w:t>
+      </w:r>
+      <w:r>
+        <w:rPr>
+          <w:rFonts w:hint="eastAsia"/>
+          <w:kern w:val="0"/>
+          <w:sz w:val="24"/>
+        </w:rPr>
+        <w:t>处理速度只有</w:t>
+      </w:r>
+      <w:r>
+        <w:rPr>
+          <w:kern w:val="0"/>
+          <w:sz w:val="24"/>
+        </w:rPr>
+        <w:t>12</w:t>
+      </w:r>
+      <w:r>
+        <w:rPr>
+          <w:rFonts w:hint="eastAsia"/>
+          <w:kern w:val="0"/>
+          <w:sz w:val="24"/>
+        </w:rPr>
+        <w:t>到</w:t>
+      </w:r>
+      <w:r>
+        <w:rPr>
+          <w:kern w:val="0"/>
+          <w:sz w:val="24"/>
+        </w:rPr>
+        <w:t>13</w:t>
+      </w:r>
+      <w:r>
+        <w:rPr>
+          <w:rFonts w:hint="eastAsia"/>
+          <w:kern w:val="0"/>
+          <w:sz w:val="24"/>
+        </w:rPr>
+        <w:t>帧每秒</w:t>
+      </w:r>
+      <w:r>
+        <w:rPr>
+          <w:rFonts w:hint="eastAsia"/>
+          <w:kern w:val="0"/>
+          <w:sz w:val="24"/>
+        </w:rPr>
+        <w:t>，距离</w:t>
+      </w:r>
+      <w:r>
+        <w:rPr>
+          <w:rFonts w:hint="eastAsia"/>
+          <w:kern w:val="0"/>
+          <w:sz w:val="24"/>
+        </w:rPr>
+        <w:t>15</w:t>
+      </w:r>
+      <w:r>
+        <w:rPr>
+          <w:rFonts w:hint="eastAsia"/>
+          <w:kern w:val="0"/>
+          <w:sz w:val="24"/>
+        </w:rPr>
+        <w:t>帧</w:t>
+      </w:r>
+      <w:r>
+        <w:rPr>
+          <w:rFonts w:hint="eastAsia"/>
+          <w:kern w:val="0"/>
+          <w:sz w:val="24"/>
+        </w:rPr>
+        <w:t>/</w:t>
+      </w:r>
+      <w:r>
+        <w:rPr>
+          <w:rFonts w:hint="eastAsia"/>
+          <w:kern w:val="0"/>
+          <w:sz w:val="24"/>
+        </w:rPr>
+        <w:t>秒的目标仍有差距</w:t>
+      </w:r>
+      <w:r>
+        <w:rPr>
+          <w:kern w:val="0"/>
+          <w:sz w:val="24"/>
+          <w:vertAlign w:val="superscript"/>
+        </w:rPr>
+        <w:fldChar w:fldCharType="begin"/>
+      </w:r>
+      <w:r>
+        <w:rPr>
+          <w:kern w:val="0"/>
+          <w:sz w:val="24"/>
+          <w:vertAlign w:val="superscript"/>
+        </w:rPr>
+        <w:instrText xml:space="preserve"> </w:instrText>
+      </w:r>
+      <w:r>
+        <w:rPr>
+          <w:rFonts w:hint="eastAsia"/>
+          <w:kern w:val="0"/>
+          <w:sz w:val="24"/>
+          <w:vertAlign w:val="superscript"/>
+        </w:rPr>
+        <w:instrText>REF _Ref222514171 \r \h</w:instrText>
+      </w:r>
+      <w:r>
+        <w:rPr>
+          <w:kern w:val="0"/>
+          <w:sz w:val="24"/>
+          <w:vertAlign w:val="superscript"/>
+        </w:rPr>
+        <w:instrText xml:space="preserve"> </w:instrText>
+      </w:r>
+      <w:r>
+        <w:rPr>
+          <w:kern w:val="0"/>
+          <w:sz w:val="24"/>
+          <w:vertAlign w:val="superscript"/>
+        </w:rPr>
+        <w:instrText xml:space="preserve"> \* MERGEFORMAT </w:instrText>
+      </w:r>
+      <w:r>
+        <w:rPr>
+          <w:kern w:val="0"/>
+          <w:sz w:val="24"/>
+          <w:vertAlign w:val="superscript"/>
+        </w:rPr>
+      </w:r>
+      <w:r>
+        <w:rPr>
+          <w:kern w:val="0"/>
+          <w:sz w:val="24"/>
+          <w:vertAlign w:val="superscript"/>
+        </w:rPr>
+        <w:fldChar w:fldCharType="separate"/>
+      </w:r>
+      <w:r>
+        <w:rPr>
+          <w:kern w:val="0"/>
+          <w:sz w:val="24"/>
+          <w:vertAlign w:val="superscript"/>
+        </w:rPr>
+        <w:t>[5]</w:t>
+      </w:r>
+      <w:r>
+        <w:rPr>
+          <w:kern w:val="0"/>
+          <w:sz w:val="24"/>
+          <w:vertAlign w:val="superscript"/>
+        </w:rPr>
+        <w:fldChar w:fldCharType="end"/>
+      </w:r>
+      <w:r>
+        <w:rPr>
+          <w:rFonts w:hint="eastAsia"/>
+          <w:kern w:val="0"/>
+          <w:sz w:val="24"/>
+        </w:rPr>
+        <w:t>。</w:t>
       </w:r>
     </w:p>
     <w:p>
@@ -2074,225 +2361,34 @@
         <w:ind w:firstLineChars="200" w:firstLine="480"/>
         <w:jc w:val="left"/>
         <w:rPr>
-          <w:kern w:val="0"/>
-          <w:sz w:val="24"/>
-        </w:rPr>
-      </w:pPr>
-      <w:r>
-        <w:rPr>
-          <w:rFonts w:hint="eastAsia"/>
-          <w:kern w:val="0"/>
-          <w:sz w:val="24"/>
-        </w:rPr>
-        <w:t>计算资源需求高：深度学习模型特别是大型</w:t>
-      </w:r>
-      <w:r>
-        <w:rPr>
-          <w:rFonts w:hint="eastAsia"/>
-          <w:kern w:val="0"/>
-          <w:sz w:val="24"/>
-        </w:rPr>
-        <w:t>CNN</w:t>
-      </w:r>
-      <w:r>
-        <w:rPr>
-          <w:rFonts w:hint="eastAsia"/>
-          <w:kern w:val="0"/>
-          <w:sz w:val="24"/>
-        </w:rPr>
-        <w:t>模型对计算资源的需求较高，在移动设备和嵌入式平台上部署存在困难。</w:t>
-      </w:r>
-      <w:r>
-        <w:rPr>
-          <w:rFonts w:hint="eastAsia"/>
-          <w:kern w:val="0"/>
-          <w:sz w:val="24"/>
-        </w:rPr>
-        <w:t>YOLOv11</w:t>
-      </w:r>
-      <w:r>
-        <w:rPr>
-          <w:rFonts w:hint="eastAsia"/>
-          <w:kern w:val="0"/>
-          <w:sz w:val="24"/>
-        </w:rPr>
-        <w:t>等先进模型虽然检测精度较高，但在</w:t>
-      </w:r>
-      <w:r>
-        <w:rPr>
-          <w:rFonts w:hint="eastAsia"/>
-          <w:kern w:val="0"/>
-          <w:sz w:val="24"/>
-        </w:rPr>
-        <w:t>CPU</w:t>
-      </w:r>
-      <w:r>
-        <w:rPr>
-          <w:rFonts w:hint="eastAsia"/>
-          <w:kern w:val="0"/>
-          <w:sz w:val="24"/>
-        </w:rPr>
-        <w:t>推理环境下的处理速度仍然有限，难以满足实时性要求。研究表明，在</w:t>
-      </w:r>
-      <w:r>
-        <w:rPr>
-          <w:rFonts w:hint="eastAsia"/>
-          <w:kern w:val="0"/>
-          <w:sz w:val="24"/>
-        </w:rPr>
-        <w:t>720p</w:t>
-      </w:r>
-      <w:r>
-        <w:rPr>
-          <w:rFonts w:hint="eastAsia"/>
-          <w:kern w:val="0"/>
-          <w:sz w:val="24"/>
-        </w:rPr>
-        <w:t>分辨率下，仅能达到</w:t>
-      </w:r>
-      <w:r>
-        <w:rPr>
-          <w:rFonts w:hint="eastAsia"/>
-          <w:kern w:val="0"/>
-          <w:sz w:val="24"/>
-        </w:rPr>
-        <w:t>12-13</w:t>
-      </w:r>
-      <w:r>
-        <w:rPr>
-          <w:rFonts w:hint="eastAsia"/>
-          <w:kern w:val="0"/>
-          <w:sz w:val="24"/>
-        </w:rPr>
-        <w:t>帧</w:t>
-      </w:r>
-      <w:r>
-        <w:rPr>
-          <w:rFonts w:hint="eastAsia"/>
-          <w:kern w:val="0"/>
-          <w:sz w:val="24"/>
-        </w:rPr>
-        <w:t>/</w:t>
-      </w:r>
-      <w:r>
-        <w:rPr>
-          <w:rFonts w:hint="eastAsia"/>
-          <w:kern w:val="0"/>
-          <w:sz w:val="24"/>
-        </w:rPr>
-        <w:t>秒的处理速度，距离</w:t>
-      </w:r>
-      <w:r>
-        <w:rPr>
-          <w:rFonts w:hint="eastAsia"/>
-          <w:kern w:val="0"/>
-          <w:sz w:val="24"/>
-        </w:rPr>
-        <w:t>15</w:t>
-      </w:r>
-      <w:r>
-        <w:rPr>
-          <w:rFonts w:hint="eastAsia"/>
-          <w:kern w:val="0"/>
-          <w:sz w:val="24"/>
-        </w:rPr>
-        <w:t>帧</w:t>
-      </w:r>
-      <w:r>
-        <w:rPr>
-          <w:rFonts w:hint="eastAsia"/>
-          <w:kern w:val="0"/>
-          <w:sz w:val="24"/>
-        </w:rPr>
-        <w:t>/</w:t>
-      </w:r>
-      <w:r>
-        <w:rPr>
-          <w:rFonts w:hint="eastAsia"/>
-          <w:kern w:val="0"/>
-          <w:sz w:val="24"/>
-        </w:rPr>
-        <w:t>秒的目标仍有差距</w:t>
-      </w:r>
-      <w:r>
-        <w:rPr>
-          <w:kern w:val="0"/>
-          <w:sz w:val="24"/>
-          <w:vertAlign w:val="superscript"/>
-        </w:rPr>
-        <w:fldChar w:fldCharType="begin"/>
-      </w:r>
-      <w:r>
-        <w:rPr>
-          <w:kern w:val="0"/>
-          <w:sz w:val="24"/>
-          <w:vertAlign w:val="superscript"/>
-        </w:rPr>
-        <w:instrText xml:space="preserve"> </w:instrText>
-      </w:r>
-      <w:r>
-        <w:rPr>
-          <w:rFonts w:hint="eastAsia"/>
-          <w:kern w:val="0"/>
-          <w:sz w:val="24"/>
-          <w:vertAlign w:val="superscript"/>
-        </w:rPr>
-        <w:instrText>REF _Ref222514171 \r \h</w:instrText>
-      </w:r>
-      <w:r>
-        <w:rPr>
-          <w:kern w:val="0"/>
-          <w:sz w:val="24"/>
-          <w:vertAlign w:val="superscript"/>
-        </w:rPr>
-        <w:instrText xml:space="preserve"> </w:instrText>
-      </w:r>
-      <w:r>
-        <w:rPr>
-          <w:kern w:val="0"/>
-          <w:sz w:val="24"/>
-          <w:vertAlign w:val="superscript"/>
-        </w:rPr>
-        <w:instrText xml:space="preserve"> \* MERGEFORMAT </w:instrText>
-      </w:r>
-      <w:r>
-        <w:rPr>
-          <w:kern w:val="0"/>
-          <w:sz w:val="24"/>
-          <w:vertAlign w:val="superscript"/>
-        </w:rPr>
-      </w:r>
-      <w:r>
-        <w:rPr>
-          <w:kern w:val="0"/>
-          <w:sz w:val="24"/>
-          <w:vertAlign w:val="superscript"/>
-        </w:rPr>
-        <w:fldChar w:fldCharType="separate"/>
-      </w:r>
-      <w:r>
-        <w:rPr>
-          <w:kern w:val="0"/>
-          <w:sz w:val="24"/>
-          <w:vertAlign w:val="superscript"/>
-        </w:rPr>
-        <w:t>[5]</w:t>
-      </w:r>
-      <w:r>
-        <w:rPr>
-          <w:kern w:val="0"/>
-          <w:sz w:val="24"/>
-          <w:vertAlign w:val="superscript"/>
-        </w:rPr>
-        <w:fldChar w:fldCharType="end"/>
-      </w:r>
-      <w:r>
-        <w:rPr>
-          <w:rFonts w:hint="eastAsia"/>
-          <w:kern w:val="0"/>
-          <w:sz w:val="24"/>
-        </w:rPr>
-        <w:t>。</w:t>
+          <w:rFonts w:hint="eastAsia"/>
+          <w:kern w:val="0"/>
+          <w:sz w:val="24"/>
+        </w:rPr>
+      </w:pPr>
+      <w:r>
+        <w:rPr>
+          <w:rFonts w:hint="eastAsia"/>
+          <w:kern w:val="0"/>
+          <w:sz w:val="24"/>
+        </w:rPr>
+        <w:t>模型复杂程度、检测效果之间的平衡是设计时一直存在的问题。</w:t>
+      </w:r>
+      <w:r>
+        <w:rPr>
+          <w:rFonts w:hint="eastAsia"/>
+          <w:kern w:val="0"/>
+          <w:sz w:val="24"/>
+        </w:rPr>
+        <w:t>为了提高检测精度，研究者们不断加深网络结构、增加参数数量，这导致模型复杂度急剧上升。</w:t>
+      </w:r>
+      <w:r>
+        <w:rPr>
+          <w:rFonts w:hint="eastAsia"/>
+          <w:kern w:val="0"/>
+          <w:sz w:val="24"/>
+        </w:rPr>
+        <w:t>然而在移动设备使用场景中，需要在检测准确率以及推理速度之间找到一个合适点，太复杂的模型虽然准确率高，但无法满足实时处理的需求；太简单的模型虽然运行快，但检测准确率不够。</w:t>
       </w:r>
     </w:p>
     <w:p>
@@ -2314,7 +2410,183 @@
           <w:kern w:val="0"/>
           <w:sz w:val="24"/>
         </w:rPr>
-        <w:t>模型复杂度与性能的平衡：为了提高检测精度，研究者们不断加深网络结构、增加参数数量，这导致模型复杂度急剧上升。然而，在移动应用场景中，需要在检测精度和推理速度之间找到平衡点。过于复杂的模型虽然精度高，但无法满足实时性要求；过于简化的模型虽然速度快，但检测精度不足。</w:t>
+        <w:t>同时跨平台部署问题无法忽略。</w:t>
+      </w:r>
+      <w:r>
+        <w:rPr>
+          <w:rFonts w:hint="eastAsia"/>
+          <w:kern w:val="0"/>
+          <w:sz w:val="24"/>
+        </w:rPr>
+        <w:t>传统视频目标检测系统一般为特定平台设计，不容易在不同操作系统、硬件结构之间迁移</w:t>
+      </w:r>
+      <w:r>
+        <w:rPr>
+          <w:rFonts w:hint="eastAsia"/>
+          <w:kern w:val="0"/>
+          <w:sz w:val="24"/>
+        </w:rPr>
+        <w:t>。</w:t>
+      </w:r>
+      <w:r>
+        <w:rPr>
+          <w:rFonts w:hint="eastAsia"/>
+          <w:kern w:val="0"/>
+          <w:sz w:val="24"/>
+        </w:rPr>
+        <w:t>Android</w:t>
+      </w:r>
+      <w:r>
+        <w:rPr>
+          <w:rFonts w:hint="eastAsia"/>
+          <w:kern w:val="0"/>
+          <w:sz w:val="24"/>
+        </w:rPr>
+        <w:t>、</w:t>
+      </w:r>
+      <w:r>
+        <w:rPr>
+          <w:rFonts w:hint="eastAsia"/>
+          <w:kern w:val="0"/>
+          <w:sz w:val="24"/>
+        </w:rPr>
+        <w:t>iOS</w:t>
+      </w:r>
+      <w:r>
+        <w:rPr>
+          <w:rFonts w:hint="eastAsia"/>
+          <w:kern w:val="0"/>
+          <w:sz w:val="24"/>
+        </w:rPr>
+        <w:t>、</w:t>
+      </w:r>
+      <w:r>
+        <w:rPr>
+          <w:rFonts w:hint="eastAsia"/>
+          <w:kern w:val="0"/>
+          <w:sz w:val="24"/>
+        </w:rPr>
+        <w:t>Windows</w:t>
+      </w:r>
+      <w:r>
+        <w:rPr>
+          <w:rFonts w:hint="eastAsia"/>
+          <w:kern w:val="0"/>
+          <w:sz w:val="24"/>
+        </w:rPr>
+        <w:t>等平台各有不同的技术栈和</w:t>
+      </w:r>
+      <w:r>
+        <w:rPr>
+          <w:rFonts w:hint="eastAsia"/>
+          <w:kern w:val="0"/>
+          <w:sz w:val="24"/>
+        </w:rPr>
+        <w:t>API</w:t>
+      </w:r>
+      <w:r>
+        <w:rPr>
+          <w:rFonts w:hint="eastAsia"/>
+          <w:kern w:val="0"/>
+          <w:sz w:val="24"/>
+        </w:rPr>
+        <w:t>，为跨平台应用开发带来了挑战。</w:t>
+      </w:r>
+      <w:r>
+        <w:rPr>
+          <w:rFonts w:hint="eastAsia"/>
+          <w:kern w:val="0"/>
+          <w:sz w:val="24"/>
+        </w:rPr>
+        <w:t>另外</w:t>
+      </w:r>
+      <w:r>
+        <w:rPr>
+          <w:rFonts w:hint="eastAsia"/>
+          <w:kern w:val="0"/>
+          <w:sz w:val="24"/>
+        </w:rPr>
+        <w:t>，不同设备的硬件配置差异较大，统一的模型部署策略难以适应所有设备</w:t>
+      </w:r>
+      <w:r>
+        <w:rPr>
+          <w:kern w:val="0"/>
+          <w:sz w:val="24"/>
+          <w:vertAlign w:val="superscript"/>
+        </w:rPr>
+        <w:fldChar w:fldCharType="begin"/>
+      </w:r>
+      <w:r>
+        <w:rPr>
+          <w:kern w:val="0"/>
+          <w:sz w:val="24"/>
+          <w:vertAlign w:val="superscript"/>
+        </w:rPr>
+        <w:instrText xml:space="preserve"> </w:instrText>
+      </w:r>
+      <w:r>
+        <w:rPr>
+          <w:rFonts w:hint="eastAsia"/>
+          <w:kern w:val="0"/>
+          <w:sz w:val="24"/>
+          <w:vertAlign w:val="superscript"/>
+        </w:rPr>
+        <w:instrText>REF _Ref222514181 \r \h</w:instrText>
+      </w:r>
+      <w:r>
+        <w:rPr>
+          <w:kern w:val="0"/>
+          <w:sz w:val="24"/>
+          <w:vertAlign w:val="superscript"/>
+        </w:rPr>
+        <w:instrText xml:space="preserve"> </w:instrText>
+      </w:r>
+      <w:r>
+        <w:rPr>
+          <w:kern w:val="0"/>
+          <w:sz w:val="24"/>
+          <w:vertAlign w:val="superscript"/>
+        </w:rPr>
+        <w:instrText xml:space="preserve"> \* MERGEFORMAT </w:instrText>
+      </w:r>
+      <w:r>
+        <w:rPr>
+          <w:kern w:val="0"/>
+          <w:sz w:val="24"/>
+          <w:vertAlign w:val="superscript"/>
+        </w:rPr>
+      </w:r>
+      <w:r>
+        <w:rPr>
+          <w:kern w:val="0"/>
+          <w:sz w:val="24"/>
+          <w:vertAlign w:val="superscript"/>
+        </w:rPr>
+        <w:fldChar w:fldCharType="separate"/>
+      </w:r>
+      <w:r>
+        <w:rPr>
+          <w:kern w:val="0"/>
+          <w:sz w:val="24"/>
+          <w:vertAlign w:val="superscript"/>
+        </w:rPr>
+        <w:t>[10]</w:t>
+      </w:r>
+      <w:r>
+        <w:rPr>
+          <w:kern w:val="0"/>
+          <w:sz w:val="24"/>
+          <w:vertAlign w:val="superscript"/>
+        </w:rPr>
+        <w:fldChar w:fldCharType="end"/>
+      </w:r>
+      <w:r>
+        <w:rPr>
+          <w:rFonts w:hint="eastAsia"/>
+          <w:kern w:val="0"/>
+          <w:sz w:val="24"/>
+        </w:rPr>
+        <w:t>。</w:t>
       </w:r>
     </w:p>
     <w:p>
@@ -2336,207 +2608,31 @@
           <w:kern w:val="0"/>
           <w:sz w:val="24"/>
         </w:rPr>
-        <w:t>跨平台适配困难：传统的视频目标检测系统通常针对特定平台开发，难以在不同操作系统和硬件架构之间移植。</w:t>
-      </w:r>
-      <w:r>
-        <w:rPr>
-          <w:rFonts w:hint="eastAsia"/>
-          <w:kern w:val="0"/>
-          <w:sz w:val="24"/>
-        </w:rPr>
-        <w:t>Android</w:t>
-      </w:r>
-      <w:r>
-        <w:rPr>
-          <w:rFonts w:hint="eastAsia"/>
-          <w:kern w:val="0"/>
-          <w:sz w:val="24"/>
-        </w:rPr>
-        <w:t>、</w:t>
-      </w:r>
-      <w:r>
-        <w:rPr>
-          <w:rFonts w:hint="eastAsia"/>
-          <w:kern w:val="0"/>
-          <w:sz w:val="24"/>
-        </w:rPr>
-        <w:t>iOS</w:t>
-      </w:r>
-      <w:r>
-        <w:rPr>
-          <w:rFonts w:hint="eastAsia"/>
-          <w:kern w:val="0"/>
-          <w:sz w:val="24"/>
-        </w:rPr>
-        <w:t>、</w:t>
-      </w:r>
-      <w:r>
-        <w:rPr>
-          <w:rFonts w:hint="eastAsia"/>
-          <w:kern w:val="0"/>
-          <w:sz w:val="24"/>
-        </w:rPr>
-        <w:t>Windows</w:t>
-      </w:r>
-      <w:r>
-        <w:rPr>
-          <w:rFonts w:hint="eastAsia"/>
-          <w:kern w:val="0"/>
-          <w:sz w:val="24"/>
-        </w:rPr>
-        <w:t>等平台各有不同的技术</w:t>
-      </w:r>
-      <w:proofErr w:type="gramStart"/>
-      <w:r>
-        <w:rPr>
-          <w:rFonts w:hint="eastAsia"/>
-          <w:kern w:val="0"/>
-          <w:sz w:val="24"/>
-        </w:rPr>
-        <w:t>栈</w:t>
-      </w:r>
-      <w:proofErr w:type="gramEnd"/>
-      <w:r>
-        <w:rPr>
-          <w:rFonts w:hint="eastAsia"/>
-          <w:kern w:val="0"/>
-          <w:sz w:val="24"/>
-        </w:rPr>
-        <w:t>和</w:t>
-      </w:r>
-      <w:r>
-        <w:rPr>
-          <w:rFonts w:hint="eastAsia"/>
-          <w:kern w:val="0"/>
-          <w:sz w:val="24"/>
-        </w:rPr>
-        <w:t>API</w:t>
-      </w:r>
-      <w:r>
-        <w:rPr>
-          <w:rFonts w:hint="eastAsia"/>
-          <w:kern w:val="0"/>
-          <w:sz w:val="24"/>
-        </w:rPr>
-        <w:t>，为跨平台应用开发带来了挑战。此外，不同设备的硬件配置差异较大，统一的模型部署策略难以适应所有设备</w:t>
-      </w:r>
-      <w:r>
-        <w:rPr>
-          <w:kern w:val="0"/>
-          <w:sz w:val="24"/>
-          <w:vertAlign w:val="superscript"/>
-        </w:rPr>
-        <w:fldChar w:fldCharType="begin"/>
-      </w:r>
-      <w:r>
-        <w:rPr>
-          <w:kern w:val="0"/>
-          <w:sz w:val="24"/>
-          <w:vertAlign w:val="superscript"/>
-        </w:rPr>
-        <w:instrText xml:space="preserve"> </w:instrText>
-      </w:r>
-      <w:r>
-        <w:rPr>
-          <w:rFonts w:hint="eastAsia"/>
-          <w:kern w:val="0"/>
-          <w:sz w:val="24"/>
-          <w:vertAlign w:val="superscript"/>
-        </w:rPr>
-        <w:instrText>REF _Ref222514181 \r \h</w:instrText>
-      </w:r>
-      <w:r>
-        <w:rPr>
-          <w:kern w:val="0"/>
-          <w:sz w:val="24"/>
-          <w:vertAlign w:val="superscript"/>
-        </w:rPr>
-        <w:instrText xml:space="preserve"> </w:instrText>
-      </w:r>
-      <w:r>
-        <w:rPr>
-          <w:kern w:val="0"/>
-          <w:sz w:val="24"/>
-          <w:vertAlign w:val="superscript"/>
-        </w:rPr>
-        <w:instrText xml:space="preserve"> \* MERGEFORMAT </w:instrText>
-      </w:r>
-      <w:r>
-        <w:rPr>
-          <w:kern w:val="0"/>
-          <w:sz w:val="24"/>
-          <w:vertAlign w:val="superscript"/>
-        </w:rPr>
-      </w:r>
-      <w:r>
-        <w:rPr>
-          <w:kern w:val="0"/>
-          <w:sz w:val="24"/>
-          <w:vertAlign w:val="superscript"/>
-        </w:rPr>
-        <w:fldChar w:fldCharType="separate"/>
-      </w:r>
-      <w:r>
-        <w:rPr>
-          <w:kern w:val="0"/>
-          <w:sz w:val="24"/>
-          <w:vertAlign w:val="superscript"/>
-        </w:rPr>
-        <w:t>[10]</w:t>
-      </w:r>
-      <w:r>
-        <w:rPr>
-          <w:kern w:val="0"/>
-          <w:sz w:val="24"/>
-          <w:vertAlign w:val="superscript"/>
-        </w:rPr>
-        <w:fldChar w:fldCharType="end"/>
-      </w:r>
-      <w:r>
-        <w:rPr>
-          <w:rFonts w:hint="eastAsia"/>
-          <w:kern w:val="0"/>
-          <w:sz w:val="24"/>
-        </w:rPr>
-        <w:t>。</w:t>
-      </w:r>
-    </w:p>
-    <w:p>
-      <w:pPr>
-        <w:autoSpaceDE w:val="0"/>
-        <w:autoSpaceDN w:val="0"/>
-        <w:adjustRightInd w:val="0"/>
-        <w:spacing w:line="300" w:lineRule="auto"/>
-        <w:ind w:firstLineChars="200" w:firstLine="480"/>
-        <w:jc w:val="left"/>
-        <w:rPr>
-          <w:kern w:val="0"/>
-          <w:sz w:val="24"/>
-        </w:rPr>
-      </w:pPr>
-      <w:r>
-        <w:rPr>
-          <w:rFonts w:hint="eastAsia"/>
-          <w:kern w:val="0"/>
-          <w:sz w:val="24"/>
-        </w:rPr>
-        <w:t>实时性与准确性的权衡</w:t>
-      </w:r>
-      <w:r>
-        <w:rPr>
-          <w:rFonts w:hint="eastAsia"/>
-          <w:kern w:val="0"/>
-          <w:sz w:val="24"/>
-        </w:rPr>
-        <w:t xml:space="preserve"> </w:t>
-      </w:r>
-      <w:r>
-        <w:rPr>
-          <w:rFonts w:hint="eastAsia"/>
-          <w:kern w:val="0"/>
-          <w:sz w:val="24"/>
-        </w:rPr>
-        <w:t>：在视频目标检测中，实时性和准确性往往存在矛盾。为了提高检测速度，可以采用跳帧处理、降低输入分辨率等方法，但这些方法会损失检测精度；为了提高检测精度，可以使用更复杂的模型和更精细的后处理，但这会增加计算负担，降低处理速度</w:t>
+        <w:t>实时性以及准确性之间需要做出平衡。</w:t>
+      </w:r>
+      <w:r>
+        <w:rPr>
+          <w:rFonts w:hint="eastAsia"/>
+          <w:kern w:val="0"/>
+          <w:sz w:val="24"/>
+        </w:rPr>
+        <w:t>在视频目标检测中，实时性和准确性往往存在矛盾。为了提高检测速度，可以采用跳帧处理、降低输入分辨率等方法，但这些方法会损失检测精度；为了提高检测精度，可以使用更复杂的模型和更精细的后处理，但这会增加计算负担</w:t>
+      </w:r>
+      <w:r>
+        <w:rPr>
+          <w:rFonts w:hint="eastAsia"/>
+          <w:kern w:val="0"/>
+          <w:sz w:val="24"/>
+        </w:rPr>
+        <w:t>因此</w:t>
+      </w:r>
+      <w:r>
+        <w:rPr>
+          <w:rFonts w:hint="eastAsia"/>
+          <w:kern w:val="0"/>
+          <w:sz w:val="24"/>
+        </w:rPr>
+        <w:t>降低处理速度</w:t>
       </w:r>
       <w:r>
         <w:rPr>
@@ -2669,7 +2765,23 @@
           <w:kern w:val="0"/>
           <w:sz w:val="24"/>
         </w:rPr>
-        <w:t>针对上述问题，基于</w:t>
+        <w:t>针对上述问题，</w:t>
+      </w:r>
+      <w:r>
+        <w:rPr>
+          <w:rFonts w:hint="eastAsia"/>
+          <w:kern w:val="0"/>
+          <w:sz w:val="24"/>
+        </w:rPr>
+        <w:t>我认为</w:t>
+      </w:r>
+      <w:r>
+        <w:rPr>
+          <w:rFonts w:hint="eastAsia"/>
+          <w:kern w:val="0"/>
+          <w:sz w:val="24"/>
+        </w:rPr>
+        <w:t>基于</w:t>
       </w:r>
       <w:r>
         <w:rPr>
@@ -2707,14 +2819,6 @@
           <w:kern w:val="0"/>
           <w:sz w:val="24"/>
         </w:rPr>
-        <w:t>跨平台架构设计：</w:t>
-      </w:r>
-      <w:r>
-        <w:rPr>
-          <w:rFonts w:hint="eastAsia"/>
-          <w:kern w:val="0"/>
-          <w:sz w:val="24"/>
-        </w:rPr>
         <w:t>.NET MAUI</w:t>
       </w:r>
       <w:r>
@@ -2867,25 +2971,7 @@
           <w:kern w:val="0"/>
           <w:sz w:val="24"/>
         </w:rPr>
-        <w:t>的分层架构，开发者可以在共享</w:t>
-      </w:r>
-      <w:proofErr w:type="gramStart"/>
-      <w:r>
-        <w:rPr>
-          <w:rFonts w:hint="eastAsia"/>
-          <w:kern w:val="0"/>
-          <w:sz w:val="24"/>
-        </w:rPr>
-        <w:t>层实现</w:t>
-      </w:r>
-      <w:proofErr w:type="gramEnd"/>
-      <w:r>
-        <w:rPr>
-          <w:rFonts w:hint="eastAsia"/>
-          <w:kern w:val="0"/>
-          <w:sz w:val="24"/>
-        </w:rPr>
-        <w:t>核心业务逻辑，在平台特定层处理平台相关的功能，既保证了代码复用性，又提供了足够的灵活性</w:t>
+        <w:t>的分层架构，开发者可以在共享层实现核心业务逻辑，在平台特定层处理平台相关的功能，既保证了代码复用性，又提供了足够的灵活性</w:t>
       </w:r>
       <w:r>
         <w:rPr>
@@ -3027,7 +3113,7 @@
           <w:kern w:val="0"/>
           <w:sz w:val="24"/>
         </w:rPr>
-        <w:t>性能优化策略：为了在</w:t>
+        <w:t>为了在</w:t>
       </w:r>
       <w:r>
         <w:rPr>
@@ -3075,25 +3161,16 @@
           <w:kern w:val="0"/>
           <w:sz w:val="24"/>
         </w:rPr>
-        <w:t>秒以上的处理速度，可以采用多种优化策略。跳</w:t>
-      </w:r>
-      <w:proofErr w:type="gramStart"/>
-      <w:r>
-        <w:rPr>
-          <w:rFonts w:hint="eastAsia"/>
-          <w:kern w:val="0"/>
-          <w:sz w:val="24"/>
-        </w:rPr>
-        <w:t>帧处理</w:t>
-      </w:r>
-      <w:proofErr w:type="gramEnd"/>
-      <w:r>
-        <w:rPr>
-          <w:rFonts w:hint="eastAsia"/>
-          <w:kern w:val="0"/>
-          <w:sz w:val="24"/>
-        </w:rPr>
-        <w:t>是一种有效的方法，通过每隔</w:t>
+        <w:t>秒以上的处理速度，可以采用多种优化策</w:t>
+      </w:r>
+      <w:r>
+        <w:rPr>
+          <w:rFonts w:hint="eastAsia"/>
+          <w:kern w:val="0"/>
+          <w:sz w:val="24"/>
+        </w:rPr>
+        <w:lastRenderedPageBreak/>
+        <w:t>略。跳帧处理是一种有效的方法，通过每隔</w:t>
       </w:r>
       <w:r>
         <w:rPr>
@@ -3103,23 +3180,13 @@
         </w:rPr>
         <w:t>N</w:t>
       </w:r>
-      <w:proofErr w:type="gramStart"/>
-      <w:r>
-        <w:rPr>
-          <w:rFonts w:hint="eastAsia"/>
-          <w:kern w:val="0"/>
-          <w:sz w:val="24"/>
-        </w:rPr>
-        <w:t>帧进行</w:t>
-      </w:r>
-      <w:proofErr w:type="gramEnd"/>
-      <w:r>
-        <w:rPr>
-          <w:rFonts w:hint="eastAsia"/>
-          <w:kern w:val="0"/>
-          <w:sz w:val="24"/>
-        </w:rPr>
-        <w:t>一次</w:t>
+      <w:r>
+        <w:rPr>
+          <w:rFonts w:hint="eastAsia"/>
+          <w:kern w:val="0"/>
+          <w:sz w:val="24"/>
+        </w:rPr>
+        <w:t>帧进行一次</w:t>
       </w:r>
       <w:r>
         <w:rPr>
@@ -3135,34 +3202,7 @@
           <w:kern w:val="0"/>
           <w:sz w:val="24"/>
         </w:rPr>
-        <w:t>推理，跳过的</w:t>
-      </w:r>
-      <w:proofErr w:type="gramStart"/>
-      <w:r>
-        <w:rPr>
-          <w:rFonts w:hint="eastAsia"/>
-          <w:kern w:val="0"/>
-          <w:sz w:val="24"/>
-        </w:rPr>
-        <w:t>帧使用</w:t>
-      </w:r>
-      <w:proofErr w:type="gramEnd"/>
-      <w:r>
-        <w:rPr>
-          <w:rFonts w:hint="eastAsia"/>
-          <w:kern w:val="0"/>
-          <w:sz w:val="24"/>
-        </w:rPr>
-        <w:t>上一次的检测结果，可以显著减少推理次数。研究表明，</w:t>
-      </w:r>
-      <w:r>
-        <w:rPr>
-          <w:rFonts w:hint="eastAsia"/>
-          <w:kern w:val="0"/>
-          <w:sz w:val="24"/>
-        </w:rPr>
-        <w:lastRenderedPageBreak/>
-        <w:t>将跳帧间隔设置为</w:t>
+        <w:t>推理，跳过的帧使用上一次的检测结果，可以显著减少推理次数。研究表明，将跳帧间隔设置为</w:t>
       </w:r>
       <w:r>
         <w:rPr>
@@ -3296,7 +3336,7 @@
           <w:kern w:val="0"/>
           <w:sz w:val="24"/>
         </w:rPr>
-        <w:t>模型轻量化：针对移动设备的计算能力限制，可以采用模型轻量化技术。</w:t>
+        <w:t>针对移动设备的计算能力限制，可以采用模型轻量化技术。</w:t>
       </w:r>
       <w:r>
         <w:rPr>
@@ -3378,7 +3418,6 @@
         </w:rPr>
         <w:t>）等，这些轻量级模型在保持较高检测精度的同时，大幅降低了计算复杂度。此外，还可以采用模型剪枝、量化等技术进一步压缩模型大小，提高推理速度。</w:t>
       </w:r>
-      <w:proofErr w:type="spellStart"/>
       <w:r>
         <w:rPr>
           <w:rFonts w:hint="eastAsia"/>
@@ -3387,7 +3426,6 @@
         </w:rPr>
         <w:t>MobileNet</w:t>
       </w:r>
-      <w:proofErr w:type="spellEnd"/>
       <w:r>
         <w:rPr>
           <w:rFonts w:hint="eastAsia"/>
@@ -3396,7 +3434,6 @@
         </w:rPr>
         <w:t>、</w:t>
       </w:r>
-      <w:proofErr w:type="spellStart"/>
       <w:r>
         <w:rPr>
           <w:rFonts w:hint="eastAsia"/>
@@ -3405,32 +3442,13 @@
         </w:rPr>
         <w:t>ShuffleNet</w:t>
       </w:r>
-      <w:proofErr w:type="spellEnd"/>
-      <w:r>
-        <w:rPr>
-          <w:rFonts w:hint="eastAsia"/>
-          <w:kern w:val="0"/>
-          <w:sz w:val="24"/>
-        </w:rPr>
-        <w:t>等轻量级网络架构也为移动</w:t>
-      </w:r>
-      <w:proofErr w:type="gramStart"/>
-      <w:r>
-        <w:rPr>
-          <w:rFonts w:hint="eastAsia"/>
-          <w:kern w:val="0"/>
-          <w:sz w:val="24"/>
-        </w:rPr>
-        <w:t>端目标</w:t>
-      </w:r>
-      <w:proofErr w:type="gramEnd"/>
-      <w:r>
-        <w:rPr>
-          <w:rFonts w:hint="eastAsia"/>
-          <w:kern w:val="0"/>
-          <w:sz w:val="24"/>
-        </w:rPr>
-        <w:t>检测提供了有效的解决方案</w:t>
+      <w:r>
+        <w:rPr>
+          <w:rFonts w:hint="eastAsia"/>
+          <w:kern w:val="0"/>
+          <w:sz w:val="24"/>
+        </w:rPr>
+        <w:t>等轻量级网络架构也为移动端目标检测提供了有效的解决方案</w:t>
       </w:r>
       <w:r>
         <w:rPr>
@@ -3587,7 +3605,7 @@
           <w:kern w:val="0"/>
           <w:sz w:val="24"/>
         </w:rPr>
-        <w:t>异步处理架构：在</w:t>
+        <w:t>在</w:t>
       </w:r>
       <w:r>
         <w:rPr>
@@ -3643,18 +3661,8 @@
           <w:kern w:val="0"/>
           <w:sz w:val="24"/>
         </w:rPr>
-        <w:t>Model-View-</w:t>
-      </w:r>
-      <w:proofErr w:type="spellStart"/>
-      <w:r>
-        <w:rPr>
-          <w:rFonts w:hint="eastAsia"/>
-          <w:kern w:val="0"/>
-          <w:sz w:val="24"/>
-        </w:rPr>
-        <w:t>ViewModel</w:t>
-      </w:r>
-      <w:proofErr w:type="spellEnd"/>
+        <w:t>Model-View-ViewModel</w:t>
+      </w:r>
       <w:r>
         <w:rPr>
           <w:rFonts w:hint="eastAsia"/>
@@ -3726,142 +3734,6 @@
           <w:vertAlign w:val="superscript"/>
         </w:rPr>
         <w:t>[10]</w:t>
-      </w:r>
-      <w:r>
-        <w:rPr>
-          <w:kern w:val="0"/>
-          <w:sz w:val="24"/>
-          <w:vertAlign w:val="superscript"/>
-        </w:rPr>
-        <w:fldChar w:fldCharType="end"/>
-      </w:r>
-      <w:r>
-        <w:rPr>
-          <w:rFonts w:hint="eastAsia"/>
-          <w:kern w:val="0"/>
-          <w:sz w:val="24"/>
-        </w:rPr>
-        <w:t>。</w:t>
-      </w:r>
-    </w:p>
-    <w:p>
-      <w:pPr>
-        <w:autoSpaceDE w:val="0"/>
-        <w:autoSpaceDN w:val="0"/>
-        <w:adjustRightInd w:val="0"/>
-        <w:spacing w:line="300" w:lineRule="auto"/>
-        <w:ind w:firstLine="480"/>
-        <w:jc w:val="left"/>
-        <w:rPr>
-          <w:kern w:val="0"/>
-          <w:sz w:val="24"/>
-        </w:rPr>
-      </w:pPr>
-      <w:r>
-        <w:rPr>
-          <w:rFonts w:hint="eastAsia"/>
-          <w:kern w:val="0"/>
-          <w:sz w:val="24"/>
-        </w:rPr>
-        <w:t>云端协同处理：对于计算密集型的任务，可以采用云端协同处理的方式。将复杂的</w:t>
-      </w:r>
-      <w:r>
-        <w:rPr>
-          <w:rFonts w:hint="eastAsia"/>
-          <w:kern w:val="0"/>
-          <w:sz w:val="24"/>
-        </w:rPr>
-        <w:t>YOLO</w:t>
-      </w:r>
-      <w:r>
-        <w:rPr>
-          <w:rFonts w:hint="eastAsia"/>
-          <w:kern w:val="0"/>
-          <w:sz w:val="24"/>
-        </w:rPr>
-        <w:t>推理任务部署在云端服务器，移动</w:t>
-      </w:r>
-      <w:proofErr w:type="gramStart"/>
-      <w:r>
-        <w:rPr>
-          <w:rFonts w:hint="eastAsia"/>
-          <w:kern w:val="0"/>
-          <w:sz w:val="24"/>
-        </w:rPr>
-        <w:t>端负责</w:t>
-      </w:r>
-      <w:proofErr w:type="gramEnd"/>
-      <w:r>
-        <w:rPr>
-          <w:rFonts w:hint="eastAsia"/>
-          <w:kern w:val="0"/>
-          <w:sz w:val="24"/>
-        </w:rPr>
-        <w:t>视频采集和结果展示，通过网络通信实现协同处理。这种方式可以充分利用云端强大的计算能力，同时减轻移动端的计算负担。此外，还可以采用边缘计算的方式，在边缘设备上进行初步处理，将关键数据上传到云端进行精细分析，实现性能与成本的平衡</w:t>
-      </w:r>
-      <w:r>
-        <w:rPr>
-          <w:kern w:val="0"/>
-          <w:sz w:val="24"/>
-          <w:vertAlign w:val="superscript"/>
-        </w:rPr>
-        <w:fldChar w:fldCharType="begin"/>
-      </w:r>
-      <w:r>
-        <w:rPr>
-          <w:kern w:val="0"/>
-          <w:sz w:val="24"/>
-          <w:vertAlign w:val="superscript"/>
-        </w:rPr>
-        <w:instrText xml:space="preserve"> </w:instrText>
-      </w:r>
-      <w:r>
-        <w:rPr>
-          <w:rFonts w:hint="eastAsia"/>
-          <w:kern w:val="0"/>
-          <w:sz w:val="24"/>
-          <w:vertAlign w:val="superscript"/>
-        </w:rPr>
-        <w:instrText>REF _Ref222514228 \r \h</w:instrText>
-      </w:r>
-      <w:r>
-        <w:rPr>
-          <w:kern w:val="0"/>
-          <w:sz w:val="24"/>
-          <w:vertAlign w:val="superscript"/>
-        </w:rPr>
-        <w:instrText xml:space="preserve"> </w:instrText>
-      </w:r>
-      <w:r>
-        <w:rPr>
-          <w:kern w:val="0"/>
-          <w:sz w:val="24"/>
-          <w:vertAlign w:val="superscript"/>
-        </w:rPr>
-        <w:instrText xml:space="preserve"> \* MERGEFORMAT </w:instrText>
-      </w:r>
-      <w:r>
-        <w:rPr>
-          <w:kern w:val="0"/>
-          <w:sz w:val="24"/>
-          <w:vertAlign w:val="superscript"/>
-        </w:rPr>
-      </w:r>
-      <w:r>
-        <w:rPr>
-          <w:kern w:val="0"/>
-          <w:sz w:val="24"/>
-          <w:vertAlign w:val="superscript"/>
-        </w:rPr>
-        <w:fldChar w:fldCharType="separate"/>
-      </w:r>
-      <w:r>
-        <w:rPr>
-          <w:kern w:val="0"/>
-          <w:sz w:val="24"/>
-          <w:vertAlign w:val="superscript"/>
-        </w:rPr>
-        <w:t>[14]</w:t>
       </w:r>
       <w:r>
         <w:rPr>
@@ -3937,23 +3809,7 @@
           <w:kern w:val="0"/>
           <w:szCs w:val="21"/>
         </w:rPr>
-        <w:t xml:space="preserve">Jiao L, Zhang R, Liu F, et al. </w:t>
-      </w:r>
-      <w:proofErr w:type="gramStart"/>
-      <w:r>
-        <w:rPr>
-          <w:kern w:val="0"/>
-          <w:szCs w:val="21"/>
-        </w:rPr>
-        <w:t>New</w:t>
-      </w:r>
-      <w:proofErr w:type="gramEnd"/>
-      <w:r>
-        <w:rPr>
-          <w:kern w:val="0"/>
-          <w:szCs w:val="21"/>
-        </w:rPr>
-        <w:t xml:space="preserve"> generation deep learning for video object detection: A survey[J]. IEEE Transactions on Neural Networks and Learning Systems, 2021, 33(8): 3195-3215.</w:t>
+        <w:t>Jiao L, Zhang R, Liu F, et al. New generation deep learning for video object detection: A survey[J]. IEEE Transactions on Neural Networks and Learning Systems, 2021, 33(8): 3195-3215.</w:t>
       </w:r>
     </w:p>
     <w:p>
@@ -3983,71 +3839,7 @@
           <w:kern w:val="0"/>
           <w:szCs w:val="21"/>
         </w:rPr>
-        <w:t xml:space="preserve">J. Redmon, S. </w:t>
-      </w:r>
-      <w:proofErr w:type="spellStart"/>
-      <w:r>
-        <w:rPr>
-          <w:kern w:val="0"/>
-          <w:szCs w:val="21"/>
-        </w:rPr>
-        <w:t>Divvala</w:t>
-      </w:r>
-      <w:proofErr w:type="spellEnd"/>
-      <w:r>
-        <w:rPr>
-          <w:kern w:val="0"/>
-          <w:szCs w:val="21"/>
-        </w:rPr>
-        <w:t xml:space="preserve">, R. </w:t>
-      </w:r>
-      <w:proofErr w:type="spellStart"/>
-      <w:r>
-        <w:rPr>
-          <w:kern w:val="0"/>
-          <w:szCs w:val="21"/>
-        </w:rPr>
-        <w:t>Girshick</w:t>
-      </w:r>
-      <w:proofErr w:type="spellEnd"/>
-      <w:r>
-        <w:rPr>
-          <w:kern w:val="0"/>
-          <w:szCs w:val="21"/>
-        </w:rPr>
-        <w:t xml:space="preserve">, and A. Farhadi, “You only look once: Unified, real-time object detection,” in Proc. IEEE Conf. </w:t>
-      </w:r>
-      <w:proofErr w:type="spellStart"/>
-      <w:r>
-        <w:rPr>
-          <w:kern w:val="0"/>
-          <w:szCs w:val="21"/>
-        </w:rPr>
-        <w:t>Comput</w:t>
-      </w:r>
-      <w:proofErr w:type="spellEnd"/>
-      <w:r>
-        <w:rPr>
-          <w:kern w:val="0"/>
-          <w:szCs w:val="21"/>
-        </w:rPr>
-        <w:t xml:space="preserve">. Vis. Pattern </w:t>
-      </w:r>
-      <w:proofErr w:type="spellStart"/>
-      <w:r>
-        <w:rPr>
-          <w:kern w:val="0"/>
-          <w:szCs w:val="21"/>
-        </w:rPr>
-        <w:t>Recognit</w:t>
-      </w:r>
-      <w:proofErr w:type="spellEnd"/>
-      <w:r>
-        <w:rPr>
-          <w:kern w:val="0"/>
-          <w:szCs w:val="21"/>
-        </w:rPr>
-        <w:t>. (CVPR), Jun. 2016, pp. 779–788.</w:t>
+        <w:t>J. Redmon, S. Divvala, R. Girshick, and A. Farhadi, “You only look once: Unified, real-time object detection,” in Proc. IEEE Conf. Comput. Vis. Pattern Recognit. (CVPR), Jun. 2016, pp. 779–788.</w:t>
       </w:r>
       <w:bookmarkEnd w:id="15"/>
     </w:p>
@@ -4078,39 +3870,7 @@
           <w:kern w:val="0"/>
           <w:szCs w:val="21"/>
         </w:rPr>
-        <w:t xml:space="preserve">S. Ren, K. He, R. </w:t>
-      </w:r>
-      <w:proofErr w:type="spellStart"/>
-      <w:r>
-        <w:rPr>
-          <w:kern w:val="0"/>
-          <w:szCs w:val="21"/>
-        </w:rPr>
-        <w:t>Girshick</w:t>
-      </w:r>
-      <w:proofErr w:type="spellEnd"/>
-      <w:r>
-        <w:rPr>
-          <w:kern w:val="0"/>
-          <w:szCs w:val="21"/>
-        </w:rPr>
-        <w:t xml:space="preserve">, and J. Sun, “Faster R-CNN: Towards real-time object detection with region proposal networks,” IEEE Trans. Pattern Anal. Mach. </w:t>
-      </w:r>
-      <w:proofErr w:type="spellStart"/>
-      <w:r>
-        <w:rPr>
-          <w:kern w:val="0"/>
-          <w:szCs w:val="21"/>
-        </w:rPr>
-        <w:t>Intell</w:t>
-      </w:r>
-      <w:proofErr w:type="spellEnd"/>
-      <w:r>
-        <w:rPr>
-          <w:kern w:val="0"/>
-          <w:szCs w:val="21"/>
-        </w:rPr>
-        <w:t>., vol. 39, no. 6, pp. 1137–1149, Jun. 2017.</w:t>
+        <w:t>S. Ren, K. He, R. Girshick, and J. Sun, “Faster R-CNN: Towards real-time object detection with region proposal networks,” IEEE Trans. Pattern Anal. Mach. Intell., vol. 39, no. 6, pp. 1137–1149, Jun. 2017.</w:t>
       </w:r>
       <w:bookmarkEnd w:id="16"/>
     </w:p>
@@ -4141,23 +3901,7 @@
           <w:kern w:val="0"/>
           <w:szCs w:val="21"/>
         </w:rPr>
-        <w:t xml:space="preserve">W. Liu et al., “SSD: Single shot </w:t>
-      </w:r>
-      <w:proofErr w:type="spellStart"/>
-      <w:r>
-        <w:rPr>
-          <w:kern w:val="0"/>
-          <w:szCs w:val="21"/>
-        </w:rPr>
-        <w:t>multibox</w:t>
-      </w:r>
-      <w:proofErr w:type="spellEnd"/>
-      <w:r>
-        <w:rPr>
-          <w:kern w:val="0"/>
-          <w:szCs w:val="21"/>
-        </w:rPr>
-        <w:t xml:space="preserve"> detector,” in Computer Vision—ECCV, B. Leibe, J. Matas, N. Sebe, and M. Welling, Eds. Cham, Switzerland: Springer, 2016, pp. 21–37.</w:t>
+        <w:t>W. Liu et al., “SSD: Single shot multibox detector,” in Computer Vision—ECCV, B. Leibe, J. Matas, N. Sebe, and M. Welling, Eds. Cham, Switzerland: Springer, 2016, pp. 21–37.</w:t>
       </w:r>
       <w:bookmarkEnd w:id="17"/>
     </w:p>
@@ -4213,7 +3957,6 @@
           <w:szCs w:val="21"/>
         </w:rPr>
       </w:pPr>
-      <w:proofErr w:type="gramStart"/>
       <w:r>
         <w:rPr>
           <w:rFonts w:hint="eastAsia"/>
@@ -4238,7 +3981,6 @@
         </w:rPr>
         <w:t>毛力</w:t>
       </w:r>
-      <w:proofErr w:type="gramEnd"/>
       <w:r>
         <w:rPr>
           <w:rFonts w:hint="eastAsia"/>
@@ -4395,25 +4137,7 @@
           <w:kern w:val="0"/>
           <w:szCs w:val="21"/>
         </w:rPr>
-        <w:t>,2026,(02):</w:t>
-      </w:r>
-      <w:proofErr w:type="gramStart"/>
-      <w:r>
-        <w:rPr>
-          <w:rFonts w:hint="eastAsia"/>
-          <w:kern w:val="0"/>
-          <w:szCs w:val="21"/>
-        </w:rPr>
-        <w:t>128-130.DOI:10.16184/j.cnki.comprg</w:t>
-      </w:r>
-      <w:proofErr w:type="gramEnd"/>
-      <w:r>
-        <w:rPr>
-          <w:rFonts w:hint="eastAsia"/>
-          <w:kern w:val="0"/>
-          <w:szCs w:val="21"/>
-        </w:rPr>
-        <w:t>.2026.02.028.</w:t>
+        <w:t>,2026,(02):128-130.DOI:10.16184/j.cnki.comprg.2026.02.028.</w:t>
       </w:r>
     </w:p>
     <w:p>
@@ -4443,72 +4167,7 @@
           <w:kern w:val="0"/>
           <w:szCs w:val="21"/>
         </w:rPr>
-        <w:t xml:space="preserve">K. He, G. </w:t>
-      </w:r>
-      <w:proofErr w:type="spellStart"/>
-      <w:r>
-        <w:rPr>
-          <w:kern w:val="0"/>
-          <w:szCs w:val="21"/>
-        </w:rPr>
-        <w:t>Gkioxari</w:t>
-      </w:r>
-      <w:proofErr w:type="spellEnd"/>
-      <w:r>
-        <w:rPr>
-          <w:kern w:val="0"/>
-          <w:szCs w:val="21"/>
-        </w:rPr>
-        <w:t xml:space="preserve">, P. </w:t>
-      </w:r>
-      <w:proofErr w:type="spellStart"/>
-      <w:r>
-        <w:rPr>
-          <w:kern w:val="0"/>
-          <w:szCs w:val="21"/>
-        </w:rPr>
-        <w:t>Dollár</w:t>
-      </w:r>
-      <w:proofErr w:type="spellEnd"/>
-      <w:r>
-        <w:rPr>
-          <w:kern w:val="0"/>
-          <w:szCs w:val="21"/>
-        </w:rPr>
-        <w:t xml:space="preserve">, and R. </w:t>
-      </w:r>
-      <w:proofErr w:type="spellStart"/>
-      <w:r>
-        <w:rPr>
-          <w:kern w:val="0"/>
-          <w:szCs w:val="21"/>
-        </w:rPr>
-        <w:t>Girshick</w:t>
-      </w:r>
-      <w:proofErr w:type="spellEnd"/>
-      <w:r>
-        <w:rPr>
-          <w:kern w:val="0"/>
-          <w:szCs w:val="21"/>
-        </w:rPr>
-        <w:t xml:space="preserve">, “Mask R-CNN,” in Proc. IEEE Int. Conf. </w:t>
-      </w:r>
-      <w:proofErr w:type="spellStart"/>
-      <w:r>
-        <w:rPr>
-          <w:kern w:val="0"/>
-          <w:szCs w:val="21"/>
-        </w:rPr>
-        <w:lastRenderedPageBreak/>
-        <w:t>Comput</w:t>
-      </w:r>
-      <w:proofErr w:type="spellEnd"/>
-      <w:r>
-        <w:rPr>
-          <w:kern w:val="0"/>
-          <w:szCs w:val="21"/>
-        </w:rPr>
-        <w:t>. Vis., Oct. 2017, pp. 2961–2969.</w:t>
+        <w:t>K. He, G. Gkioxari, P. Dollár, and R. Girshick, “Mask R-CNN,” in Proc. IEEE Int. Conf. Comput. Vis., Oct. 2017, pp. 2961–2969.</w:t>
       </w:r>
       <w:bookmarkEnd w:id="19"/>
     </w:p>
@@ -4539,23 +4198,7 @@
           <w:kern w:val="0"/>
           <w:szCs w:val="21"/>
         </w:rPr>
-        <w:t xml:space="preserve">Hu Y, Chen Y, Li X, et al. Dynamic feature fusion for semantic edge detection[J]. </w:t>
-      </w:r>
-      <w:proofErr w:type="spellStart"/>
-      <w:r>
-        <w:rPr>
-          <w:kern w:val="0"/>
-          <w:szCs w:val="21"/>
-        </w:rPr>
-        <w:t>arXiv</w:t>
-      </w:r>
-      <w:proofErr w:type="spellEnd"/>
-      <w:r>
-        <w:rPr>
-          <w:kern w:val="0"/>
-          <w:szCs w:val="21"/>
-        </w:rPr>
-        <w:t xml:space="preserve"> preprint arXiv:1902.09104, 2019.</w:t>
+        <w:t>Hu Y, Chen Y, Li X, et al. Dynamic feature fusion for semantic edge detection[J]. arXiv preprint arXiv:1902.09104, 2019.</w:t>
       </w:r>
       <w:bookmarkEnd w:id="20"/>
     </w:p>
@@ -4586,39 +4229,7 @@
           <w:kern w:val="0"/>
           <w:szCs w:val="21"/>
         </w:rPr>
-        <w:t xml:space="preserve">Microsoft. .NET MAUI </w:t>
-      </w:r>
-      <w:proofErr w:type="gramStart"/>
-      <w:r>
-        <w:rPr>
-          <w:kern w:val="0"/>
-          <w:szCs w:val="21"/>
-        </w:rPr>
-        <w:t>documentation[</w:t>
-      </w:r>
-      <w:proofErr w:type="gramEnd"/>
-      <w:r>
-        <w:rPr>
-          <w:kern w:val="0"/>
-          <w:szCs w:val="21"/>
-        </w:rPr>
-        <w:t xml:space="preserve">EB/OL]. </w:t>
-      </w:r>
-      <w:proofErr w:type="gramStart"/>
-      <w:r>
-        <w:rPr>
-          <w:kern w:val="0"/>
-          <w:szCs w:val="21"/>
-        </w:rPr>
-        <w:t>https://docs.microsoft.com/en-us/dotnet/maui/ ,</w:t>
-      </w:r>
-      <w:proofErr w:type="gramEnd"/>
-      <w:r>
-        <w:rPr>
-          <w:kern w:val="0"/>
-          <w:szCs w:val="21"/>
-        </w:rPr>
-        <w:t xml:space="preserve"> 2023.</w:t>
+        <w:t>Microsoft. .NET MAUI documentation[EB/OL]. https://docs.microsoft.com/en-us/dotnet/maui/ , 2023.</w:t>
       </w:r>
       <w:bookmarkEnd w:id="21"/>
     </w:p>
@@ -4648,23 +4259,15 @@
           <w:kern w:val="0"/>
           <w:szCs w:val="21"/>
         </w:rPr>
-        <w:t xml:space="preserve">Howard A G, Zhu M, Chen B, et al. Mobilenets: Efficient convolutional neural networks for mobile vision applications[J]. </w:t>
-      </w:r>
-      <w:proofErr w:type="spellStart"/>
+        <w:t xml:space="preserve">Howard A G, Zhu M, Chen B, et al. Mobilenets: Efficient convolutional neural networks for </w:t>
+      </w:r>
       <w:r>
         <w:rPr>
           <w:kern w:val="0"/>
           <w:szCs w:val="21"/>
         </w:rPr>
-        <w:t>arXiv</w:t>
-      </w:r>
-      <w:proofErr w:type="spellEnd"/>
-      <w:r>
-        <w:rPr>
-          <w:kern w:val="0"/>
-          <w:szCs w:val="21"/>
-        </w:rPr>
-        <w:t xml:space="preserve"> preprint arXiv:1704.04861, 2017.</w:t>
+        <w:lastRenderedPageBreak/>
+        <w:t>mobile vision applications[J]. arXiv preprint arXiv:1704.04861, 2017.</w:t>
       </w:r>
     </w:p>
     <w:p>
@@ -4694,23 +4297,7 @@
           <w:kern w:val="0"/>
           <w:szCs w:val="21"/>
         </w:rPr>
-        <w:t xml:space="preserve">Zhang X, Zhou X, Lin M, et al. </w:t>
-      </w:r>
-      <w:proofErr w:type="spellStart"/>
-      <w:r>
-        <w:rPr>
-          <w:kern w:val="0"/>
-          <w:szCs w:val="21"/>
-        </w:rPr>
-        <w:t>Shufflenet</w:t>
-      </w:r>
-      <w:proofErr w:type="spellEnd"/>
-      <w:r>
-        <w:rPr>
-          <w:kern w:val="0"/>
-          <w:szCs w:val="21"/>
-        </w:rPr>
-        <w:t>: An extremely efficient convolutional neural network for mobile devices[C]//Proceedings of the IEEE conference on computer vision and pattern recognition. 2018: 6848-6856.</w:t>
+        <w:t>Zhang X, Zhou X, Lin M, et al. Shufflenet: An extremely efficient convolutional neural network for mobile devices[C]//Proceedings of the IEEE conference on computer vision and pattern recognition. 2018: 6848-6856.</w:t>
       </w:r>
     </w:p>
     <w:p>
@@ -4770,73 +4357,7 @@
           <w:kern w:val="0"/>
           <w:szCs w:val="21"/>
         </w:rPr>
-        <w:t xml:space="preserve">Chen </w:t>
-      </w:r>
-      <w:proofErr w:type="spellStart"/>
-      <w:proofErr w:type="gramStart"/>
-      <w:r>
-        <w:rPr>
-          <w:kern w:val="0"/>
-          <w:szCs w:val="21"/>
-        </w:rPr>
-        <w:t>K,Wang</w:t>
-      </w:r>
-      <w:proofErr w:type="spellEnd"/>
-      <w:proofErr w:type="gramEnd"/>
-      <w:r>
-        <w:rPr>
-          <w:kern w:val="0"/>
-          <w:szCs w:val="21"/>
-        </w:rPr>
-        <w:t xml:space="preserve"> J, Pang J, et al. </w:t>
-      </w:r>
-      <w:proofErr w:type="spellStart"/>
-      <w:r>
-        <w:rPr>
-          <w:kern w:val="0"/>
-          <w:szCs w:val="21"/>
-        </w:rPr>
-        <w:t>MMDetection</w:t>
-      </w:r>
-      <w:proofErr w:type="spellEnd"/>
-      <w:r>
-        <w:rPr>
-          <w:kern w:val="0"/>
-          <w:szCs w:val="21"/>
-        </w:rPr>
-        <w:t xml:space="preserve">: Open </w:t>
-      </w:r>
-      <w:proofErr w:type="spellStart"/>
-      <w:r>
-        <w:rPr>
-          <w:kern w:val="0"/>
-          <w:szCs w:val="21"/>
-        </w:rPr>
-        <w:t>mmlab</w:t>
-      </w:r>
-      <w:proofErr w:type="spellEnd"/>
-      <w:r>
-        <w:rPr>
-          <w:kern w:val="0"/>
-          <w:szCs w:val="21"/>
-        </w:rPr>
-        <w:t xml:space="preserve"> detection toolbox and benchmark[J]. </w:t>
-      </w:r>
-      <w:proofErr w:type="spellStart"/>
-      <w:r>
-        <w:rPr>
-          <w:kern w:val="0"/>
-          <w:szCs w:val="21"/>
-        </w:rPr>
-        <w:t>arXiv</w:t>
-      </w:r>
-      <w:proofErr w:type="spellEnd"/>
-      <w:r>
-        <w:rPr>
-          <w:kern w:val="0"/>
-          <w:szCs w:val="21"/>
-        </w:rPr>
-        <w:t xml:space="preserve"> preprint arXiv:1906.07155, 2019.</w:t>
+        <w:t>Chen K,Wang J, Pang J, et al. MMDetection: Open mmlab detection toolbox and benchmark[J]. arXiv preprint arXiv:1906.07155, 2019.</w:t>
       </w:r>
       <w:bookmarkEnd w:id="23"/>
     </w:p>
@@ -4955,25 +4476,7 @@
           <w:kern w:val="0"/>
           <w:szCs w:val="21"/>
         </w:rPr>
-        <w:t>,2026,47(01):</w:t>
-      </w:r>
-      <w:proofErr w:type="gramStart"/>
-      <w:r>
-        <w:rPr>
-          <w:rFonts w:hint="eastAsia"/>
-          <w:kern w:val="0"/>
-          <w:szCs w:val="21"/>
-        </w:rPr>
-        <w:t>56-63.DOI:10.14016/j.cnki.jgzz</w:t>
-      </w:r>
-      <w:proofErr w:type="gramEnd"/>
-      <w:r>
-        <w:rPr>
-          <w:rFonts w:hint="eastAsia"/>
-          <w:kern w:val="0"/>
-          <w:szCs w:val="21"/>
-        </w:rPr>
-        <w:t>.2026.01.056.</w:t>
+        <w:t>,2026,47(01):56-63.DOI:10.14016/j.cnki.jgzz.2026.01.056.</w:t>
       </w:r>
     </w:p>
     <w:sectPr>

--- a/文献综述.docx
+++ b/文献综述.docx
@@ -913,6 +913,619 @@
     </w:p>
     <w:p>
       <w:pPr>
+        <w:overflowPunct w:val="0"/>
+        <w:autoSpaceDE w:val="0"/>
+        <w:autoSpaceDN w:val="0"/>
+        <w:adjustRightInd w:val="0"/>
+        <w:spacing w:line="300" w:lineRule="auto"/>
+        <w:ind w:firstLineChars="200" w:firstLine="480"/>
+        <w:rPr>
+          <w:sz w:val="24"/>
+        </w:rPr>
+      </w:pPr>
+      <w:r>
+        <w:rPr>
+          <w:rFonts w:hint="eastAsia"/>
+          <w:sz w:val="24"/>
+        </w:rPr>
+        <w:t>视频目标检测是计算机视觉领域的重要任务之一，其发展过程经历从传统方法到深度学习方法的明显变化。早期的研究主要使用人工设计的特征提取器，</w:t>
+      </w:r>
+      <w:r>
+        <w:rPr>
+          <w:sz w:val="24"/>
+        </w:rPr>
+        <w:t>HOG</w:t>
+      </w:r>
+      <w:r>
+        <w:rPr>
+          <w:rFonts w:hint="eastAsia"/>
+          <w:sz w:val="24"/>
+        </w:rPr>
+        <w:t>（</w:t>
+      </w:r>
+      <w:r>
+        <w:rPr>
+          <w:sz w:val="24"/>
+        </w:rPr>
+        <w:t>Histogram of Oriented Gradients</w:t>
+      </w:r>
+      <w:r>
+        <w:rPr>
+          <w:rFonts w:hint="eastAsia"/>
+          <w:sz w:val="24"/>
+        </w:rPr>
+        <w:t>）、</w:t>
+      </w:r>
+      <w:r>
+        <w:rPr>
+          <w:sz w:val="24"/>
+        </w:rPr>
+        <w:t>SIFT</w:t>
+      </w:r>
+      <w:r>
+        <w:rPr>
+          <w:rFonts w:hint="eastAsia"/>
+          <w:sz w:val="24"/>
+        </w:rPr>
+        <w:t>（</w:t>
+      </w:r>
+      <w:r>
+        <w:rPr>
+          <w:sz w:val="24"/>
+        </w:rPr>
+        <w:t>Scale-Invariant Feature Transform</w:t>
+      </w:r>
+      <w:r>
+        <w:rPr>
+          <w:rFonts w:hint="eastAsia"/>
+          <w:sz w:val="24"/>
+        </w:rPr>
+        <w:t>）等并结合传统机器学习分类器，如</w:t>
+      </w:r>
+      <w:r>
+        <w:rPr>
+          <w:sz w:val="24"/>
+        </w:rPr>
+        <w:t>SVM</w:t>
+      </w:r>
+      <w:r>
+        <w:rPr>
+          <w:rFonts w:hint="eastAsia"/>
+          <w:sz w:val="24"/>
+        </w:rPr>
+        <w:t>（</w:t>
+      </w:r>
+      <w:r>
+        <w:rPr>
+          <w:sz w:val="24"/>
+        </w:rPr>
+        <w:t>Support Vector Machine</w:t>
+      </w:r>
+      <w:r>
+        <w:rPr>
+          <w:rFonts w:hint="eastAsia"/>
+          <w:sz w:val="24"/>
+        </w:rPr>
+        <w:t>），来进行目标识别，这些方法在某些特定情况下达到一些成果，但普遍存在特征表达能力不强、难以适应复杂场景等问题。</w:t>
+      </w:r>
+    </w:p>
+    <w:p>
+      <w:pPr>
+        <w:overflowPunct w:val="0"/>
+        <w:autoSpaceDE w:val="0"/>
+        <w:autoSpaceDN w:val="0"/>
+        <w:adjustRightInd w:val="0"/>
+        <w:spacing w:line="300" w:lineRule="auto"/>
+        <w:ind w:firstLineChars="200" w:firstLine="480"/>
+        <w:rPr>
+          <w:sz w:val="24"/>
+        </w:rPr>
+      </w:pPr>
+      <w:r>
+        <w:rPr>
+          <w:rFonts w:hint="eastAsia"/>
+          <w:sz w:val="24"/>
+        </w:rPr>
+        <w:t>深度学习技术发展推动视频目标检测进入新的阶段</w:t>
+      </w:r>
+      <w:r>
+        <w:rPr>
+          <w:sz w:val="24"/>
+        </w:rPr>
+        <w:t>。</w:t>
+      </w:r>
+      <w:r>
+        <w:rPr>
+          <w:sz w:val="24"/>
+        </w:rPr>
+        <w:t>2012</w:t>
+      </w:r>
+      <w:r>
+        <w:rPr>
+          <w:sz w:val="24"/>
+        </w:rPr>
+        <w:t>年，</w:t>
+      </w:r>
+      <w:proofErr w:type="spellStart"/>
+      <w:r>
+        <w:rPr>
+          <w:sz w:val="24"/>
+        </w:rPr>
+        <w:t>AlexNet</w:t>
+      </w:r>
+      <w:proofErr w:type="spellEnd"/>
+      <w:r>
+        <w:rPr>
+          <w:rFonts w:hint="eastAsia"/>
+          <w:sz w:val="24"/>
+        </w:rPr>
+        <w:t>在</w:t>
+      </w:r>
+      <w:r>
+        <w:rPr>
+          <w:sz w:val="24"/>
+        </w:rPr>
+        <w:t>ImageNet</w:t>
+      </w:r>
+      <w:r>
+        <w:rPr>
+          <w:rFonts w:hint="eastAsia"/>
+          <w:sz w:val="24"/>
+        </w:rPr>
+        <w:t>竞赛中表现出色，表明卷积神经网络（</w:t>
+      </w:r>
+      <w:r>
+        <w:rPr>
+          <w:sz w:val="24"/>
+        </w:rPr>
+        <w:t>CNN</w:t>
+      </w:r>
+      <w:r>
+        <w:rPr>
+          <w:rFonts w:hint="eastAsia"/>
+          <w:sz w:val="24"/>
+        </w:rPr>
+        <w:t>）在计算机视觉领域得到成功应用，之后</w:t>
+      </w:r>
+      <w:r>
+        <w:rPr>
+          <w:sz w:val="24"/>
+        </w:rPr>
+        <w:t>，研究</w:t>
+      </w:r>
+      <w:r>
+        <w:rPr>
+          <w:rFonts w:hint="eastAsia"/>
+          <w:sz w:val="24"/>
+        </w:rPr>
+        <w:t>人员</w:t>
+      </w:r>
+      <w:r>
+        <w:rPr>
+          <w:sz w:val="24"/>
+        </w:rPr>
+        <w:t>开始将</w:t>
+      </w:r>
+      <w:r>
+        <w:rPr>
+          <w:sz w:val="24"/>
+        </w:rPr>
+        <w:t>CNN</w:t>
+      </w:r>
+      <w:r>
+        <w:rPr>
+          <w:sz w:val="24"/>
+        </w:rPr>
+        <w:t>技术</w:t>
+      </w:r>
+      <w:r>
+        <w:rPr>
+          <w:rFonts w:hint="eastAsia"/>
+          <w:sz w:val="24"/>
+        </w:rPr>
+        <w:t>处理目标检测问题</w:t>
+      </w:r>
+      <w:r>
+        <w:rPr>
+          <w:sz w:val="24"/>
+        </w:rPr>
+        <w:t>，先后提出了</w:t>
+      </w:r>
+      <w:r>
+        <w:rPr>
+          <w:sz w:val="24"/>
+        </w:rPr>
+        <w:t>R-CNN</w:t>
+      </w:r>
+      <w:r>
+        <w:rPr>
+          <w:sz w:val="24"/>
+        </w:rPr>
+        <w:t>、</w:t>
+      </w:r>
+      <w:r>
+        <w:rPr>
+          <w:sz w:val="24"/>
+        </w:rPr>
+        <w:t>Fast R-CNN</w:t>
+      </w:r>
+      <w:r>
+        <w:rPr>
+          <w:sz w:val="24"/>
+        </w:rPr>
+        <w:t>、</w:t>
+      </w:r>
+      <w:r>
+        <w:rPr>
+          <w:sz w:val="24"/>
+        </w:rPr>
+        <w:t>Faster R-CNN</w:t>
+      </w:r>
+      <w:r>
+        <w:rPr>
+          <w:sz w:val="24"/>
+        </w:rPr>
+        <w:t>等两阶段检测器</w:t>
+      </w:r>
+      <w:r>
+        <w:rPr>
+          <w:sz w:val="24"/>
+          <w:vertAlign w:val="superscript"/>
+        </w:rPr>
+        <w:fldChar w:fldCharType="begin"/>
+      </w:r>
+      <w:r>
+        <w:rPr>
+          <w:sz w:val="24"/>
+          <w:vertAlign w:val="superscript"/>
+        </w:rPr>
+        <w:instrText xml:space="preserve"> REF _Ref222514011 \r \h </w:instrText>
+      </w:r>
+      <w:r>
+        <w:rPr>
+          <w:sz w:val="24"/>
+          <w:vertAlign w:val="superscript"/>
+        </w:rPr>
+        <w:instrText xml:space="preserve"> \* MERGEFORMAT </w:instrText>
+      </w:r>
+      <w:r>
+        <w:rPr>
+          <w:sz w:val="24"/>
+          <w:vertAlign w:val="superscript"/>
+        </w:rPr>
+      </w:r>
+      <w:r>
+        <w:rPr>
+          <w:sz w:val="24"/>
+          <w:vertAlign w:val="superscript"/>
+        </w:rPr>
+        <w:fldChar w:fldCharType="separate"/>
+      </w:r>
+      <w:r>
+        <w:rPr>
+          <w:sz w:val="24"/>
+          <w:vertAlign w:val="superscript"/>
+        </w:rPr>
+        <w:t>[8]</w:t>
+      </w:r>
+      <w:r>
+        <w:rPr>
+          <w:sz w:val="24"/>
+          <w:vertAlign w:val="superscript"/>
+        </w:rPr>
+        <w:fldChar w:fldCharType="end"/>
+      </w:r>
+      <w:r>
+        <w:rPr>
+          <w:sz w:val="24"/>
+        </w:rPr>
+        <w:t>，以及</w:t>
+      </w:r>
+      <w:r>
+        <w:rPr>
+          <w:sz w:val="24"/>
+        </w:rPr>
+        <w:t>YOLO</w:t>
+      </w:r>
+      <w:r>
+        <w:rPr>
+          <w:sz w:val="24"/>
+        </w:rPr>
+        <w:t>（</w:t>
+      </w:r>
+      <w:r>
+        <w:rPr>
+          <w:sz w:val="24"/>
+        </w:rPr>
+        <w:t>You Only Look Once</w:t>
+      </w:r>
+      <w:r>
+        <w:rPr>
+          <w:sz w:val="24"/>
+        </w:rPr>
+        <w:t>）、</w:t>
+      </w:r>
+      <w:r>
+        <w:rPr>
+          <w:sz w:val="24"/>
+        </w:rPr>
+        <w:t>SSD</w:t>
+      </w:r>
+      <w:r>
+        <w:rPr>
+          <w:sz w:val="24"/>
+        </w:rPr>
+        <w:t>（</w:t>
+      </w:r>
+      <w:r>
+        <w:rPr>
+          <w:sz w:val="24"/>
+        </w:rPr>
+        <w:t xml:space="preserve">Single Shot </w:t>
+      </w:r>
+      <w:proofErr w:type="spellStart"/>
+      <w:r>
+        <w:rPr>
+          <w:sz w:val="24"/>
+        </w:rPr>
+        <w:t>MultiBox</w:t>
+      </w:r>
+      <w:proofErr w:type="spellEnd"/>
+      <w:r>
+        <w:rPr>
+          <w:sz w:val="24"/>
+        </w:rPr>
+        <w:t xml:space="preserve"> Detector</w:t>
+      </w:r>
+      <w:r>
+        <w:rPr>
+          <w:sz w:val="24"/>
+        </w:rPr>
+        <w:t>）等单阶段检测器</w:t>
+      </w:r>
+      <w:r>
+        <w:rPr>
+          <w:sz w:val="24"/>
+          <w:vertAlign w:val="superscript"/>
+        </w:rPr>
+        <w:fldChar w:fldCharType="begin"/>
+      </w:r>
+      <w:r>
+        <w:rPr>
+          <w:sz w:val="24"/>
+          <w:vertAlign w:val="superscript"/>
+        </w:rPr>
+        <w:instrText xml:space="preserve"> REF _Ref222514063 \r \h</w:instrText>
+      </w:r>
+      <w:r>
+        <w:rPr>
+          <w:sz w:val="24"/>
+          <w:vertAlign w:val="superscript"/>
+        </w:rPr>
+        <w:instrText>\#"[0"</w:instrText>
+      </w:r>
+      <w:r>
+        <w:rPr>
+          <w:sz w:val="24"/>
+          <w:vertAlign w:val="superscript"/>
+        </w:rPr>
+        <w:instrText xml:space="preserve"> </w:instrText>
+      </w:r>
+      <w:r>
+        <w:rPr>
+          <w:sz w:val="24"/>
+          <w:vertAlign w:val="superscript"/>
+        </w:rPr>
+      </w:r>
+      <w:r>
+        <w:rPr>
+          <w:sz w:val="24"/>
+          <w:vertAlign w:val="superscript"/>
+        </w:rPr>
+        <w:instrText xml:space="preserve"> \* MERGEFORMAT </w:instrText>
+      </w:r>
+      <w:r>
+        <w:rPr>
+          <w:sz w:val="24"/>
+          <w:vertAlign w:val="superscript"/>
+        </w:rPr>
+        <w:fldChar w:fldCharType="separate"/>
+      </w:r>
+      <w:r>
+        <w:rPr>
+          <w:sz w:val="24"/>
+          <w:vertAlign w:val="superscript"/>
+        </w:rPr>
+        <w:t>[2</w:t>
+      </w:r>
+      <w:r>
+        <w:rPr>
+          <w:sz w:val="24"/>
+          <w:vertAlign w:val="superscript"/>
+        </w:rPr>
+        <w:fldChar w:fldCharType="end"/>
+      </w:r>
+      <w:r>
+        <w:rPr>
+          <w:rFonts w:hint="eastAsia"/>
+          <w:sz w:val="24"/>
+          <w:vertAlign w:val="superscript"/>
+        </w:rPr>
+        <w:t>-</w:t>
+      </w:r>
+      <w:r>
+        <w:rPr>
+          <w:sz w:val="24"/>
+          <w:vertAlign w:val="superscript"/>
+        </w:rPr>
+        <w:fldChar w:fldCharType="begin"/>
+      </w:r>
+      <w:r>
+        <w:rPr>
+          <w:sz w:val="24"/>
+          <w:vertAlign w:val="superscript"/>
+        </w:rPr>
+        <w:instrText xml:space="preserve"> REF _Ref222514115 \r \h </w:instrText>
+      </w:r>
+      <w:r>
+        <w:rPr>
+          <w:sz w:val="24"/>
+          <w:vertAlign w:val="superscript"/>
+        </w:rPr>
+        <w:instrText xml:space="preserve">\#"" </w:instrText>
+      </w:r>
+      <w:r>
+        <w:rPr>
+          <w:sz w:val="24"/>
+          <w:vertAlign w:val="superscript"/>
+        </w:rPr>
+      </w:r>
+      <w:r>
+        <w:rPr>
+          <w:sz w:val="24"/>
+          <w:vertAlign w:val="superscript"/>
+        </w:rPr>
+        <w:fldChar w:fldCharType="end"/>
+      </w:r>
+      <w:r>
+        <w:rPr>
+          <w:sz w:val="24"/>
+          <w:vertAlign w:val="superscript"/>
+        </w:rPr>
+        <w:fldChar w:fldCharType="begin"/>
+      </w:r>
+      <w:r>
+        <w:rPr>
+          <w:sz w:val="24"/>
+          <w:vertAlign w:val="superscript"/>
+        </w:rPr>
+        <w:instrText xml:space="preserve"> REF _Ref222514117 \r \h </w:instrText>
+      </w:r>
+      <w:r>
+        <w:rPr>
+          <w:sz w:val="24"/>
+          <w:vertAlign w:val="superscript"/>
+        </w:rPr>
+        <w:instrText xml:space="preserve">\#"0]" </w:instrText>
+      </w:r>
+      <w:r>
+        <w:rPr>
+          <w:sz w:val="24"/>
+          <w:vertAlign w:val="superscript"/>
+        </w:rPr>
+      </w:r>
+      <w:r>
+        <w:rPr>
+          <w:sz w:val="24"/>
+          <w:vertAlign w:val="superscript"/>
+        </w:rPr>
+        <w:fldChar w:fldCharType="separate"/>
+      </w:r>
+      <w:r>
+        <w:rPr>
+          <w:sz w:val="24"/>
+          <w:vertAlign w:val="superscript"/>
+        </w:rPr>
+        <w:t>4</w:t>
+      </w:r>
+      <w:r>
+        <w:rPr>
+          <w:sz w:val="24"/>
+          <w:vertAlign w:val="superscript"/>
+        </w:rPr>
+        <w:t>]</w:t>
+      </w:r>
+      <w:r>
+        <w:rPr>
+          <w:sz w:val="24"/>
+          <w:vertAlign w:val="superscript"/>
+        </w:rPr>
+        <w:fldChar w:fldCharType="end"/>
+      </w:r>
+      <w:r>
+        <w:rPr>
+          <w:sz w:val="24"/>
+        </w:rPr>
+        <w:t>。这些方法</w:t>
+      </w:r>
+      <w:r>
+        <w:rPr>
+          <w:rFonts w:hint="eastAsia"/>
+          <w:sz w:val="24"/>
+        </w:rPr>
+        <w:t>让检测的</w:t>
+      </w:r>
+      <w:r>
+        <w:rPr>
+          <w:rFonts w:hint="eastAsia"/>
+          <w:sz w:val="24"/>
+        </w:rPr>
+        <w:t>准确性、速度</w:t>
+      </w:r>
+      <w:r>
+        <w:rPr>
+          <w:rFonts w:hint="eastAsia"/>
+          <w:sz w:val="24"/>
+        </w:rPr>
+        <w:t>都有了明显</w:t>
+      </w:r>
+      <w:r>
+        <w:rPr>
+          <w:sz w:val="24"/>
+        </w:rPr>
+        <w:t>提升</w:t>
+      </w:r>
+      <w:r>
+        <w:rPr>
+          <w:sz w:val="24"/>
+          <w:vertAlign w:val="superscript"/>
+        </w:rPr>
+        <w:fldChar w:fldCharType="begin"/>
+      </w:r>
+      <w:r>
+        <w:rPr>
+          <w:sz w:val="24"/>
+          <w:vertAlign w:val="superscript"/>
+        </w:rPr>
+        <w:instrText xml:space="preserve"> REF _Ref225334688 \r \h  \* MERGEFORMAT </w:instrText>
+      </w:r>
+      <w:r>
+        <w:rPr>
+          <w:sz w:val="24"/>
+          <w:vertAlign w:val="superscript"/>
+        </w:rPr>
+      </w:r>
+      <w:r>
+        <w:rPr>
+          <w:sz w:val="24"/>
+          <w:vertAlign w:val="superscript"/>
+        </w:rPr>
+        <w:fldChar w:fldCharType="separate"/>
+      </w:r>
+      <w:r>
+        <w:rPr>
+          <w:sz w:val="24"/>
+          <w:vertAlign w:val="superscript"/>
+        </w:rPr>
+        <w:t>[13]</w:t>
+      </w:r>
+      <w:r>
+        <w:rPr>
+          <w:sz w:val="24"/>
+          <w:vertAlign w:val="superscript"/>
+        </w:rPr>
+        <w:fldChar w:fldCharType="end"/>
+      </w:r>
+      <w:r>
+        <w:rPr>
+          <w:sz w:val="24"/>
+        </w:rPr>
+        <w:t>。</w:t>
+      </w:r>
+    </w:p>
+    <w:p>
+      <w:pPr>
+        <w:overflowPunct w:val="0"/>
         <w:autoSpaceDE w:val="0"/>
         <w:autoSpaceDN w:val="0"/>
         <w:adjustRightInd w:val="0"/>
@@ -925,245 +1538,256 @@
       </w:pPr>
       <w:r>
         <w:rPr>
-          <w:rFonts w:hint="eastAsia"/>
-          <w:sz w:val="24"/>
-        </w:rPr>
-        <w:t>视频目标检测是计算机视觉领域的重要任务之一，其发展过程经历从传统方法到深度学习方法的明显变化。早期的研究主要使用人工设计的特征提取器，</w:t>
-      </w:r>
-      <w:r>
-        <w:rPr>
-          <w:sz w:val="24"/>
-        </w:rPr>
-        <w:t>HOG</w:t>
-      </w:r>
-      <w:r>
-        <w:rPr>
-          <w:rFonts w:hint="eastAsia"/>
-          <w:sz w:val="24"/>
-        </w:rPr>
-        <w:t>（</w:t>
-      </w:r>
-      <w:r>
-        <w:rPr>
-          <w:sz w:val="24"/>
-        </w:rPr>
-        <w:t>Histogram of Oriented Gradients</w:t>
-      </w:r>
-      <w:r>
-        <w:rPr>
-          <w:rFonts w:hint="eastAsia"/>
-          <w:sz w:val="24"/>
-        </w:rPr>
-        <w:t>）、</w:t>
-      </w:r>
-      <w:r>
-        <w:rPr>
-          <w:sz w:val="24"/>
-        </w:rPr>
-        <w:t>SIFT</w:t>
-      </w:r>
-      <w:r>
-        <w:rPr>
-          <w:rFonts w:hint="eastAsia"/>
-          <w:sz w:val="24"/>
-        </w:rPr>
-        <w:t>（</w:t>
-      </w:r>
-      <w:r>
-        <w:rPr>
-          <w:sz w:val="24"/>
-        </w:rPr>
-        <w:t>Scale-Invariant Feature Transform</w:t>
-      </w:r>
-      <w:r>
-        <w:rPr>
-          <w:rFonts w:hint="eastAsia"/>
-          <w:sz w:val="24"/>
-        </w:rPr>
-        <w:t>）等并结合传统机器学习分类器，如</w:t>
-      </w:r>
-      <w:r>
-        <w:rPr>
-          <w:sz w:val="24"/>
-        </w:rPr>
-        <w:t>SVM</w:t>
-      </w:r>
-      <w:r>
-        <w:rPr>
-          <w:rFonts w:hint="eastAsia"/>
-          <w:sz w:val="24"/>
-        </w:rPr>
-        <w:t>（</w:t>
-      </w:r>
-      <w:r>
-        <w:rPr>
-          <w:sz w:val="24"/>
-        </w:rPr>
-        <w:t>Support Vector Machine</w:t>
-      </w:r>
-      <w:r>
-        <w:rPr>
-          <w:rFonts w:hint="eastAsia"/>
-          <w:sz w:val="24"/>
-        </w:rPr>
-        <w:t>），来进行目标识别，这些方法在某些特定情况下达到一些成果，但普遍存在特征表达能力不强、难以适应复杂场景等问题。</w:t>
+          <w:sz w:val="24"/>
+        </w:rPr>
+        <w:t>在视频目标检测领域，研究者们特别关注时序信息的利用。传统的视频目标检测方法通常将视频视为独立的图像序列，逐帧进行检测，忽略了帧与帧之间的时序关联。为了解决这一问题，研究者们提出了基于光流的方法、基于</w:t>
+      </w:r>
+      <w:r>
+        <w:rPr>
+          <w:sz w:val="24"/>
+        </w:rPr>
+        <w:t>3D</w:t>
+      </w:r>
+      <w:r>
+        <w:rPr>
+          <w:sz w:val="24"/>
+        </w:rPr>
+        <w:t>卷积网络的方法以及基于注意力机制的方法，充分利用视频的时序特性来提升检测性能</w:t>
+      </w:r>
+      <w:r>
+        <w:rPr>
+          <w:sz w:val="24"/>
+          <w:vertAlign w:val="superscript"/>
+        </w:rPr>
+        <w:fldChar w:fldCharType="begin"/>
+      </w:r>
+      <w:r>
+        <w:rPr>
+          <w:sz w:val="24"/>
+          <w:vertAlign w:val="superscript"/>
+        </w:rPr>
+        <w:instrText xml:space="preserve"> REF _Ref225334718 \r \h  \* MERGEFORMAT </w:instrText>
+      </w:r>
+      <w:r>
+        <w:rPr>
+          <w:sz w:val="24"/>
+          <w:vertAlign w:val="superscript"/>
+        </w:rPr>
+      </w:r>
+      <w:r>
+        <w:rPr>
+          <w:sz w:val="24"/>
+          <w:vertAlign w:val="superscript"/>
+        </w:rPr>
+        <w:fldChar w:fldCharType="separate"/>
+      </w:r>
+      <w:r>
+        <w:rPr>
+          <w:sz w:val="24"/>
+          <w:vertAlign w:val="superscript"/>
+        </w:rPr>
+        <w:t>[1]</w:t>
+      </w:r>
+      <w:r>
+        <w:rPr>
+          <w:sz w:val="24"/>
+          <w:vertAlign w:val="superscript"/>
+        </w:rPr>
+        <w:fldChar w:fldCharType="end"/>
+      </w:r>
+      <w:r>
+        <w:rPr>
+          <w:sz w:val="24"/>
+        </w:rPr>
+        <w:t>。</w:t>
       </w:r>
     </w:p>
     <w:p>
       <w:pPr>
+        <w:rPr>
+          <w:rFonts w:ascii="黑体" w:eastAsia="黑体" w:hAnsi="黑体" w:hint="eastAsia"/>
+          <w:sz w:val="28"/>
+          <w:szCs w:val="28"/>
+        </w:rPr>
+      </w:pPr>
+      <w:bookmarkStart w:id="3" w:name="_Toc495845368"/>
+      <w:bookmarkStart w:id="4" w:name="_Toc311016887"/>
+      <w:bookmarkStart w:id="5" w:name="_Toc243805578"/>
+      <w:r>
+        <w:rPr>
+          <w:rFonts w:ascii="黑体" w:eastAsia="黑体" w:hAnsi="黑体" w:hint="eastAsia"/>
+          <w:sz w:val="28"/>
+          <w:szCs w:val="28"/>
+        </w:rPr>
+        <w:t>2</w:t>
+      </w:r>
+      <w:bookmarkEnd w:id="3"/>
+      <w:bookmarkEnd w:id="4"/>
+      <w:bookmarkEnd w:id="5"/>
+      <w:r>
+        <w:rPr>
+          <w:rFonts w:ascii="黑体" w:eastAsia="黑体" w:hAnsi="黑体" w:hint="eastAsia"/>
+          <w:sz w:val="28"/>
+          <w:szCs w:val="28"/>
+        </w:rPr>
+        <w:t>深度学习在视频目标检测中的应用</w:t>
+      </w:r>
+    </w:p>
+    <w:p>
+      <w:pPr>
+        <w:overflowPunct w:val="0"/>
         <w:autoSpaceDE w:val="0"/>
         <w:autoSpaceDN w:val="0"/>
         <w:adjustRightInd w:val="0"/>
         <w:spacing w:line="300" w:lineRule="auto"/>
         <w:ind w:firstLineChars="200" w:firstLine="480"/>
-        <w:jc w:val="left"/>
-        <w:rPr>
-          <w:sz w:val="24"/>
-        </w:rPr>
-      </w:pPr>
-      <w:r>
-        <w:rPr>
-          <w:rFonts w:hint="eastAsia"/>
-          <w:sz w:val="24"/>
-        </w:rPr>
-        <w:t>深度学习技术发展推动视频目标检测进入新的阶段</w:t>
-      </w:r>
-      <w:r>
-        <w:rPr>
+        <w:rPr>
+          <w:sz w:val="24"/>
+        </w:rPr>
+      </w:pPr>
+      <w:r>
+        <w:rPr>
+          <w:sz w:val="24"/>
+        </w:rPr>
+        <w:t>在视频目标检测的实际应用中，深度学习模型的选择与优化是核心环节。其中，</w:t>
+      </w:r>
+      <w:r>
+        <w:rPr>
+          <w:sz w:val="24"/>
+        </w:rPr>
+        <w:t>YOLO</w:t>
+      </w:r>
+      <w:r>
+        <w:rPr>
+          <w:sz w:val="24"/>
+        </w:rPr>
+        <w:t>系列算法因其出色的实时性，在视频流处理中占据着重要地位。</w:t>
+      </w:r>
+      <w:r>
+        <w:rPr>
+          <w:rFonts w:hint="eastAsia"/>
+          <w:sz w:val="24"/>
+        </w:rPr>
+        <w:t>YOLO</w:t>
+      </w:r>
+      <w:r>
+        <w:rPr>
+          <w:rFonts w:hint="eastAsia"/>
+          <w:sz w:val="24"/>
+        </w:rPr>
+        <w:t>将目标检测问题转化为回归问题，通过单个神经网络直接从输入图像预测边界框坐标和类别概率。</w:t>
+      </w:r>
+      <w:r>
+        <w:rPr>
+          <w:rFonts w:hint="eastAsia"/>
+          <w:sz w:val="24"/>
+        </w:rPr>
+        <w:t>这种做法检测效率高、响应快，特别适合视频流的实时</w:t>
+      </w:r>
+      <w:r>
+        <w:rPr>
+          <w:rFonts w:hint="eastAsia"/>
+          <w:sz w:val="24"/>
+        </w:rPr>
+        <w:t>需求</w:t>
+      </w:r>
+      <w:r>
+        <w:rPr>
+          <w:sz w:val="24"/>
+          <w:vertAlign w:val="superscript"/>
+        </w:rPr>
+        <w:fldChar w:fldCharType="begin"/>
+      </w:r>
+      <w:r>
+        <w:rPr>
+          <w:sz w:val="24"/>
+          <w:vertAlign w:val="superscript"/>
+        </w:rPr>
+        <w:instrText xml:space="preserve"> </w:instrText>
+      </w:r>
+      <w:r>
+        <w:rPr>
+          <w:rFonts w:hint="eastAsia"/>
+          <w:sz w:val="24"/>
+          <w:vertAlign w:val="superscript"/>
+        </w:rPr>
+        <w:instrText>REF _Ref222514063 \r \h</w:instrText>
+      </w:r>
+      <w:r>
+        <w:rPr>
+          <w:sz w:val="24"/>
+          <w:vertAlign w:val="superscript"/>
+        </w:rPr>
+        <w:instrText xml:space="preserve"> </w:instrText>
+      </w:r>
+      <w:r>
+        <w:rPr>
+          <w:sz w:val="24"/>
+          <w:vertAlign w:val="superscript"/>
+        </w:rPr>
+        <w:instrText xml:space="preserve"> \* MERGEFORMAT </w:instrText>
+      </w:r>
+      <w:r>
+        <w:rPr>
+          <w:sz w:val="24"/>
+          <w:vertAlign w:val="superscript"/>
+        </w:rPr>
+      </w:r>
+      <w:r>
+        <w:rPr>
+          <w:sz w:val="24"/>
+          <w:vertAlign w:val="superscript"/>
+        </w:rPr>
+        <w:fldChar w:fldCharType="separate"/>
+      </w:r>
+      <w:r>
+        <w:rPr>
+          <w:sz w:val="24"/>
+          <w:vertAlign w:val="superscript"/>
+        </w:rPr>
+        <w:t>[2]</w:t>
+      </w:r>
+      <w:r>
+        <w:rPr>
+          <w:sz w:val="24"/>
+          <w:vertAlign w:val="superscript"/>
+        </w:rPr>
+        <w:fldChar w:fldCharType="end"/>
+      </w:r>
+      <w:r>
+        <w:rPr>
+          <w:rFonts w:hint="eastAsia"/>
           <w:sz w:val="24"/>
         </w:rPr>
         <w:t>。</w:t>
       </w:r>
       <w:r>
         <w:rPr>
-          <w:sz w:val="24"/>
-        </w:rPr>
-        <w:t>2012</w:t>
-      </w:r>
-      <w:r>
-        <w:rPr>
-          <w:sz w:val="24"/>
-        </w:rPr>
-        <w:t>年，</w:t>
-      </w:r>
-      <w:r>
-        <w:rPr>
-          <w:sz w:val="24"/>
-        </w:rPr>
-        <w:t>AlexNet</w:t>
-      </w:r>
-      <w:r>
-        <w:rPr>
-          <w:rFonts w:hint="eastAsia"/>
-          <w:sz w:val="24"/>
-        </w:rPr>
-        <w:t>在</w:t>
-      </w:r>
-      <w:r>
-        <w:rPr>
-          <w:sz w:val="24"/>
-        </w:rPr>
-        <w:t>ImageNet</w:t>
-      </w:r>
-      <w:r>
-        <w:rPr>
-          <w:rFonts w:hint="eastAsia"/>
-          <w:sz w:val="24"/>
-        </w:rPr>
-        <w:t>竞赛中表现出色，表明卷积神经网络（</w:t>
-      </w:r>
-      <w:r>
-        <w:rPr>
-          <w:sz w:val="24"/>
-        </w:rPr>
-        <w:t>CNN</w:t>
-      </w:r>
-      <w:r>
-        <w:rPr>
-          <w:rFonts w:hint="eastAsia"/>
-          <w:sz w:val="24"/>
-        </w:rPr>
-        <w:t>）在计算机视觉领域得到成功应用，之后</w:t>
-      </w:r>
-      <w:r>
-        <w:rPr>
-          <w:sz w:val="24"/>
-        </w:rPr>
-        <w:t>，研究</w:t>
-      </w:r>
-      <w:r>
-        <w:rPr>
-          <w:rFonts w:hint="eastAsia"/>
-          <w:sz w:val="24"/>
-        </w:rPr>
-        <w:t>人员</w:t>
-      </w:r>
-      <w:r>
-        <w:rPr>
-          <w:sz w:val="24"/>
-        </w:rPr>
-        <w:t>开始将</w:t>
-      </w:r>
-      <w:r>
-        <w:rPr>
-          <w:sz w:val="24"/>
-        </w:rPr>
-        <w:t>CNN</w:t>
-      </w:r>
-      <w:r>
-        <w:rPr>
-          <w:sz w:val="24"/>
-        </w:rPr>
-        <w:t>技术</w:t>
-      </w:r>
-      <w:r>
-        <w:rPr>
-          <w:rFonts w:hint="eastAsia"/>
-          <w:sz w:val="24"/>
-        </w:rPr>
-        <w:t>处理目标检测问题</w:t>
-      </w:r>
-      <w:r>
-        <w:rPr>
-          <w:sz w:val="24"/>
-        </w:rPr>
-        <w:t>，先后提出了</w:t>
-      </w:r>
-      <w:r>
-        <w:rPr>
-          <w:sz w:val="24"/>
-        </w:rPr>
-        <w:t>R-CNN</w:t>
-      </w:r>
-      <w:r>
-        <w:rPr>
-          <w:sz w:val="24"/>
-        </w:rPr>
-        <w:t>、</w:t>
-      </w:r>
-      <w:r>
-        <w:rPr>
-          <w:sz w:val="24"/>
-        </w:rPr>
-        <w:t>Fast R-CNN</w:t>
-      </w:r>
-      <w:r>
-        <w:rPr>
-          <w:sz w:val="24"/>
-        </w:rPr>
-        <w:t>、</w:t>
-      </w:r>
-      <w:r>
-        <w:rPr>
-          <w:sz w:val="24"/>
-        </w:rPr>
-        <w:t>Faster R-CNN</w:t>
-      </w:r>
-      <w:r>
-        <w:rPr>
-          <w:sz w:val="24"/>
-        </w:rPr>
-        <w:t>等两阶段检测器</w:t>
+          <w:rFonts w:hint="eastAsia"/>
+          <w:sz w:val="24"/>
+        </w:rPr>
+        <w:t>YOLOv11</w:t>
+      </w:r>
+      <w:r>
+        <w:rPr>
+          <w:rFonts w:hint="eastAsia"/>
+          <w:sz w:val="24"/>
+        </w:rPr>
+        <w:t>作为最新版本，在保持高检测速度的同时，进一步提升了检测精度，</w:t>
+      </w:r>
+      <w:r>
+        <w:rPr>
+          <w:rFonts w:hint="eastAsia"/>
+          <w:sz w:val="24"/>
+        </w:rPr>
+        <w:t>尤其在小目标识别以及复杂场景中的表现更</w:t>
+      </w:r>
+      <w:r>
+        <w:rPr>
+          <w:rFonts w:hint="eastAsia"/>
+          <w:sz w:val="24"/>
+        </w:rPr>
+        <w:t>优</w:t>
       </w:r>
       <w:r>
         <w:rPr>
@@ -1177,14 +1801,22 @@
           <w:sz w:val="24"/>
           <w:vertAlign w:val="superscript"/>
         </w:rPr>
-        <w:instrText xml:space="preserve"> REF _Ref222514011 \r \h </w:instrText>
-      </w:r>
-      <w:r>
-        <w:rPr>
-          <w:sz w:val="24"/>
-          <w:vertAlign w:val="superscript"/>
-        </w:rPr>
-        <w:instrText xml:space="preserve"> \* MERGEFORMAT </w:instrText>
+        <w:instrText xml:space="preserve"> </w:instrText>
+      </w:r>
+      <w:r>
+        <w:rPr>
+          <w:rFonts w:hint="eastAsia"/>
+          <w:sz w:val="24"/>
+          <w:vertAlign w:val="superscript"/>
+        </w:rPr>
+        <w:instrText>REF _Ref225334734 \r \h</w:instrText>
+      </w:r>
+      <w:r>
+        <w:rPr>
+          <w:sz w:val="24"/>
+          <w:vertAlign w:val="superscript"/>
+        </w:rPr>
+        <w:instrText xml:space="preserve">  \* MERGEFORMAT </w:instrText>
       </w:r>
       <w:r>
         <w:rPr>
@@ -1204,7 +1836,7 @@
           <w:sz w:val="24"/>
           <w:vertAlign w:val="superscript"/>
         </w:rPr>
-        <w:t>[8]</w:t>
+        <w:t>[6]</w:t>
       </w:r>
       <w:r>
         <w:rPr>
@@ -1215,285 +1847,7 @@
       </w:r>
       <w:r>
         <w:rPr>
-          <w:sz w:val="24"/>
-        </w:rPr>
-        <w:t>，以及</w:t>
-      </w:r>
-      <w:r>
-        <w:rPr>
-          <w:sz w:val="24"/>
-        </w:rPr>
-        <w:t>YOLO</w:t>
-      </w:r>
-      <w:r>
-        <w:rPr>
-          <w:sz w:val="24"/>
-        </w:rPr>
-        <w:t>（</w:t>
-      </w:r>
-      <w:r>
-        <w:rPr>
-          <w:sz w:val="24"/>
-        </w:rPr>
-        <w:t>You Only Look Once</w:t>
-      </w:r>
-      <w:r>
-        <w:rPr>
-          <w:sz w:val="24"/>
-        </w:rPr>
-        <w:t>）、</w:t>
-      </w:r>
-      <w:r>
-        <w:rPr>
-          <w:sz w:val="24"/>
-        </w:rPr>
-        <w:t>SSD</w:t>
-      </w:r>
-      <w:r>
-        <w:rPr>
-          <w:sz w:val="24"/>
-        </w:rPr>
-        <w:t>（</w:t>
-      </w:r>
-      <w:r>
-        <w:rPr>
-          <w:sz w:val="24"/>
-        </w:rPr>
-        <w:t>Single Shot MultiBox Detector</w:t>
-      </w:r>
-      <w:r>
-        <w:rPr>
-          <w:sz w:val="24"/>
-        </w:rPr>
-        <w:t>）等单阶段检测器</w:t>
-      </w:r>
-      <w:r>
-        <w:rPr>
-          <w:sz w:val="24"/>
-          <w:vertAlign w:val="superscript"/>
-        </w:rPr>
-        <w:fldChar w:fldCharType="begin"/>
-      </w:r>
-      <w:r>
-        <w:rPr>
-          <w:sz w:val="24"/>
-          <w:vertAlign w:val="superscript"/>
-        </w:rPr>
-        <w:instrText xml:space="preserve"> REF _Ref222514063 \r \h </w:instrText>
-      </w:r>
-      <w:r>
-        <w:rPr>
-          <w:sz w:val="24"/>
-          <w:vertAlign w:val="superscript"/>
-        </w:rPr>
-        <w:instrText xml:space="preserve"> \* MERGEFORMAT </w:instrText>
-      </w:r>
-      <w:r>
-        <w:rPr>
-          <w:sz w:val="24"/>
-          <w:vertAlign w:val="superscript"/>
-        </w:rPr>
-      </w:r>
-      <w:r>
-        <w:rPr>
-          <w:sz w:val="24"/>
-          <w:vertAlign w:val="superscript"/>
-        </w:rPr>
-        <w:fldChar w:fldCharType="separate"/>
-      </w:r>
-      <w:r>
-        <w:rPr>
-          <w:sz w:val="24"/>
-          <w:vertAlign w:val="superscript"/>
-        </w:rPr>
-        <w:t>[2]</w:t>
-      </w:r>
-      <w:r>
-        <w:rPr>
-          <w:sz w:val="24"/>
-          <w:vertAlign w:val="superscript"/>
-        </w:rPr>
-        <w:fldChar w:fldCharType="end"/>
-      </w:r>
-      <w:r>
-        <w:rPr>
-          <w:sz w:val="24"/>
-          <w:vertAlign w:val="superscript"/>
-        </w:rPr>
-        <w:fldChar w:fldCharType="begin"/>
-      </w:r>
-      <w:r>
-        <w:rPr>
-          <w:sz w:val="24"/>
-          <w:vertAlign w:val="superscript"/>
-        </w:rPr>
-        <w:instrText xml:space="preserve"> REF _Ref222514115 \r \h </w:instrText>
-      </w:r>
-      <w:r>
-        <w:rPr>
-          <w:sz w:val="24"/>
-          <w:vertAlign w:val="superscript"/>
-        </w:rPr>
-        <w:instrText xml:space="preserve"> \* MERGEFORMAT </w:instrText>
-      </w:r>
-      <w:r>
-        <w:rPr>
-          <w:sz w:val="24"/>
-          <w:vertAlign w:val="superscript"/>
-        </w:rPr>
-      </w:r>
-      <w:r>
-        <w:rPr>
-          <w:sz w:val="24"/>
-          <w:vertAlign w:val="superscript"/>
-        </w:rPr>
-        <w:fldChar w:fldCharType="separate"/>
-      </w:r>
-      <w:r>
-        <w:rPr>
-          <w:sz w:val="24"/>
-          <w:vertAlign w:val="superscript"/>
-        </w:rPr>
-        <w:t>[3]</w:t>
-      </w:r>
-      <w:r>
-        <w:rPr>
-          <w:sz w:val="24"/>
-          <w:vertAlign w:val="superscript"/>
-        </w:rPr>
-        <w:fldChar w:fldCharType="end"/>
-      </w:r>
-      <w:r>
-        <w:rPr>
-          <w:sz w:val="24"/>
-          <w:vertAlign w:val="superscript"/>
-        </w:rPr>
-        <w:fldChar w:fldCharType="begin"/>
-      </w:r>
-      <w:r>
-        <w:rPr>
-          <w:sz w:val="24"/>
-          <w:vertAlign w:val="superscript"/>
-        </w:rPr>
-        <w:instrText xml:space="preserve"> REF _Ref222514117 \r \h </w:instrText>
-      </w:r>
-      <w:r>
-        <w:rPr>
-          <w:sz w:val="24"/>
-          <w:vertAlign w:val="superscript"/>
-        </w:rPr>
-        <w:instrText xml:space="preserve"> \* MERGEFORMAT </w:instrText>
-      </w:r>
-      <w:r>
-        <w:rPr>
-          <w:sz w:val="24"/>
-          <w:vertAlign w:val="superscript"/>
-        </w:rPr>
-      </w:r>
-      <w:r>
-        <w:rPr>
-          <w:sz w:val="24"/>
-          <w:vertAlign w:val="superscript"/>
-        </w:rPr>
-        <w:fldChar w:fldCharType="separate"/>
-      </w:r>
-      <w:r>
-        <w:rPr>
-          <w:sz w:val="24"/>
-          <w:vertAlign w:val="superscript"/>
-        </w:rPr>
-        <w:t>[4]</w:t>
-      </w:r>
-      <w:r>
-        <w:rPr>
-          <w:sz w:val="24"/>
-          <w:vertAlign w:val="superscript"/>
-        </w:rPr>
-        <w:fldChar w:fldCharType="end"/>
-      </w:r>
-      <w:r>
-        <w:rPr>
-          <w:sz w:val="24"/>
-        </w:rPr>
-        <w:t>。这些方法</w:t>
-      </w:r>
-      <w:r>
-        <w:rPr>
-          <w:rFonts w:hint="eastAsia"/>
-          <w:sz w:val="24"/>
-        </w:rPr>
-        <w:t>让检测的</w:t>
-      </w:r>
-      <w:r>
-        <w:rPr>
-          <w:rFonts w:hint="eastAsia"/>
-          <w:sz w:val="24"/>
-        </w:rPr>
-        <w:t>准确性、速度</w:t>
-      </w:r>
-      <w:r>
-        <w:rPr>
-          <w:rFonts w:hint="eastAsia"/>
-          <w:sz w:val="24"/>
-        </w:rPr>
-        <w:t>都有了明显</w:t>
-      </w:r>
-      <w:r>
-        <w:rPr>
-          <w:sz w:val="24"/>
-        </w:rPr>
-        <w:t>提升</w:t>
-      </w:r>
-      <w:r>
-        <w:rPr>
-          <w:sz w:val="24"/>
-          <w:vertAlign w:val="superscript"/>
-        </w:rPr>
-        <w:fldChar w:fldCharType="begin"/>
-      </w:r>
-      <w:r>
-        <w:rPr>
-          <w:sz w:val="24"/>
-          <w:vertAlign w:val="superscript"/>
-        </w:rPr>
-        <w:instrText xml:space="preserve"> REF _Ref222514127 \r \h </w:instrText>
-      </w:r>
-      <w:r>
-        <w:rPr>
-          <w:sz w:val="24"/>
-          <w:vertAlign w:val="superscript"/>
-        </w:rPr>
-        <w:instrText xml:space="preserve"> \* MERGEFORMAT </w:instrText>
-      </w:r>
-      <w:r>
-        <w:rPr>
-          <w:sz w:val="24"/>
-          <w:vertAlign w:val="superscript"/>
-        </w:rPr>
-      </w:r>
-      <w:r>
-        <w:rPr>
-          <w:sz w:val="24"/>
-          <w:vertAlign w:val="superscript"/>
-        </w:rPr>
-        <w:fldChar w:fldCharType="separate"/>
-      </w:r>
-      <w:r>
-        <w:rPr>
-          <w:sz w:val="24"/>
-          <w:vertAlign w:val="superscript"/>
-        </w:rPr>
-        <w:t>[13]</w:t>
-      </w:r>
-      <w:r>
-        <w:rPr>
-          <w:sz w:val="24"/>
-          <w:vertAlign w:val="superscript"/>
-        </w:rPr>
-        <w:fldChar w:fldCharType="end"/>
-      </w:r>
-      <w:r>
-        <w:rPr>
+          <w:rFonts w:hint="eastAsia"/>
           <w:sz w:val="24"/>
         </w:rPr>
         <w:t>。</w:t>
@@ -1501,33 +1855,29 @@
     </w:p>
     <w:p>
       <w:pPr>
+        <w:overflowPunct w:val="0"/>
         <w:autoSpaceDE w:val="0"/>
         <w:autoSpaceDN w:val="0"/>
         <w:adjustRightInd w:val="0"/>
         <w:spacing w:line="300" w:lineRule="auto"/>
         <w:ind w:firstLineChars="200" w:firstLine="480"/>
-        <w:jc w:val="left"/>
-        <w:rPr>
-          <w:sz w:val="24"/>
-        </w:rPr>
-      </w:pPr>
-      <w:r>
-        <w:rPr>
-          <w:sz w:val="24"/>
-        </w:rPr>
-        <w:t>在视频目标检测领域，研究者们特别关注时序信息的利用。传统的视频目标检测方法通常将视频视为独立的图像序列，逐帧进行检测，忽略了帧与帧之间的时序关联。为了解决这一问题，研究者们提出了基于光流的方法、基于</w:t>
-      </w:r>
-      <w:r>
-        <w:rPr>
-          <w:sz w:val="24"/>
-        </w:rPr>
-        <w:t>3D</w:t>
-      </w:r>
-      <w:r>
-        <w:rPr>
-          <w:sz w:val="24"/>
-        </w:rPr>
-        <w:t>卷积网络的方法以及基于注意力机制的方法，充分利用视频的时序特性来提升检测性能</w:t>
+        <w:rPr>
+          <w:sz w:val="24"/>
+        </w:rPr>
+      </w:pPr>
+      <w:r>
+        <w:rPr>
+          <w:rFonts w:hint="eastAsia"/>
+          <w:sz w:val="24"/>
+        </w:rPr>
+        <w:t>同时为了更好地利用视频数据中的时间顺序特点，研究人员把时序建模技术跟深度学习框架结合起来。</w:t>
+      </w:r>
+      <w:r>
+        <w:rPr>
+          <w:rFonts w:hint="eastAsia"/>
+          <w:sz w:val="24"/>
+        </w:rPr>
+        <w:t>基于记忆网络的方法通过维护历史帧的特征信息，增强当前帧的检测能力；基于光流的方法利用帧间运动信息辅助目标检测；基于跟踪的方法则通过目标跟踪算法关联检测结果，提高检测的连续性和稳定性</w:t>
       </w:r>
       <w:r>
         <w:rPr>
@@ -1541,14 +1891,22 @@
           <w:sz w:val="24"/>
           <w:vertAlign w:val="superscript"/>
         </w:rPr>
-        <w:instrText xml:space="preserve"> REF _Ref222514137 \r \h </w:instrText>
-      </w:r>
-      <w:r>
-        <w:rPr>
-          <w:sz w:val="24"/>
-          <w:vertAlign w:val="superscript"/>
-        </w:rPr>
-        <w:instrText xml:space="preserve"> \* MERGEFORMAT </w:instrText>
+        <w:instrText xml:space="preserve"> </w:instrText>
+      </w:r>
+      <w:r>
+        <w:rPr>
+          <w:rFonts w:hint="eastAsia"/>
+          <w:sz w:val="24"/>
+          <w:vertAlign w:val="superscript"/>
+        </w:rPr>
+        <w:instrText>REF _Ref225334718 \r \h</w:instrText>
+      </w:r>
+      <w:r>
+        <w:rPr>
+          <w:sz w:val="24"/>
+          <w:vertAlign w:val="superscript"/>
+        </w:rPr>
+        <w:instrText xml:space="preserve">  \* MERGEFORMAT </w:instrText>
       </w:r>
       <w:r>
         <w:rPr>
@@ -1579,99 +1937,31 @@
       </w:r>
       <w:r>
         <w:rPr>
-          <w:sz w:val="24"/>
-        </w:rPr>
-        <w:t>。</w:t>
+          <w:rFonts w:hint="eastAsia"/>
+          <w:sz w:val="24"/>
+        </w:rPr>
+        <w:t>。这些方法都充分利用了视频的时序特性，有效提升了视频目标检测的性能。</w:t>
       </w:r>
     </w:p>
     <w:p>
       <w:pPr>
-        <w:rPr>
-          <w:rFonts w:ascii="黑体" w:eastAsia="黑体" w:hAnsi="黑体" w:hint="eastAsia"/>
-          <w:sz w:val="28"/>
-          <w:szCs w:val="28"/>
-        </w:rPr>
-      </w:pPr>
-      <w:bookmarkStart w:id="3" w:name="_Toc495845368"/>
-      <w:bookmarkStart w:id="4" w:name="_Toc311016887"/>
-      <w:bookmarkStart w:id="5" w:name="_Toc243805578"/>
-      <w:r>
-        <w:rPr>
-          <w:rFonts w:ascii="黑体" w:eastAsia="黑体" w:hAnsi="黑体" w:hint="eastAsia"/>
-          <w:sz w:val="28"/>
-          <w:szCs w:val="28"/>
-        </w:rPr>
-        <w:t>2</w:t>
-      </w:r>
-      <w:bookmarkEnd w:id="3"/>
-      <w:bookmarkEnd w:id="4"/>
-      <w:bookmarkEnd w:id="5"/>
-      <w:r>
-        <w:rPr>
-          <w:rFonts w:ascii="黑体" w:eastAsia="黑体" w:hAnsi="黑体" w:hint="eastAsia"/>
-          <w:sz w:val="28"/>
-          <w:szCs w:val="28"/>
-        </w:rPr>
-        <w:t>深度学习在视频目标检测中的应用</w:t>
-      </w:r>
-    </w:p>
-    <w:p>
-      <w:pPr>
+        <w:overflowPunct w:val="0"/>
         <w:autoSpaceDE w:val="0"/>
         <w:autoSpaceDN w:val="0"/>
         <w:adjustRightInd w:val="0"/>
         <w:spacing w:line="300" w:lineRule="auto"/>
         <w:ind w:firstLineChars="200" w:firstLine="480"/>
-        <w:jc w:val="left"/>
-        <w:rPr>
-          <w:sz w:val="24"/>
-        </w:rPr>
-      </w:pPr>
-      <w:r>
-        <w:rPr>
-          <w:sz w:val="24"/>
-        </w:rPr>
-        <w:t>在视频目标检测的实际应用中，深度学习模型的选择与优化是核心环节。其中，</w:t>
-      </w:r>
-      <w:r>
-        <w:rPr>
-          <w:sz w:val="24"/>
-        </w:rPr>
-        <w:t>YOLO</w:t>
-      </w:r>
-      <w:r>
-        <w:rPr>
-          <w:sz w:val="24"/>
-        </w:rPr>
-        <w:t>系列算法因其出色的实时性，在视频流处理中占据着重要地位。</w:t>
-      </w:r>
-      <w:r>
-        <w:rPr>
-          <w:rFonts w:hint="eastAsia"/>
-          <w:sz w:val="24"/>
-        </w:rPr>
-        <w:t>YOLO</w:t>
-      </w:r>
-      <w:r>
-        <w:rPr>
-          <w:rFonts w:hint="eastAsia"/>
-          <w:sz w:val="24"/>
-        </w:rPr>
-        <w:t>将目标检测问题转化为回归问题，通过单个神经网络直接从输入图像预测边界框坐标和类别概率。</w:t>
-      </w:r>
-      <w:r>
-        <w:rPr>
-          <w:rFonts w:hint="eastAsia"/>
-          <w:sz w:val="24"/>
-        </w:rPr>
-        <w:t>这种做法检测效率高、响应快，特别适合视频流的实时</w:t>
-      </w:r>
-      <w:r>
-        <w:rPr>
-          <w:rFonts w:hint="eastAsia"/>
-          <w:sz w:val="24"/>
-        </w:rPr>
-        <w:t>需求</w:t>
+        <w:rPr>
+          <w:sz w:val="24"/>
+        </w:rPr>
+      </w:pPr>
+      <w:r>
+        <w:rPr>
+          <w:rFonts w:hint="eastAsia"/>
+          <w:sz w:val="24"/>
+        </w:rPr>
+        <w:lastRenderedPageBreak/>
+        <w:t>此外，多任务学习技术也在视频目标检测中展现出巨大潜力。通过同时学习目标检测、目标跟踪、行为识别等多个相关任务，模型能够共享特征表示，提高学习效率和泛化能力。例如，一些研究将目标检测与语义分割相结合，通过像素级的语义信息辅助目标检测，在复杂场景下取得了更好的效果</w:t>
       </w:r>
       <w:r>
         <w:rPr>
@@ -1693,7 +1983,7 @@
           <w:sz w:val="24"/>
           <w:vertAlign w:val="superscript"/>
         </w:rPr>
-        <w:instrText>REF _Ref222514063 \r \h</w:instrText>
+        <w:instrText>REF _Ref222514164 \r \h</w:instrText>
       </w:r>
       <w:r>
         <w:rPr>
@@ -1727,105 +2017,7 @@
           <w:sz w:val="24"/>
           <w:vertAlign w:val="superscript"/>
         </w:rPr>
-        <w:t>[2]</w:t>
-      </w:r>
-      <w:r>
-        <w:rPr>
-          <w:sz w:val="24"/>
-          <w:vertAlign w:val="superscript"/>
-        </w:rPr>
-        <w:fldChar w:fldCharType="end"/>
-      </w:r>
-      <w:r>
-        <w:rPr>
-          <w:rFonts w:hint="eastAsia"/>
-          <w:sz w:val="24"/>
-        </w:rPr>
-        <w:t>。</w:t>
-      </w:r>
-      <w:r>
-        <w:rPr>
-          <w:rFonts w:hint="eastAsia"/>
-          <w:sz w:val="24"/>
-        </w:rPr>
-        <w:t>YOLOv11</w:t>
-      </w:r>
-      <w:r>
-        <w:rPr>
-          <w:rFonts w:hint="eastAsia"/>
-          <w:sz w:val="24"/>
-        </w:rPr>
-        <w:t>作为最新版本，在保持高检测速度的同时，进一步提升了检测精度，</w:t>
-      </w:r>
-      <w:r>
-        <w:rPr>
-          <w:rFonts w:hint="eastAsia"/>
-          <w:sz w:val="24"/>
-        </w:rPr>
-        <w:t>尤其在小目标识别以及复杂场景中的表现更</w:t>
-      </w:r>
-      <w:r>
-        <w:rPr>
-          <w:rFonts w:hint="eastAsia"/>
-          <w:sz w:val="24"/>
-        </w:rPr>
-        <w:t>优</w:t>
-      </w:r>
-      <w:r>
-        <w:rPr>
-          <w:sz w:val="24"/>
-          <w:vertAlign w:val="superscript"/>
-        </w:rPr>
-        <w:fldChar w:fldCharType="begin"/>
-      </w:r>
-      <w:r>
-        <w:rPr>
-          <w:sz w:val="24"/>
-          <w:vertAlign w:val="superscript"/>
-        </w:rPr>
-        <w:instrText xml:space="preserve"> </w:instrText>
-      </w:r>
-      <w:r>
-        <w:rPr>
-          <w:rFonts w:hint="eastAsia"/>
-          <w:sz w:val="24"/>
-          <w:vertAlign w:val="superscript"/>
-        </w:rPr>
-        <w:instrText>REF _Ref222514153 \r \h</w:instrText>
-      </w:r>
-      <w:r>
-        <w:rPr>
-          <w:sz w:val="24"/>
-          <w:vertAlign w:val="superscript"/>
-        </w:rPr>
-        <w:instrText xml:space="preserve"> </w:instrText>
-      </w:r>
-      <w:r>
-        <w:rPr>
-          <w:sz w:val="24"/>
-          <w:vertAlign w:val="superscript"/>
-        </w:rPr>
-        <w:instrText xml:space="preserve"> \* MERGEFORMAT </w:instrText>
-      </w:r>
-      <w:r>
-        <w:rPr>
-          <w:sz w:val="24"/>
-          <w:vertAlign w:val="superscript"/>
-        </w:rPr>
-      </w:r>
-      <w:r>
-        <w:rPr>
-          <w:sz w:val="24"/>
-          <w:vertAlign w:val="superscript"/>
-        </w:rPr>
-        <w:fldChar w:fldCharType="separate"/>
-      </w:r>
-      <w:r>
-        <w:rPr>
-          <w:sz w:val="24"/>
-          <w:vertAlign w:val="superscript"/>
-        </w:rPr>
-        <w:t>[6]</w:t>
+        <w:t>[9]</w:t>
       </w:r>
       <w:r>
         <w:rPr>
@@ -1844,32 +2036,241 @@
     </w:p>
     <w:p>
       <w:pPr>
+        <w:rPr>
+          <w:rFonts w:ascii="黑体" w:eastAsia="黑体" w:hAnsi="黑体" w:hint="eastAsia"/>
+          <w:sz w:val="28"/>
+          <w:szCs w:val="28"/>
+        </w:rPr>
+      </w:pPr>
+      <w:bookmarkStart w:id="6" w:name="_Toc243805579"/>
+      <w:bookmarkStart w:id="7" w:name="_Toc495845369"/>
+      <w:bookmarkStart w:id="8" w:name="_Toc311016888"/>
+      <w:r>
+        <w:rPr>
+          <w:rFonts w:ascii="黑体" w:eastAsia="黑体" w:hAnsi="黑体" w:hint="eastAsia"/>
+          <w:sz w:val="28"/>
+          <w:szCs w:val="28"/>
+        </w:rPr>
+        <w:t xml:space="preserve">3 </w:t>
+      </w:r>
+      <w:r>
+        <w:rPr>
+          <w:rFonts w:ascii="黑体" w:eastAsia="黑体" w:hAnsi="黑体"/>
+          <w:sz w:val="28"/>
+          <w:szCs w:val="28"/>
+        </w:rPr>
+        <w:t>存在的问题分析</w:t>
+      </w:r>
+      <w:bookmarkEnd w:id="6"/>
+      <w:bookmarkEnd w:id="7"/>
+      <w:bookmarkEnd w:id="8"/>
+    </w:p>
+    <w:p>
+      <w:pPr>
+        <w:overflowPunct w:val="0"/>
         <w:autoSpaceDE w:val="0"/>
         <w:autoSpaceDN w:val="0"/>
         <w:adjustRightInd w:val="0"/>
         <w:spacing w:line="300" w:lineRule="auto"/>
         <w:ind w:firstLineChars="200" w:firstLine="480"/>
-        <w:jc w:val="left"/>
-        <w:rPr>
-          <w:sz w:val="24"/>
-        </w:rPr>
-      </w:pPr>
-      <w:r>
-        <w:rPr>
-          <w:rFonts w:hint="eastAsia"/>
-          <w:sz w:val="24"/>
-        </w:rPr>
-        <w:t>同时为了更好地利用视频数据中的时间顺序特点，研究人员把时序建模技术跟深度学习框架结合起来。</w:t>
-      </w:r>
-      <w:r>
-        <w:rPr>
-          <w:rFonts w:hint="eastAsia"/>
-          <w:sz w:val="24"/>
-        </w:rPr>
-        <w:t>基于记忆网络的方法通过维护历史帧的特征信息，增强当前帧的检测能力；基于光流的方法利用帧间运动信息辅助目标检测；基于跟踪的方法则通过目标跟踪算法关联检测结果，提高检测的连续性和稳定性</w:t>
-      </w:r>
-      <w:r>
-        <w:rPr>
+        <w:rPr>
+          <w:kern w:val="0"/>
+          <w:sz w:val="24"/>
+        </w:rPr>
+      </w:pPr>
+      <w:r>
+        <w:rPr>
+          <w:rFonts w:hint="eastAsia"/>
+          <w:kern w:val="0"/>
+          <w:sz w:val="24"/>
+        </w:rPr>
+        <w:t>虽然深度学习在视频目标检测方面有明显进步</w:t>
+      </w:r>
+      <w:r>
+        <w:rPr>
+          <w:rFonts w:hint="eastAsia"/>
+          <w:kern w:val="0"/>
+          <w:sz w:val="24"/>
+        </w:rPr>
+        <w:t>进</w:t>
+      </w:r>
+      <w:r>
+        <w:rPr>
+          <w:rFonts w:hint="eastAsia"/>
+          <w:kern w:val="0"/>
+          <w:sz w:val="24"/>
+        </w:rPr>
+        <w:t>展，但仍面临诸多挑战</w:t>
+      </w:r>
+      <w:r>
+        <w:rPr>
+          <w:rFonts w:hint="eastAsia"/>
+          <w:kern w:val="0"/>
+          <w:sz w:val="24"/>
+        </w:rPr>
+        <w:t>。其中最大的</w:t>
+      </w:r>
+      <w:r>
+        <w:rPr>
+          <w:rFonts w:hint="eastAsia"/>
+          <w:kern w:val="0"/>
+          <w:sz w:val="24"/>
+        </w:rPr>
+        <w:t>挑战是计算资源的高需求与平台有限算力之间的矛盾。</w:t>
+      </w:r>
+      <w:r>
+        <w:rPr>
+          <w:rFonts w:hint="eastAsia"/>
+          <w:kern w:val="0"/>
+          <w:sz w:val="24"/>
+        </w:rPr>
+        <w:t>深度学习模型特别是大型</w:t>
+      </w:r>
+      <w:r>
+        <w:rPr>
+          <w:rFonts w:hint="eastAsia"/>
+          <w:kern w:val="0"/>
+          <w:sz w:val="24"/>
+        </w:rPr>
+        <w:t>CNN</w:t>
+      </w:r>
+      <w:r>
+        <w:rPr>
+          <w:rFonts w:hint="eastAsia"/>
+          <w:kern w:val="0"/>
+          <w:sz w:val="24"/>
+        </w:rPr>
+        <w:t>模型对计算资源的需求较高，在移动设备和嵌入式平台上部署存在困难。</w:t>
+      </w:r>
+      <w:r>
+        <w:rPr>
+          <w:rFonts w:hint="eastAsia"/>
+          <w:kern w:val="0"/>
+          <w:sz w:val="24"/>
+        </w:rPr>
+        <w:t>YOLOv11</w:t>
+      </w:r>
+      <w:r>
+        <w:rPr>
+          <w:rFonts w:hint="eastAsia"/>
+          <w:kern w:val="0"/>
+          <w:sz w:val="24"/>
+        </w:rPr>
+        <w:t>等先进模型虽然检测精度较高，但在</w:t>
+      </w:r>
+      <w:r>
+        <w:rPr>
+          <w:rFonts w:hint="eastAsia"/>
+          <w:kern w:val="0"/>
+          <w:sz w:val="24"/>
+        </w:rPr>
+        <w:t>CPU</w:t>
+      </w:r>
+      <w:r>
+        <w:rPr>
+          <w:rFonts w:hint="eastAsia"/>
+          <w:kern w:val="0"/>
+          <w:sz w:val="24"/>
+        </w:rPr>
+        <w:t>推理环境下的处理速度仍然有限，难以满足实时性要求。研究表明，在</w:t>
+      </w:r>
+      <w:r>
+        <w:rPr>
+          <w:rFonts w:hint="eastAsia"/>
+          <w:kern w:val="0"/>
+          <w:sz w:val="24"/>
+        </w:rPr>
+        <w:t>720p</w:t>
+      </w:r>
+      <w:r>
+        <w:rPr>
+          <w:rFonts w:hint="eastAsia"/>
+          <w:kern w:val="0"/>
+          <w:sz w:val="24"/>
+        </w:rPr>
+        <w:t>分辨率下，</w:t>
+      </w:r>
+      <w:r>
+        <w:rPr>
+          <w:rFonts w:hint="eastAsia"/>
+          <w:kern w:val="0"/>
+          <w:sz w:val="24"/>
+        </w:rPr>
+        <w:t>处理速度只有</w:t>
+      </w:r>
+      <w:r>
+        <w:rPr>
+          <w:kern w:val="0"/>
+          <w:sz w:val="24"/>
+        </w:rPr>
+        <w:t>12</w:t>
+      </w:r>
+      <w:r>
+        <w:rPr>
+          <w:rFonts w:hint="eastAsia"/>
+          <w:kern w:val="0"/>
+          <w:sz w:val="24"/>
+        </w:rPr>
+        <w:t>到</w:t>
+      </w:r>
+      <w:r>
+        <w:rPr>
+          <w:kern w:val="0"/>
+          <w:sz w:val="24"/>
+        </w:rPr>
+        <w:t>13</w:t>
+      </w:r>
+      <w:r>
+        <w:rPr>
+          <w:rFonts w:hint="eastAsia"/>
+          <w:kern w:val="0"/>
+          <w:sz w:val="24"/>
+        </w:rPr>
+        <w:t>帧每秒</w:t>
+      </w:r>
+      <w:r>
+        <w:rPr>
+          <w:rFonts w:hint="eastAsia"/>
+          <w:kern w:val="0"/>
+          <w:sz w:val="24"/>
+        </w:rPr>
+        <w:t>，距离</w:t>
+      </w:r>
+      <w:r>
+        <w:rPr>
+          <w:rFonts w:hint="eastAsia"/>
+          <w:kern w:val="0"/>
+          <w:sz w:val="24"/>
+        </w:rPr>
+        <w:t>15</w:t>
+      </w:r>
+      <w:r>
+        <w:rPr>
+          <w:rFonts w:hint="eastAsia"/>
+          <w:kern w:val="0"/>
+          <w:sz w:val="24"/>
+        </w:rPr>
+        <w:t>帧</w:t>
+      </w:r>
+      <w:r>
+        <w:rPr>
+          <w:rFonts w:hint="eastAsia"/>
+          <w:kern w:val="0"/>
+          <w:sz w:val="24"/>
+        </w:rPr>
+        <w:t>/</w:t>
+      </w:r>
+      <w:r>
+        <w:rPr>
+          <w:rFonts w:hint="eastAsia"/>
+          <w:kern w:val="0"/>
+          <w:sz w:val="24"/>
+        </w:rPr>
+        <w:t>秒的目标仍有差距</w:t>
+      </w:r>
+      <w:r>
+        <w:rPr>
+          <w:kern w:val="0"/>
           <w:sz w:val="24"/>
           <w:vertAlign w:val="superscript"/>
         </w:rPr>
@@ -1877,6 +2278,7 @@
       </w:r>
       <w:r>
         <w:rPr>
+          <w:kern w:val="0"/>
           <w:sz w:val="24"/>
           <w:vertAlign w:val="superscript"/>
         </w:rPr>
@@ -1885,33 +2287,30 @@
       <w:r>
         <w:rPr>
           <w:rFonts w:hint="eastAsia"/>
-          <w:sz w:val="24"/>
-          <w:vertAlign w:val="superscript"/>
-        </w:rPr>
-        <w:instrText>REF _Ref222514137 \r \h</w:instrText>
-      </w:r>
-      <w:r>
-        <w:rPr>
-          <w:sz w:val="24"/>
-          <w:vertAlign w:val="superscript"/>
-        </w:rPr>
-        <w:instrText xml:space="preserve"> </w:instrText>
-      </w:r>
-      <w:r>
-        <w:rPr>
-          <w:sz w:val="24"/>
-          <w:vertAlign w:val="superscript"/>
-        </w:rPr>
-        <w:instrText xml:space="preserve"> \* MERGEFORMAT </w:instrText>
-      </w:r>
-      <w:r>
-        <w:rPr>
-          <w:sz w:val="24"/>
-          <w:vertAlign w:val="superscript"/>
-        </w:rPr>
-      </w:r>
-      <w:r>
-        <w:rPr>
+          <w:kern w:val="0"/>
+          <w:sz w:val="24"/>
+          <w:vertAlign w:val="superscript"/>
+        </w:rPr>
+        <w:instrText>REF _Ref225334772 \r \h</w:instrText>
+      </w:r>
+      <w:r>
+        <w:rPr>
+          <w:kern w:val="0"/>
+          <w:sz w:val="24"/>
+          <w:vertAlign w:val="superscript"/>
+        </w:rPr>
+        <w:instrText xml:space="preserve">  \* MERGEFORMAT </w:instrText>
+      </w:r>
+      <w:r>
+        <w:rPr>
+          <w:kern w:val="0"/>
+          <w:sz w:val="24"/>
+          <w:vertAlign w:val="superscript"/>
+        </w:rPr>
+      </w:r>
+      <w:r>
+        <w:rPr>
+          <w:kern w:val="0"/>
           <w:sz w:val="24"/>
           <w:vertAlign w:val="superscript"/>
         </w:rPr>
@@ -1919,13 +2318,15 @@
       </w:r>
       <w:r>
         <w:rPr>
-          <w:sz w:val="24"/>
-          <w:vertAlign w:val="superscript"/>
-        </w:rPr>
-        <w:t>[1]</w:t>
-      </w:r>
-      <w:r>
-        <w:rPr>
+          <w:kern w:val="0"/>
+          <w:sz w:val="24"/>
+          <w:vertAlign w:val="superscript"/>
+        </w:rPr>
+        <w:t>[5]</w:t>
+      </w:r>
+      <w:r>
+        <w:rPr>
+          <w:kern w:val="0"/>
           <w:sz w:val="24"/>
           <w:vertAlign w:val="superscript"/>
         </w:rPr>
@@ -1934,342 +2335,166 @@
       <w:r>
         <w:rPr>
           <w:rFonts w:hint="eastAsia"/>
-          <w:sz w:val="24"/>
-        </w:rPr>
-        <w:t>。这些方法都充分利用了视频的时序特性，有效提升了视频目标检测</w:t>
-      </w:r>
-      <w:r>
-        <w:rPr>
-          <w:rFonts w:hint="eastAsia"/>
-          <w:sz w:val="24"/>
-        </w:rPr>
-        <w:lastRenderedPageBreak/>
-        <w:t>的性能。</w:t>
+          <w:kern w:val="0"/>
+          <w:sz w:val="24"/>
+        </w:rPr>
+        <w:t>。</w:t>
       </w:r>
     </w:p>
     <w:p>
       <w:pPr>
+        <w:overflowPunct w:val="0"/>
         <w:autoSpaceDE w:val="0"/>
         <w:autoSpaceDN w:val="0"/>
         <w:adjustRightInd w:val="0"/>
         <w:spacing w:line="300" w:lineRule="auto"/>
         <w:ind w:firstLineChars="200" w:firstLine="480"/>
-        <w:jc w:val="left"/>
-        <w:rPr>
-          <w:sz w:val="24"/>
-        </w:rPr>
-      </w:pPr>
-      <w:r>
-        <w:rPr>
-          <w:rFonts w:hint="eastAsia"/>
-          <w:sz w:val="24"/>
-        </w:rPr>
-        <w:t>此外，多任务学习技术也在视频目标检测中展现出巨大潜力。通过同时学习目标检测、目标跟踪、行为识别等多个相关任务，模型能够共享特征表示，提高学习效率和泛化能力。例如，一些研究将目标检测与语义分割相结合，通过像素级的语义信息辅助目标检测，在复杂场景下取得了更好的效果</w:t>
-      </w:r>
-      <w:r>
-        <w:rPr>
-          <w:sz w:val="24"/>
-          <w:vertAlign w:val="superscript"/>
-        </w:rPr>
-        <w:fldChar w:fldCharType="begin"/>
-      </w:r>
-      <w:r>
-        <w:rPr>
-          <w:sz w:val="24"/>
-          <w:vertAlign w:val="superscript"/>
-        </w:rPr>
-        <w:instrText xml:space="preserve"> </w:instrText>
-      </w:r>
-      <w:r>
-        <w:rPr>
-          <w:rFonts w:hint="eastAsia"/>
-          <w:sz w:val="24"/>
-          <w:vertAlign w:val="superscript"/>
-        </w:rPr>
-        <w:instrText>REF _Ref222514164 \r \h</w:instrText>
-      </w:r>
-      <w:r>
-        <w:rPr>
-          <w:sz w:val="24"/>
-          <w:vertAlign w:val="superscript"/>
-        </w:rPr>
-        <w:instrText xml:space="preserve"> </w:instrText>
-      </w:r>
-      <w:r>
-        <w:rPr>
-          <w:sz w:val="24"/>
-          <w:vertAlign w:val="superscript"/>
-        </w:rPr>
-        <w:instrText xml:space="preserve"> \* MERGEFORMAT </w:instrText>
-      </w:r>
-      <w:r>
-        <w:rPr>
-          <w:sz w:val="24"/>
-          <w:vertAlign w:val="superscript"/>
-        </w:rPr>
-      </w:r>
-      <w:r>
-        <w:rPr>
-          <w:sz w:val="24"/>
-          <w:vertAlign w:val="superscript"/>
-        </w:rPr>
-        <w:fldChar w:fldCharType="separate"/>
-      </w:r>
-      <w:r>
-        <w:rPr>
-          <w:sz w:val="24"/>
-          <w:vertAlign w:val="superscript"/>
-        </w:rPr>
-        <w:t>[9]</w:t>
-      </w:r>
-      <w:r>
-        <w:rPr>
-          <w:sz w:val="24"/>
-          <w:vertAlign w:val="superscript"/>
-        </w:rPr>
-        <w:fldChar w:fldCharType="end"/>
-      </w:r>
-      <w:r>
-        <w:rPr>
-          <w:rFonts w:hint="eastAsia"/>
-          <w:sz w:val="24"/>
-        </w:rPr>
-        <w:t>。</w:t>
+        <w:rPr>
+          <w:kern w:val="0"/>
+          <w:sz w:val="24"/>
+        </w:rPr>
+      </w:pPr>
+      <w:r>
+        <w:rPr>
+          <w:rFonts w:hint="eastAsia"/>
+          <w:kern w:val="0"/>
+          <w:sz w:val="24"/>
+        </w:rPr>
+        <w:t>模型复杂程度、检测效果之间的平衡是设计时一直存在的问题。</w:t>
+      </w:r>
+      <w:r>
+        <w:rPr>
+          <w:rFonts w:hint="eastAsia"/>
+          <w:kern w:val="0"/>
+          <w:sz w:val="24"/>
+        </w:rPr>
+        <w:t>为了提高检测精度，研究者们不断加深网络结构、增加参数数量，这导致模型复杂度急剧上升。</w:t>
+      </w:r>
+      <w:r>
+        <w:rPr>
+          <w:rFonts w:hint="eastAsia"/>
+          <w:kern w:val="0"/>
+          <w:sz w:val="24"/>
+        </w:rPr>
+        <w:t>然而在移动设备使用场景中，需要在检测准确率以及推理速度之间找到一个合适点，太复杂的模型虽然准确率高，但无法满足实时处理的需求；太简单的模型虽然运行快，但检测准确率不够。</w:t>
       </w:r>
     </w:p>
     <w:p>
       <w:pPr>
-        <w:rPr>
-          <w:rFonts w:ascii="黑体" w:eastAsia="黑体" w:hAnsi="黑体" w:hint="eastAsia"/>
-          <w:sz w:val="28"/>
-          <w:szCs w:val="28"/>
-        </w:rPr>
-      </w:pPr>
-      <w:bookmarkStart w:id="6" w:name="_Toc243805579"/>
-      <w:bookmarkStart w:id="7" w:name="_Toc495845369"/>
-      <w:bookmarkStart w:id="8" w:name="_Toc311016888"/>
-      <w:r>
-        <w:rPr>
-          <w:rFonts w:ascii="黑体" w:eastAsia="黑体" w:hAnsi="黑体" w:hint="eastAsia"/>
-          <w:sz w:val="28"/>
-          <w:szCs w:val="28"/>
-        </w:rPr>
-        <w:t xml:space="preserve">3 </w:t>
-      </w:r>
-      <w:r>
-        <w:rPr>
-          <w:rFonts w:ascii="黑体" w:eastAsia="黑体" w:hAnsi="黑体"/>
-          <w:sz w:val="28"/>
-          <w:szCs w:val="28"/>
-        </w:rPr>
-        <w:t>存在的问题分析</w:t>
-      </w:r>
-      <w:bookmarkEnd w:id="6"/>
-      <w:bookmarkEnd w:id="7"/>
-      <w:bookmarkEnd w:id="8"/>
-    </w:p>
-    <w:p>
-      <w:pPr>
+        <w:overflowPunct w:val="0"/>
         <w:autoSpaceDE w:val="0"/>
         <w:autoSpaceDN w:val="0"/>
         <w:adjustRightInd w:val="0"/>
         <w:spacing w:line="300" w:lineRule="auto"/>
         <w:ind w:firstLineChars="200" w:firstLine="480"/>
-        <w:jc w:val="left"/>
-        <w:rPr>
-          <w:kern w:val="0"/>
-          <w:sz w:val="24"/>
-        </w:rPr>
-      </w:pPr>
-      <w:r>
-        <w:rPr>
-          <w:rFonts w:hint="eastAsia"/>
-          <w:kern w:val="0"/>
-          <w:sz w:val="24"/>
-        </w:rPr>
-        <w:t>虽然深度学习在视频目标检测方面有明显进步</w:t>
-      </w:r>
-      <w:r>
-        <w:rPr>
-          <w:rFonts w:hint="eastAsia"/>
-          <w:kern w:val="0"/>
-          <w:sz w:val="24"/>
-        </w:rPr>
-        <w:t>进</w:t>
-      </w:r>
-      <w:r>
-        <w:rPr>
-          <w:rFonts w:hint="eastAsia"/>
-          <w:kern w:val="0"/>
-          <w:sz w:val="24"/>
-        </w:rPr>
-        <w:t>展，但仍面临诸多挑战</w:t>
-      </w:r>
-      <w:r>
-        <w:rPr>
-          <w:rFonts w:hint="eastAsia"/>
-          <w:kern w:val="0"/>
-          <w:sz w:val="24"/>
-        </w:rPr>
-        <w:t>。其中最大的</w:t>
-      </w:r>
-      <w:r>
-        <w:rPr>
-          <w:rFonts w:hint="eastAsia"/>
-          <w:kern w:val="0"/>
-          <w:sz w:val="24"/>
-        </w:rPr>
-        <w:t>挑战是计算资源的高需求与平台有限算力之间的矛盾。</w:t>
-      </w:r>
-      <w:r>
-        <w:rPr>
-          <w:rFonts w:hint="eastAsia"/>
-          <w:kern w:val="0"/>
-          <w:sz w:val="24"/>
-        </w:rPr>
-        <w:t>深度学习模型特别是大型</w:t>
-      </w:r>
-      <w:r>
-        <w:rPr>
-          <w:rFonts w:hint="eastAsia"/>
-          <w:kern w:val="0"/>
-          <w:sz w:val="24"/>
-        </w:rPr>
-        <w:t>CNN</w:t>
-      </w:r>
-      <w:r>
-        <w:rPr>
-          <w:rFonts w:hint="eastAsia"/>
-          <w:kern w:val="0"/>
-          <w:sz w:val="24"/>
-        </w:rPr>
-        <w:t>模型对计算资源的需求较高，在移动设备和嵌入式平台上部署存在困难。</w:t>
-      </w:r>
-      <w:r>
-        <w:rPr>
-          <w:rFonts w:hint="eastAsia"/>
-          <w:kern w:val="0"/>
-          <w:sz w:val="24"/>
-        </w:rPr>
-        <w:t>YOLOv11</w:t>
-      </w:r>
-      <w:r>
-        <w:rPr>
-          <w:rFonts w:hint="eastAsia"/>
-          <w:kern w:val="0"/>
-          <w:sz w:val="24"/>
-        </w:rPr>
-        <w:t>等先进模型虽然检测精度较高，但在</w:t>
-      </w:r>
-      <w:r>
-        <w:rPr>
-          <w:rFonts w:hint="eastAsia"/>
-          <w:kern w:val="0"/>
-          <w:sz w:val="24"/>
-        </w:rPr>
-        <w:t>CPU</w:t>
-      </w:r>
-      <w:r>
-        <w:rPr>
-          <w:rFonts w:hint="eastAsia"/>
-          <w:kern w:val="0"/>
-          <w:sz w:val="24"/>
-        </w:rPr>
-        <w:t>推理环境下的处理速度仍然有限，难以满足实时性要求。研究表明，在</w:t>
-      </w:r>
-      <w:r>
-        <w:rPr>
-          <w:rFonts w:hint="eastAsia"/>
-          <w:kern w:val="0"/>
-          <w:sz w:val="24"/>
-        </w:rPr>
-        <w:t>720p</w:t>
-      </w:r>
-      <w:r>
-        <w:rPr>
-          <w:rFonts w:hint="eastAsia"/>
-          <w:kern w:val="0"/>
-          <w:sz w:val="24"/>
-        </w:rPr>
-        <w:t>分辨率下，</w:t>
-      </w:r>
-      <w:r>
-        <w:rPr>
-          <w:rFonts w:hint="eastAsia"/>
-          <w:kern w:val="0"/>
-          <w:sz w:val="24"/>
-        </w:rPr>
-        <w:t>处理速度只有</w:t>
-      </w:r>
-      <w:r>
-        <w:rPr>
-          <w:kern w:val="0"/>
-          <w:sz w:val="24"/>
-        </w:rPr>
-        <w:t>12</w:t>
-      </w:r>
-      <w:r>
-        <w:rPr>
-          <w:rFonts w:hint="eastAsia"/>
-          <w:kern w:val="0"/>
-          <w:sz w:val="24"/>
-        </w:rPr>
-        <w:t>到</w:t>
-      </w:r>
-      <w:r>
-        <w:rPr>
-          <w:kern w:val="0"/>
-          <w:sz w:val="24"/>
-        </w:rPr>
-        <w:t>13</w:t>
-      </w:r>
-      <w:r>
-        <w:rPr>
-          <w:rFonts w:hint="eastAsia"/>
-          <w:kern w:val="0"/>
-          <w:sz w:val="24"/>
-        </w:rPr>
-        <w:t>帧每秒</w:t>
-      </w:r>
-      <w:r>
-        <w:rPr>
-          <w:rFonts w:hint="eastAsia"/>
-          <w:kern w:val="0"/>
-          <w:sz w:val="24"/>
-        </w:rPr>
-        <w:t>，距离</w:t>
-      </w:r>
-      <w:r>
-        <w:rPr>
-          <w:rFonts w:hint="eastAsia"/>
-          <w:kern w:val="0"/>
-          <w:sz w:val="24"/>
-        </w:rPr>
-        <w:t>15</w:t>
-      </w:r>
-      <w:r>
-        <w:rPr>
-          <w:rFonts w:hint="eastAsia"/>
-          <w:kern w:val="0"/>
-          <w:sz w:val="24"/>
-        </w:rPr>
-        <w:t>帧</w:t>
-      </w:r>
-      <w:r>
-        <w:rPr>
-          <w:rFonts w:hint="eastAsia"/>
-          <w:kern w:val="0"/>
-          <w:sz w:val="24"/>
-        </w:rPr>
-        <w:t>/</w:t>
-      </w:r>
-      <w:r>
-        <w:rPr>
-          <w:rFonts w:hint="eastAsia"/>
-          <w:kern w:val="0"/>
-          <w:sz w:val="24"/>
-        </w:rPr>
-        <w:t>秒的目标仍有差距</w:t>
+        <w:rPr>
+          <w:kern w:val="0"/>
+          <w:sz w:val="24"/>
+        </w:rPr>
+      </w:pPr>
+      <w:r>
+        <w:rPr>
+          <w:rFonts w:hint="eastAsia"/>
+          <w:kern w:val="0"/>
+          <w:sz w:val="24"/>
+        </w:rPr>
+        <w:t>同时跨平台部署问题无法忽略。</w:t>
+      </w:r>
+      <w:r>
+        <w:rPr>
+          <w:rFonts w:hint="eastAsia"/>
+          <w:kern w:val="0"/>
+          <w:sz w:val="24"/>
+        </w:rPr>
+        <w:t>传统视频目标检测系统一般为特定平台设计，不容易在不同操作系统、硬件结构之间迁移</w:t>
+      </w:r>
+      <w:r>
+        <w:rPr>
+          <w:rFonts w:hint="eastAsia"/>
+          <w:kern w:val="0"/>
+          <w:sz w:val="24"/>
+        </w:rPr>
+        <w:t>。</w:t>
+      </w:r>
+      <w:r>
+        <w:rPr>
+          <w:rFonts w:hint="eastAsia"/>
+          <w:kern w:val="0"/>
+          <w:sz w:val="24"/>
+        </w:rPr>
+        <w:t>Android</w:t>
+      </w:r>
+      <w:r>
+        <w:rPr>
+          <w:rFonts w:hint="eastAsia"/>
+          <w:kern w:val="0"/>
+          <w:sz w:val="24"/>
+        </w:rPr>
+        <w:t>、</w:t>
+      </w:r>
+      <w:r>
+        <w:rPr>
+          <w:rFonts w:hint="eastAsia"/>
+          <w:kern w:val="0"/>
+          <w:sz w:val="24"/>
+        </w:rPr>
+        <w:t>iOS</w:t>
+      </w:r>
+      <w:r>
+        <w:rPr>
+          <w:rFonts w:hint="eastAsia"/>
+          <w:kern w:val="0"/>
+          <w:sz w:val="24"/>
+        </w:rPr>
+        <w:t>、</w:t>
+      </w:r>
+      <w:r>
+        <w:rPr>
+          <w:rFonts w:hint="eastAsia"/>
+          <w:kern w:val="0"/>
+          <w:sz w:val="24"/>
+        </w:rPr>
+        <w:t>Windows</w:t>
+      </w:r>
+      <w:r>
+        <w:rPr>
+          <w:rFonts w:hint="eastAsia"/>
+          <w:kern w:val="0"/>
+          <w:sz w:val="24"/>
+        </w:rPr>
+        <w:t>等平台各有不同的技术栈和</w:t>
+      </w:r>
+      <w:r>
+        <w:rPr>
+          <w:rFonts w:hint="eastAsia"/>
+          <w:kern w:val="0"/>
+          <w:sz w:val="24"/>
+        </w:rPr>
+        <w:t>API</w:t>
+      </w:r>
+      <w:r>
+        <w:rPr>
+          <w:rFonts w:hint="eastAsia"/>
+          <w:kern w:val="0"/>
+          <w:sz w:val="24"/>
+        </w:rPr>
+        <w:t>，为跨平台应用开发带来了挑战。</w:t>
+      </w:r>
+      <w:r>
+        <w:rPr>
+          <w:rFonts w:hint="eastAsia"/>
+          <w:kern w:val="0"/>
+          <w:sz w:val="24"/>
+        </w:rPr>
+        <w:t>另外</w:t>
+      </w:r>
+      <w:r>
+        <w:rPr>
+          <w:rFonts w:hint="eastAsia"/>
+          <w:kern w:val="0"/>
+          <w:sz w:val="24"/>
+        </w:rPr>
+        <w:t>，不同设备的硬件配置差异较大，统一的模型部署策略难以适应所有设备</w:t>
       </w:r>
       <w:r>
         <w:rPr>
@@ -2294,7 +2519,7 @@
           <w:sz w:val="24"/>
           <w:vertAlign w:val="superscript"/>
         </w:rPr>
-        <w:instrText>REF _Ref222514171 \r \h</w:instrText>
+        <w:instrText>REF _Ref222514181 \r \h</w:instrText>
       </w:r>
       <w:r>
         <w:rPr>
@@ -2333,7 +2558,7 @@
           <w:sz w:val="24"/>
           <w:vertAlign w:val="superscript"/>
         </w:rPr>
-        <w:t>[5]</w:t>
+        <w:t>[10]</w:t>
       </w:r>
       <w:r>
         <w:rPr>
@@ -2354,231 +2579,213 @@
     </w:p>
     <w:p>
       <w:pPr>
+        <w:overflowPunct w:val="0"/>
         <w:autoSpaceDE w:val="0"/>
         <w:autoSpaceDN w:val="0"/>
         <w:adjustRightInd w:val="0"/>
         <w:spacing w:line="300" w:lineRule="auto"/>
         <w:ind w:firstLineChars="200" w:firstLine="480"/>
-        <w:jc w:val="left"/>
-        <w:rPr>
-          <w:rFonts w:hint="eastAsia"/>
-          <w:kern w:val="0"/>
-          <w:sz w:val="24"/>
-        </w:rPr>
-      </w:pPr>
-      <w:r>
-        <w:rPr>
-          <w:rFonts w:hint="eastAsia"/>
-          <w:kern w:val="0"/>
-          <w:sz w:val="24"/>
-        </w:rPr>
-        <w:t>模型复杂程度、检测效果之间的平衡是设计时一直存在的问题。</w:t>
-      </w:r>
-      <w:r>
-        <w:rPr>
-          <w:rFonts w:hint="eastAsia"/>
-          <w:kern w:val="0"/>
-          <w:sz w:val="24"/>
-        </w:rPr>
-        <w:t>为了提高检测精度，研究者们不断加深网络结构、增加参数数量，这导致模型复杂度急剧上升。</w:t>
-      </w:r>
-      <w:r>
-        <w:rPr>
-          <w:rFonts w:hint="eastAsia"/>
-          <w:kern w:val="0"/>
-          <w:sz w:val="24"/>
-        </w:rPr>
-        <w:t>然而在移动设备使用场景中，需要在检测准确率以及推理速度之间找到一个合适点，太复杂的模型虽然准确率高，但无法满足实时处理的需求；太简单的模型虽然运行快，但检测准确率不够。</w:t>
+        <w:rPr>
+          <w:kern w:val="0"/>
+          <w:sz w:val="24"/>
+        </w:rPr>
+      </w:pPr>
+      <w:r>
+        <w:rPr>
+          <w:rFonts w:hint="eastAsia"/>
+          <w:kern w:val="0"/>
+          <w:sz w:val="24"/>
+        </w:rPr>
+        <w:t>实时性以及准确性之间需要做出平衡。</w:t>
+      </w:r>
+      <w:r>
+        <w:rPr>
+          <w:rFonts w:hint="eastAsia"/>
+          <w:kern w:val="0"/>
+          <w:sz w:val="24"/>
+        </w:rPr>
+        <w:t>在视频目标检测中，实时性和准确性往往存在矛盾。为了提高检测速度，可以采用跳帧处理、降低输入分辨率等方法，但这些方法会损失检测精度；为了提高检测精度，可以使用更复杂的模型和更精细的后处理，但这会增加计算负担</w:t>
+      </w:r>
+      <w:r>
+        <w:rPr>
+          <w:rFonts w:hint="eastAsia"/>
+          <w:kern w:val="0"/>
+          <w:sz w:val="24"/>
+        </w:rPr>
+        <w:t>因此</w:t>
+      </w:r>
+      <w:r>
+        <w:rPr>
+          <w:rFonts w:hint="eastAsia"/>
+          <w:kern w:val="0"/>
+          <w:sz w:val="24"/>
+        </w:rPr>
+        <w:t>降低处理速度</w:t>
+      </w:r>
+      <w:r>
+        <w:rPr>
+          <w:kern w:val="0"/>
+          <w:sz w:val="24"/>
+          <w:vertAlign w:val="superscript"/>
+        </w:rPr>
+        <w:fldChar w:fldCharType="begin"/>
+      </w:r>
+      <w:r>
+        <w:rPr>
+          <w:kern w:val="0"/>
+          <w:sz w:val="24"/>
+          <w:vertAlign w:val="superscript"/>
+        </w:rPr>
+        <w:instrText xml:space="preserve"> </w:instrText>
+      </w:r>
+      <w:r>
+        <w:rPr>
+          <w:rFonts w:hint="eastAsia"/>
+          <w:kern w:val="0"/>
+          <w:sz w:val="24"/>
+          <w:vertAlign w:val="superscript"/>
+        </w:rPr>
+        <w:instrText>REF _Ref222514127 \r \h</w:instrText>
+      </w:r>
+      <w:r>
+        <w:rPr>
+          <w:kern w:val="0"/>
+          <w:sz w:val="24"/>
+          <w:vertAlign w:val="superscript"/>
+        </w:rPr>
+        <w:instrText xml:space="preserve"> </w:instrText>
+      </w:r>
+      <w:r>
+        <w:rPr>
+          <w:kern w:val="0"/>
+          <w:sz w:val="24"/>
+          <w:vertAlign w:val="superscript"/>
+        </w:rPr>
+        <w:instrText xml:space="preserve"> \* MERGEFORMAT </w:instrText>
+      </w:r>
+      <w:r>
+        <w:rPr>
+          <w:kern w:val="0"/>
+          <w:sz w:val="24"/>
+          <w:vertAlign w:val="superscript"/>
+        </w:rPr>
+      </w:r>
+      <w:r>
+        <w:rPr>
+          <w:kern w:val="0"/>
+          <w:sz w:val="24"/>
+          <w:vertAlign w:val="superscript"/>
+        </w:rPr>
+        <w:fldChar w:fldCharType="separate"/>
+      </w:r>
+      <w:r>
+        <w:rPr>
+          <w:kern w:val="0"/>
+          <w:sz w:val="24"/>
+          <w:vertAlign w:val="superscript"/>
+        </w:rPr>
+        <w:t>[13]</w:t>
+      </w:r>
+      <w:r>
+        <w:rPr>
+          <w:kern w:val="0"/>
+          <w:sz w:val="24"/>
+          <w:vertAlign w:val="superscript"/>
+        </w:rPr>
+        <w:fldChar w:fldCharType="end"/>
+      </w:r>
+      <w:r>
+        <w:rPr>
+          <w:rFonts w:hint="eastAsia"/>
+          <w:kern w:val="0"/>
+          <w:sz w:val="24"/>
+        </w:rPr>
+        <w:t>。</w:t>
       </w:r>
     </w:p>
     <w:p>
       <w:pPr>
+        <w:rPr>
+          <w:rFonts w:ascii="黑体" w:eastAsia="黑体" w:hAnsi="黑体" w:hint="eastAsia"/>
+          <w:sz w:val="28"/>
+          <w:szCs w:val="28"/>
+        </w:rPr>
+      </w:pPr>
+      <w:bookmarkStart w:id="9" w:name="_Toc243805580"/>
+      <w:bookmarkStart w:id="10" w:name="_Toc311016889"/>
+      <w:bookmarkStart w:id="11" w:name="_Toc495845370"/>
+      <w:r>
+        <w:rPr>
+          <w:rFonts w:ascii="黑体" w:eastAsia="黑体" w:hAnsi="黑体" w:hint="eastAsia"/>
+          <w:sz w:val="28"/>
+          <w:szCs w:val="28"/>
+        </w:rPr>
+        <w:t>4</w:t>
+      </w:r>
+      <w:bookmarkEnd w:id="9"/>
+      <w:bookmarkEnd w:id="10"/>
+      <w:bookmarkEnd w:id="11"/>
+      <w:r>
+        <w:rPr>
+          <w:rFonts w:ascii="黑体" w:eastAsia="黑体" w:hAnsi="黑体" w:hint="eastAsia"/>
+          <w:sz w:val="28"/>
+          <w:szCs w:val="28"/>
+        </w:rPr>
+        <w:t>利用MAUI进行视频目标检测系统设计的思路</w:t>
+      </w:r>
+    </w:p>
+    <w:p>
+      <w:pPr>
+        <w:overflowPunct w:val="0"/>
         <w:autoSpaceDE w:val="0"/>
         <w:autoSpaceDN w:val="0"/>
         <w:adjustRightInd w:val="0"/>
         <w:spacing w:line="300" w:lineRule="auto"/>
-        <w:ind w:firstLineChars="200" w:firstLine="480"/>
-        <w:jc w:val="left"/>
-        <w:rPr>
-          <w:kern w:val="0"/>
-          <w:sz w:val="24"/>
-        </w:rPr>
-      </w:pPr>
-      <w:r>
-        <w:rPr>
-          <w:rFonts w:hint="eastAsia"/>
-          <w:kern w:val="0"/>
-          <w:sz w:val="24"/>
-        </w:rPr>
-        <w:t>同时跨平台部署问题无法忽略。</w:t>
-      </w:r>
-      <w:r>
-        <w:rPr>
-          <w:rFonts w:hint="eastAsia"/>
-          <w:kern w:val="0"/>
-          <w:sz w:val="24"/>
-        </w:rPr>
-        <w:t>传统视频目标检测系统一般为特定平台设计，不容易在不同操作系统、硬件结构之间迁移</w:t>
-      </w:r>
-      <w:r>
-        <w:rPr>
-          <w:rFonts w:hint="eastAsia"/>
-          <w:kern w:val="0"/>
-          <w:sz w:val="24"/>
-        </w:rPr>
-        <w:t>。</w:t>
-      </w:r>
-      <w:r>
-        <w:rPr>
-          <w:rFonts w:hint="eastAsia"/>
-          <w:kern w:val="0"/>
-          <w:sz w:val="24"/>
-        </w:rPr>
-        <w:t>Android</w:t>
-      </w:r>
-      <w:r>
-        <w:rPr>
-          <w:rFonts w:hint="eastAsia"/>
-          <w:kern w:val="0"/>
-          <w:sz w:val="24"/>
-        </w:rPr>
-        <w:t>、</w:t>
-      </w:r>
-      <w:r>
-        <w:rPr>
-          <w:rFonts w:hint="eastAsia"/>
-          <w:kern w:val="0"/>
-          <w:sz w:val="24"/>
-        </w:rPr>
-        <w:t>iOS</w:t>
-      </w:r>
-      <w:r>
-        <w:rPr>
-          <w:rFonts w:hint="eastAsia"/>
-          <w:kern w:val="0"/>
-          <w:sz w:val="24"/>
-        </w:rPr>
-        <w:t>、</w:t>
-      </w:r>
-      <w:r>
-        <w:rPr>
-          <w:rFonts w:hint="eastAsia"/>
-          <w:kern w:val="0"/>
-          <w:sz w:val="24"/>
-        </w:rPr>
-        <w:t>Windows</w:t>
-      </w:r>
-      <w:r>
-        <w:rPr>
-          <w:rFonts w:hint="eastAsia"/>
-          <w:kern w:val="0"/>
-          <w:sz w:val="24"/>
-        </w:rPr>
-        <w:t>等平台各有不同的技术栈和</w:t>
-      </w:r>
-      <w:r>
-        <w:rPr>
-          <w:rFonts w:hint="eastAsia"/>
-          <w:kern w:val="0"/>
-          <w:sz w:val="24"/>
-        </w:rPr>
-        <w:t>API</w:t>
-      </w:r>
-      <w:r>
-        <w:rPr>
-          <w:rFonts w:hint="eastAsia"/>
-          <w:kern w:val="0"/>
-          <w:sz w:val="24"/>
-        </w:rPr>
-        <w:t>，为跨平台应用开发带来了挑战。</w:t>
-      </w:r>
-      <w:r>
-        <w:rPr>
-          <w:rFonts w:hint="eastAsia"/>
-          <w:kern w:val="0"/>
-          <w:sz w:val="24"/>
-        </w:rPr>
-        <w:t>另外</w:t>
-      </w:r>
-      <w:r>
-        <w:rPr>
-          <w:rFonts w:hint="eastAsia"/>
-          <w:kern w:val="0"/>
-          <w:sz w:val="24"/>
-        </w:rPr>
-        <w:t>，不同设备的硬件配置差异较大，统一的模型部署策略难以适应所有设备</w:t>
-      </w:r>
-      <w:r>
-        <w:rPr>
-          <w:kern w:val="0"/>
-          <w:sz w:val="24"/>
-          <w:vertAlign w:val="superscript"/>
-        </w:rPr>
-        <w:fldChar w:fldCharType="begin"/>
-      </w:r>
-      <w:r>
-        <w:rPr>
-          <w:kern w:val="0"/>
-          <w:sz w:val="24"/>
-          <w:vertAlign w:val="superscript"/>
-        </w:rPr>
-        <w:instrText xml:space="preserve"> </w:instrText>
-      </w:r>
-      <w:r>
-        <w:rPr>
-          <w:rFonts w:hint="eastAsia"/>
-          <w:kern w:val="0"/>
-          <w:sz w:val="24"/>
-          <w:vertAlign w:val="superscript"/>
-        </w:rPr>
-        <w:instrText>REF _Ref222514181 \r \h</w:instrText>
-      </w:r>
-      <w:r>
-        <w:rPr>
-          <w:kern w:val="0"/>
-          <w:sz w:val="24"/>
-          <w:vertAlign w:val="superscript"/>
-        </w:rPr>
-        <w:instrText xml:space="preserve"> </w:instrText>
-      </w:r>
-      <w:r>
-        <w:rPr>
-          <w:kern w:val="0"/>
-          <w:sz w:val="24"/>
-          <w:vertAlign w:val="superscript"/>
-        </w:rPr>
-        <w:instrText xml:space="preserve"> \* MERGEFORMAT </w:instrText>
-      </w:r>
-      <w:r>
-        <w:rPr>
-          <w:kern w:val="0"/>
-          <w:sz w:val="24"/>
-          <w:vertAlign w:val="superscript"/>
-        </w:rPr>
-      </w:r>
-      <w:r>
-        <w:rPr>
-          <w:kern w:val="0"/>
-          <w:sz w:val="24"/>
-          <w:vertAlign w:val="superscript"/>
-        </w:rPr>
-        <w:fldChar w:fldCharType="separate"/>
-      </w:r>
-      <w:r>
-        <w:rPr>
-          <w:kern w:val="0"/>
-          <w:sz w:val="24"/>
-          <w:vertAlign w:val="superscript"/>
-        </w:rPr>
-        <w:t>[10]</w:t>
-      </w:r>
-      <w:r>
-        <w:rPr>
-          <w:kern w:val="0"/>
-          <w:sz w:val="24"/>
-          <w:vertAlign w:val="superscript"/>
-        </w:rPr>
-        <w:fldChar w:fldCharType="end"/>
+        <w:ind w:firstLine="482"/>
+        <w:rPr>
+          <w:kern w:val="0"/>
+          <w:sz w:val="24"/>
+        </w:rPr>
+      </w:pPr>
+      <w:r>
+        <w:rPr>
+          <w:rFonts w:hint="eastAsia"/>
+          <w:kern w:val="0"/>
+          <w:sz w:val="24"/>
+        </w:rPr>
+        <w:t>针对上述问题，</w:t>
+      </w:r>
+      <w:r>
+        <w:rPr>
+          <w:rFonts w:hint="eastAsia"/>
+          <w:kern w:val="0"/>
+          <w:sz w:val="24"/>
+        </w:rPr>
+        <w:t>我认为</w:t>
+      </w:r>
+      <w:r>
+        <w:rPr>
+          <w:rFonts w:hint="eastAsia"/>
+          <w:kern w:val="0"/>
+          <w:sz w:val="24"/>
+        </w:rPr>
+        <w:t>基于</w:t>
+      </w:r>
+      <w:r>
+        <w:rPr>
+          <w:rFonts w:hint="eastAsia"/>
+          <w:kern w:val="0"/>
+          <w:sz w:val="24"/>
+        </w:rPr>
+        <w:t>MAUI</w:t>
+      </w:r>
+      <w:r>
+        <w:rPr>
+          <w:rFonts w:hint="eastAsia"/>
+          <w:kern w:val="0"/>
+          <w:sz w:val="24"/>
+        </w:rPr>
+        <w:t>的系统设计可以从以下几个方面展开</w:t>
       </w:r>
       <w:r>
         <w:rPr>
@@ -2591,48 +2798,176 @@
     </w:p>
     <w:p>
       <w:pPr>
+        <w:overflowPunct w:val="0"/>
         <w:autoSpaceDE w:val="0"/>
         <w:autoSpaceDN w:val="0"/>
         <w:adjustRightInd w:val="0"/>
         <w:spacing w:line="300" w:lineRule="auto"/>
-        <w:ind w:firstLineChars="200" w:firstLine="480"/>
-        <w:jc w:val="left"/>
-        <w:rPr>
-          <w:kern w:val="0"/>
-          <w:sz w:val="24"/>
-        </w:rPr>
-      </w:pPr>
-      <w:r>
-        <w:rPr>
-          <w:rFonts w:hint="eastAsia"/>
-          <w:kern w:val="0"/>
-          <w:sz w:val="24"/>
-        </w:rPr>
-        <w:t>实时性以及准确性之间需要做出平衡。</w:t>
-      </w:r>
-      <w:r>
-        <w:rPr>
-          <w:rFonts w:hint="eastAsia"/>
-          <w:kern w:val="0"/>
-          <w:sz w:val="24"/>
-        </w:rPr>
-        <w:t>在视频目标检测中，实时性和准确性往往存在矛盾。为了提高检测速度，可以采用跳帧处理、降低输入分辨率等方法，但这些方法会损失检测精度；为了提高检测精度，可以使用更复杂的模型和更精细的后处理，但这会增加计算负担</w:t>
-      </w:r>
-      <w:r>
-        <w:rPr>
-          <w:rFonts w:hint="eastAsia"/>
-          <w:kern w:val="0"/>
-          <w:sz w:val="24"/>
-        </w:rPr>
-        <w:t>因此</w:t>
-      </w:r>
-      <w:r>
-        <w:rPr>
-          <w:rFonts w:hint="eastAsia"/>
-          <w:kern w:val="0"/>
-          <w:sz w:val="24"/>
-        </w:rPr>
-        <w:t>降低处理速度</w:t>
+        <w:ind w:firstLine="482"/>
+        <w:rPr>
+          <w:kern w:val="0"/>
+          <w:sz w:val="24"/>
+        </w:rPr>
+      </w:pPr>
+      <w:r>
+        <w:rPr>
+          <w:rFonts w:hint="eastAsia"/>
+          <w:kern w:val="0"/>
+          <w:sz w:val="24"/>
+        </w:rPr>
+        <w:t>.NET MAUI</w:t>
+      </w:r>
+      <w:r>
+        <w:rPr>
+          <w:rFonts w:hint="eastAsia"/>
+          <w:kern w:val="0"/>
+          <w:sz w:val="24"/>
+        </w:rPr>
+        <w:t>（</w:t>
+      </w:r>
+      <w:r>
+        <w:rPr>
+          <w:rFonts w:hint="eastAsia"/>
+          <w:kern w:val="0"/>
+          <w:sz w:val="24"/>
+        </w:rPr>
+        <w:t>Multi-platform App UI</w:t>
+      </w:r>
+      <w:r>
+        <w:rPr>
+          <w:rFonts w:hint="eastAsia"/>
+          <w:kern w:val="0"/>
+          <w:sz w:val="24"/>
+        </w:rPr>
+        <w:t>）作为微软推出的跨平台开发框架，支持一次编码生成</w:t>
+      </w:r>
+      <w:r>
+        <w:rPr>
+          <w:rFonts w:hint="eastAsia"/>
+          <w:kern w:val="0"/>
+          <w:sz w:val="24"/>
+        </w:rPr>
+        <w:t>iOS</w:t>
+      </w:r>
+      <w:r>
+        <w:rPr>
+          <w:rFonts w:hint="eastAsia"/>
+          <w:kern w:val="0"/>
+          <w:sz w:val="24"/>
+        </w:rPr>
+        <w:t>、</w:t>
+      </w:r>
+      <w:r>
+        <w:rPr>
+          <w:rFonts w:hint="eastAsia"/>
+          <w:kern w:val="0"/>
+          <w:sz w:val="24"/>
+        </w:rPr>
+        <w:t>Android</w:t>
+      </w:r>
+      <w:r>
+        <w:rPr>
+          <w:rFonts w:hint="eastAsia"/>
+          <w:kern w:val="0"/>
+          <w:sz w:val="24"/>
+        </w:rPr>
+        <w:t>、</w:t>
+      </w:r>
+      <w:r>
+        <w:rPr>
+          <w:rFonts w:hint="eastAsia"/>
+          <w:kern w:val="0"/>
+          <w:sz w:val="24"/>
+        </w:rPr>
+        <w:t>Windows</w:t>
+      </w:r>
+      <w:r>
+        <w:rPr>
+          <w:rFonts w:hint="eastAsia"/>
+          <w:kern w:val="0"/>
+          <w:sz w:val="24"/>
+        </w:rPr>
+        <w:t>、</w:t>
+      </w:r>
+      <w:r>
+        <w:rPr>
+          <w:rFonts w:hint="eastAsia"/>
+          <w:kern w:val="0"/>
+          <w:sz w:val="24"/>
+        </w:rPr>
+        <w:t>macOS</w:t>
+      </w:r>
+      <w:r>
+        <w:rPr>
+          <w:rFonts w:hint="eastAsia"/>
+          <w:kern w:val="0"/>
+          <w:sz w:val="24"/>
+        </w:rPr>
+        <w:t>等多平台应用，为解决跨平台适配问题提供了有效方案。</w:t>
+      </w:r>
+      <w:r>
+        <w:rPr>
+          <w:rFonts w:hint="eastAsia"/>
+          <w:kern w:val="0"/>
+          <w:sz w:val="24"/>
+        </w:rPr>
+        <w:t>MAUI</w:t>
+      </w:r>
+      <w:r>
+        <w:rPr>
+          <w:rFonts w:hint="eastAsia"/>
+          <w:kern w:val="0"/>
+          <w:sz w:val="24"/>
+        </w:rPr>
+        <w:t>采用</w:t>
+      </w:r>
+      <w:r>
+        <w:rPr>
+          <w:rFonts w:hint="eastAsia"/>
+          <w:kern w:val="0"/>
+          <w:sz w:val="24"/>
+        </w:rPr>
+        <w:t>"</w:t>
+      </w:r>
+      <w:r>
+        <w:rPr>
+          <w:rFonts w:hint="eastAsia"/>
+          <w:kern w:val="0"/>
+          <w:sz w:val="24"/>
+        </w:rPr>
+        <w:t>共享代码</w:t>
+      </w:r>
+      <w:r>
+        <w:rPr>
+          <w:rFonts w:hint="eastAsia"/>
+          <w:kern w:val="0"/>
+          <w:sz w:val="24"/>
+        </w:rPr>
+        <w:t>+</w:t>
+      </w:r>
+      <w:r>
+        <w:rPr>
+          <w:rFonts w:hint="eastAsia"/>
+          <w:kern w:val="0"/>
+          <w:sz w:val="24"/>
+        </w:rPr>
+        <w:t>平台特定代码</w:t>
+      </w:r>
+      <w:r>
+        <w:rPr>
+          <w:rFonts w:hint="eastAsia"/>
+          <w:kern w:val="0"/>
+          <w:sz w:val="24"/>
+        </w:rPr>
+        <w:t>"</w:t>
+      </w:r>
+      <w:r>
+        <w:rPr>
+          <w:rFonts w:hint="eastAsia"/>
+          <w:kern w:val="0"/>
+          <w:sz w:val="24"/>
+        </w:rPr>
+        <w:t>的分层架构，开发者可以在共享层实现核心业务逻辑，在平台特定层处理平台相关的功能，既保证了代码复用性，又提供了足够的灵活性</w:t>
       </w:r>
       <w:r>
         <w:rPr>
@@ -2657,7 +2992,7 @@
           <w:sz w:val="24"/>
           <w:vertAlign w:val="superscript"/>
         </w:rPr>
-        <w:instrText>REF _Ref222514127 \r \h</w:instrText>
+        <w:instrText>REF _Ref222514181 \r \h</w:instrText>
       </w:r>
       <w:r>
         <w:rPr>
@@ -2696,7 +3031,7 @@
           <w:sz w:val="24"/>
           <w:vertAlign w:val="superscript"/>
         </w:rPr>
-        <w:t>[13]</w:t>
+        <w:t>[10]</w:t>
       </w:r>
       <w:r>
         <w:rPr>
@@ -2713,113 +3048,307 @@
           <w:sz w:val="24"/>
         </w:rPr>
         <w:t>。</w:t>
+      </w:r>
+      <w:r>
+        <w:rPr>
+          <w:rFonts w:hint="eastAsia"/>
+          <w:kern w:val="0"/>
+          <w:sz w:val="24"/>
+        </w:rPr>
+        <w:t>虽然</w:t>
+      </w:r>
+      <w:r>
+        <w:rPr>
+          <w:rFonts w:hint="eastAsia"/>
+          <w:kern w:val="0"/>
+          <w:sz w:val="24"/>
+        </w:rPr>
+        <w:t>MAUI</w:t>
+      </w:r>
+      <w:r>
+        <w:rPr>
+          <w:rFonts w:hint="eastAsia"/>
+          <w:kern w:val="0"/>
+          <w:sz w:val="24"/>
+        </w:rPr>
+        <w:t>支持多平台，但本项目专注于</w:t>
+      </w:r>
+      <w:r>
+        <w:rPr>
+          <w:rFonts w:hint="eastAsia"/>
+          <w:kern w:val="0"/>
+          <w:sz w:val="24"/>
+        </w:rPr>
+        <w:t>Windows</w:t>
+      </w:r>
+      <w:r>
+        <w:rPr>
+          <w:rFonts w:hint="eastAsia"/>
+          <w:kern w:val="0"/>
+          <w:sz w:val="24"/>
+        </w:rPr>
+        <w:t>平台的实现。</w:t>
       </w:r>
     </w:p>
     <w:p>
       <w:pPr>
-        <w:rPr>
-          <w:rFonts w:ascii="黑体" w:eastAsia="黑体" w:hAnsi="黑体" w:hint="eastAsia"/>
-          <w:sz w:val="28"/>
-          <w:szCs w:val="28"/>
-        </w:rPr>
-      </w:pPr>
-      <w:bookmarkStart w:id="9" w:name="_Toc243805580"/>
-      <w:bookmarkStart w:id="10" w:name="_Toc311016889"/>
-      <w:bookmarkStart w:id="11" w:name="_Toc495845370"/>
-      <w:r>
-        <w:rPr>
-          <w:rFonts w:ascii="黑体" w:eastAsia="黑体" w:hAnsi="黑体" w:hint="eastAsia"/>
-          <w:sz w:val="28"/>
-          <w:szCs w:val="28"/>
-        </w:rPr>
-        <w:t>4</w:t>
-      </w:r>
-      <w:bookmarkEnd w:id="9"/>
-      <w:bookmarkEnd w:id="10"/>
-      <w:bookmarkEnd w:id="11"/>
-      <w:r>
-        <w:rPr>
-          <w:rFonts w:ascii="黑体" w:eastAsia="黑体" w:hAnsi="黑体" w:hint="eastAsia"/>
-          <w:sz w:val="28"/>
-          <w:szCs w:val="28"/>
-        </w:rPr>
-        <w:t>利用MAUI进行视频目标检测系统设计的思路</w:t>
-      </w:r>
-    </w:p>
-    <w:p>
-      <w:pPr>
+        <w:overflowPunct w:val="0"/>
         <w:autoSpaceDE w:val="0"/>
         <w:autoSpaceDN w:val="0"/>
         <w:adjustRightInd w:val="0"/>
         <w:spacing w:line="300" w:lineRule="auto"/>
-        <w:ind w:firstLine="480"/>
-        <w:jc w:val="left"/>
-        <w:rPr>
-          <w:kern w:val="0"/>
-          <w:sz w:val="24"/>
-        </w:rPr>
-      </w:pPr>
-      <w:r>
-        <w:rPr>
-          <w:rFonts w:hint="eastAsia"/>
-          <w:kern w:val="0"/>
-          <w:sz w:val="24"/>
-        </w:rPr>
-        <w:t>针对上述问题，</w:t>
-      </w:r>
-      <w:r>
-        <w:rPr>
-          <w:rFonts w:hint="eastAsia"/>
-          <w:kern w:val="0"/>
-          <w:sz w:val="24"/>
-        </w:rPr>
-        <w:t>我认为</w:t>
-      </w:r>
-      <w:r>
-        <w:rPr>
-          <w:rFonts w:hint="eastAsia"/>
-          <w:kern w:val="0"/>
-          <w:sz w:val="24"/>
-        </w:rPr>
-        <w:t>基于</w:t>
-      </w:r>
-      <w:r>
-        <w:rPr>
-          <w:rFonts w:hint="eastAsia"/>
-          <w:kern w:val="0"/>
-          <w:sz w:val="24"/>
-        </w:rPr>
-        <w:t>MAUI</w:t>
-      </w:r>
-      <w:r>
-        <w:rPr>
-          <w:rFonts w:hint="eastAsia"/>
-          <w:kern w:val="0"/>
-          <w:sz w:val="24"/>
-        </w:rPr>
-        <w:t>的系统设计可以从以下几个方面展开：</w:t>
+        <w:ind w:firstLine="482"/>
+        <w:rPr>
+          <w:kern w:val="0"/>
+          <w:sz w:val="24"/>
+        </w:rPr>
+      </w:pPr>
+      <w:r>
+        <w:rPr>
+          <w:rFonts w:hint="eastAsia"/>
+          <w:kern w:val="0"/>
+          <w:sz w:val="24"/>
+        </w:rPr>
+        <w:t>为了在</w:t>
+      </w:r>
+      <w:r>
+        <w:rPr>
+          <w:rFonts w:hint="eastAsia"/>
+          <w:kern w:val="0"/>
+          <w:sz w:val="24"/>
+        </w:rPr>
+        <w:t>CPU</w:t>
+      </w:r>
+      <w:r>
+        <w:rPr>
+          <w:rFonts w:hint="eastAsia"/>
+          <w:kern w:val="0"/>
+          <w:sz w:val="24"/>
+        </w:rPr>
+        <w:t>推理环境下达到</w:t>
+      </w:r>
+      <w:r>
+        <w:rPr>
+          <w:rFonts w:hint="eastAsia"/>
+          <w:kern w:val="0"/>
+          <w:sz w:val="24"/>
+        </w:rPr>
+        <w:t>15</w:t>
+      </w:r>
+      <w:r>
+        <w:rPr>
+          <w:rFonts w:hint="eastAsia"/>
+          <w:kern w:val="0"/>
+          <w:sz w:val="24"/>
+        </w:rPr>
+        <w:t>帧</w:t>
+      </w:r>
+      <w:r>
+        <w:rPr>
+          <w:rFonts w:hint="eastAsia"/>
+          <w:kern w:val="0"/>
+          <w:sz w:val="24"/>
+        </w:rPr>
+        <w:t>/</w:t>
+      </w:r>
+      <w:r>
+        <w:rPr>
+          <w:rFonts w:hint="eastAsia"/>
+          <w:kern w:val="0"/>
+          <w:sz w:val="24"/>
+        </w:rPr>
+        <w:t>秒以上的处理速度，可以采用多种优化策略。跳帧处理是一种有效的方法，通过每隔</w:t>
+      </w:r>
+      <w:r>
+        <w:rPr>
+          <w:rFonts w:hint="eastAsia"/>
+          <w:kern w:val="0"/>
+          <w:sz w:val="24"/>
+        </w:rPr>
+        <w:t>N</w:t>
+      </w:r>
+      <w:r>
+        <w:rPr>
+          <w:rFonts w:hint="eastAsia"/>
+          <w:kern w:val="0"/>
+          <w:sz w:val="24"/>
+        </w:rPr>
+        <w:t>帧进行一次</w:t>
+      </w:r>
+      <w:r>
+        <w:rPr>
+          <w:rFonts w:hint="eastAsia"/>
+          <w:kern w:val="0"/>
+          <w:sz w:val="24"/>
+        </w:rPr>
+        <w:t>YOLO</w:t>
+      </w:r>
+      <w:r>
+        <w:rPr>
+          <w:rFonts w:hint="eastAsia"/>
+          <w:kern w:val="0"/>
+          <w:sz w:val="24"/>
+        </w:rPr>
+        <w:t>推理，跳过的帧</w:t>
+      </w:r>
+      <w:r>
+        <w:rPr>
+          <w:rFonts w:hint="eastAsia"/>
+          <w:kern w:val="0"/>
+          <w:sz w:val="24"/>
+        </w:rPr>
+        <w:lastRenderedPageBreak/>
+        <w:t>使用上一次的检测结果，可以显著减少推理次数。研究表明，将跳帧间隔设置为</w:t>
+      </w:r>
+      <w:r>
+        <w:rPr>
+          <w:rFonts w:hint="eastAsia"/>
+          <w:kern w:val="0"/>
+          <w:sz w:val="24"/>
+        </w:rPr>
+        <w:t>2</w:t>
+      </w:r>
+      <w:r>
+        <w:rPr>
+          <w:rFonts w:hint="eastAsia"/>
+          <w:kern w:val="0"/>
+          <w:sz w:val="24"/>
+        </w:rPr>
+        <w:t>帧，可以在保持检测效果的同时，将处理速度提升</w:t>
+      </w:r>
+      <w:r>
+        <w:rPr>
+          <w:rFonts w:hint="eastAsia"/>
+          <w:kern w:val="0"/>
+          <w:sz w:val="24"/>
+        </w:rPr>
+        <w:t>50%</w:t>
+      </w:r>
+      <w:r>
+        <w:rPr>
+          <w:rFonts w:hint="eastAsia"/>
+          <w:kern w:val="0"/>
+          <w:sz w:val="24"/>
+        </w:rPr>
+        <w:t>以上。此外，还可以通过调整模型输入尺寸、减少绘制操作、设置置信度阈值等方法进一步提升性能</w:t>
+      </w:r>
+      <w:r>
+        <w:rPr>
+          <w:kern w:val="0"/>
+          <w:sz w:val="24"/>
+          <w:vertAlign w:val="superscript"/>
+        </w:rPr>
+        <w:fldChar w:fldCharType="begin"/>
+      </w:r>
+      <w:r>
+        <w:rPr>
+          <w:kern w:val="0"/>
+          <w:sz w:val="24"/>
+          <w:vertAlign w:val="superscript"/>
+        </w:rPr>
+        <w:instrText xml:space="preserve"> </w:instrText>
+      </w:r>
+      <w:r>
+        <w:rPr>
+          <w:rFonts w:hint="eastAsia"/>
+          <w:kern w:val="0"/>
+          <w:sz w:val="24"/>
+          <w:vertAlign w:val="superscript"/>
+        </w:rPr>
+        <w:instrText>REF _Ref225334772 \r \h</w:instrText>
+      </w:r>
+      <w:r>
+        <w:rPr>
+          <w:kern w:val="0"/>
+          <w:sz w:val="24"/>
+          <w:vertAlign w:val="superscript"/>
+        </w:rPr>
+        <w:instrText xml:space="preserve">  \* MERGEFORMAT </w:instrText>
+      </w:r>
+      <w:r>
+        <w:rPr>
+          <w:kern w:val="0"/>
+          <w:sz w:val="24"/>
+          <w:vertAlign w:val="superscript"/>
+        </w:rPr>
+      </w:r>
+      <w:r>
+        <w:rPr>
+          <w:kern w:val="0"/>
+          <w:sz w:val="24"/>
+          <w:vertAlign w:val="superscript"/>
+        </w:rPr>
+        <w:fldChar w:fldCharType="separate"/>
+      </w:r>
+      <w:r>
+        <w:rPr>
+          <w:kern w:val="0"/>
+          <w:sz w:val="24"/>
+          <w:vertAlign w:val="superscript"/>
+        </w:rPr>
+        <w:t>[5]</w:t>
+      </w:r>
+      <w:r>
+        <w:rPr>
+          <w:kern w:val="0"/>
+          <w:sz w:val="24"/>
+          <w:vertAlign w:val="superscript"/>
+        </w:rPr>
+        <w:fldChar w:fldCharType="end"/>
+      </w:r>
+      <w:r>
+        <w:rPr>
+          <w:rFonts w:hint="eastAsia"/>
+          <w:kern w:val="0"/>
+          <w:sz w:val="24"/>
+        </w:rPr>
+        <w:t>。</w:t>
       </w:r>
     </w:p>
     <w:p>
       <w:pPr>
+        <w:overflowPunct w:val="0"/>
         <w:autoSpaceDE w:val="0"/>
         <w:autoSpaceDN w:val="0"/>
         <w:adjustRightInd w:val="0"/>
         <w:spacing w:line="300" w:lineRule="auto"/>
-        <w:ind w:firstLine="480"/>
-        <w:jc w:val="left"/>
-        <w:rPr>
-          <w:kern w:val="0"/>
-          <w:sz w:val="24"/>
-        </w:rPr>
-      </w:pPr>
-      <w:r>
-        <w:rPr>
-          <w:rFonts w:hint="eastAsia"/>
-          <w:kern w:val="0"/>
-          <w:sz w:val="24"/>
-        </w:rPr>
-        <w:t>.NET MAUI</w:t>
+        <w:ind w:firstLine="482"/>
+        <w:rPr>
+          <w:kern w:val="0"/>
+          <w:sz w:val="24"/>
+        </w:rPr>
+      </w:pPr>
+      <w:r>
+        <w:rPr>
+          <w:rFonts w:hint="eastAsia"/>
+          <w:kern w:val="0"/>
+          <w:sz w:val="24"/>
+        </w:rPr>
+        <w:t>针对移动设备的计算能力限制，可以采用模型轻量化技术。</w:t>
+      </w:r>
+      <w:r>
+        <w:rPr>
+          <w:rFonts w:hint="eastAsia"/>
+          <w:kern w:val="0"/>
+          <w:sz w:val="24"/>
+        </w:rPr>
+        <w:t>YOLO</w:t>
+      </w:r>
+      <w:r>
+        <w:rPr>
+          <w:rFonts w:hint="eastAsia"/>
+          <w:kern w:val="0"/>
+          <w:sz w:val="24"/>
+        </w:rPr>
+        <w:t>系列提供了不同规模的模型版本，如</w:t>
+      </w:r>
+      <w:r>
+        <w:rPr>
+          <w:rFonts w:hint="eastAsia"/>
+          <w:kern w:val="0"/>
+          <w:sz w:val="24"/>
+        </w:rPr>
+        <w:t>YOLOv11n</w:t>
       </w:r>
       <w:r>
         <w:rPr>
@@ -2835,24 +3364,58 @@
           <w:kern w:val="0"/>
           <w:sz w:val="24"/>
         </w:rPr>
-        <w:t>Multi-platform App UI</w:t>
-      </w:r>
-      <w:r>
-        <w:rPr>
-          <w:rFonts w:hint="eastAsia"/>
-          <w:kern w:val="0"/>
-          <w:sz w:val="24"/>
-        </w:rPr>
-        <w:t>）作为微软推出的跨平台开发框架，支持一次编码生成</w:t>
-      </w:r>
-      <w:r>
-        <w:rPr>
-          <w:rFonts w:hint="eastAsia"/>
-          <w:kern w:val="0"/>
-          <w:sz w:val="24"/>
-        </w:rPr>
-        <w:t>iOS</w:t>
-      </w:r>
+        <w:t>nano</w:t>
+      </w:r>
+      <w:r>
+        <w:rPr>
+          <w:rFonts w:hint="eastAsia"/>
+          <w:kern w:val="0"/>
+          <w:sz w:val="24"/>
+        </w:rPr>
+        <w:t>）、</w:t>
+      </w:r>
+      <w:r>
+        <w:rPr>
+          <w:rFonts w:hint="eastAsia"/>
+          <w:kern w:val="0"/>
+          <w:sz w:val="24"/>
+        </w:rPr>
+        <w:t>YOLOv11s</w:t>
+      </w:r>
+      <w:r>
+        <w:rPr>
+          <w:rFonts w:hint="eastAsia"/>
+          <w:kern w:val="0"/>
+          <w:sz w:val="24"/>
+        </w:rPr>
+        <w:t>（</w:t>
+      </w:r>
+      <w:r>
+        <w:rPr>
+          <w:rFonts w:hint="eastAsia"/>
+          <w:kern w:val="0"/>
+          <w:sz w:val="24"/>
+        </w:rPr>
+        <w:t>small</w:t>
+      </w:r>
+      <w:r>
+        <w:rPr>
+          <w:rFonts w:hint="eastAsia"/>
+          <w:kern w:val="0"/>
+          <w:sz w:val="24"/>
+        </w:rPr>
+        <w:t>）等，这些轻量级模型在保持较高检测精度的同时，大幅降低了计算复杂度。此外，还可以采用模型剪枝、量化等技术进一步压缩模型大小，提高推理速度。</w:t>
+      </w:r>
+      <w:proofErr w:type="spellStart"/>
+      <w:r>
+        <w:rPr>
+          <w:rFonts w:hint="eastAsia"/>
+          <w:kern w:val="0"/>
+          <w:sz w:val="24"/>
+        </w:rPr>
+        <w:t>MobileNet</w:t>
+      </w:r>
+      <w:proofErr w:type="spellEnd"/>
       <w:r>
         <w:rPr>
           <w:rFonts w:hint="eastAsia"/>
@@ -2861,117 +3424,23 @@
         </w:rPr>
         <w:t>、</w:t>
       </w:r>
-      <w:r>
-        <w:rPr>
-          <w:rFonts w:hint="eastAsia"/>
-          <w:kern w:val="0"/>
-          <w:sz w:val="24"/>
-        </w:rPr>
-        <w:t>Android</w:t>
-      </w:r>
-      <w:r>
-        <w:rPr>
-          <w:rFonts w:hint="eastAsia"/>
-          <w:kern w:val="0"/>
-          <w:sz w:val="24"/>
-        </w:rPr>
-        <w:t>、</w:t>
-      </w:r>
-      <w:r>
-        <w:rPr>
-          <w:rFonts w:hint="eastAsia"/>
-          <w:kern w:val="0"/>
-          <w:sz w:val="24"/>
-        </w:rPr>
-        <w:t>Windows</w:t>
-      </w:r>
-      <w:r>
-        <w:rPr>
-          <w:rFonts w:hint="eastAsia"/>
-          <w:kern w:val="0"/>
-          <w:sz w:val="24"/>
-        </w:rPr>
-        <w:t>、</w:t>
-      </w:r>
-      <w:r>
-        <w:rPr>
-          <w:rFonts w:hint="eastAsia"/>
-          <w:kern w:val="0"/>
-          <w:sz w:val="24"/>
-        </w:rPr>
-        <w:t>macOS</w:t>
-      </w:r>
-      <w:r>
-        <w:rPr>
-          <w:rFonts w:hint="eastAsia"/>
-          <w:kern w:val="0"/>
-          <w:sz w:val="24"/>
-        </w:rPr>
-        <w:t>等多平台应用，为解决跨平台适配问题提供了有效方案。</w:t>
-      </w:r>
-      <w:r>
-        <w:rPr>
-          <w:rFonts w:hint="eastAsia"/>
-          <w:kern w:val="0"/>
-          <w:sz w:val="24"/>
-        </w:rPr>
-        <w:t>MAUI</w:t>
-      </w:r>
-      <w:r>
-        <w:rPr>
-          <w:rFonts w:hint="eastAsia"/>
-          <w:kern w:val="0"/>
-          <w:sz w:val="24"/>
-        </w:rPr>
-        <w:t>采用</w:t>
-      </w:r>
-      <w:r>
-        <w:rPr>
-          <w:rFonts w:hint="eastAsia"/>
-          <w:kern w:val="0"/>
-          <w:sz w:val="24"/>
-        </w:rPr>
-        <w:t>"</w:t>
-      </w:r>
-      <w:r>
-        <w:rPr>
-          <w:rFonts w:hint="eastAsia"/>
-          <w:kern w:val="0"/>
-          <w:sz w:val="24"/>
-        </w:rPr>
-        <w:t>共享代码</w:t>
-      </w:r>
-      <w:r>
-        <w:rPr>
-          <w:rFonts w:hint="eastAsia"/>
-          <w:kern w:val="0"/>
-          <w:sz w:val="24"/>
-        </w:rPr>
-        <w:t>+</w:t>
-      </w:r>
-      <w:r>
-        <w:rPr>
-          <w:rFonts w:hint="eastAsia"/>
-          <w:kern w:val="0"/>
-          <w:sz w:val="24"/>
-        </w:rPr>
-        <w:t>平台特定代码</w:t>
-      </w:r>
-      <w:r>
-        <w:rPr>
-          <w:rFonts w:hint="eastAsia"/>
-          <w:kern w:val="0"/>
-          <w:sz w:val="24"/>
-        </w:rPr>
-        <w:t>"</w:t>
-      </w:r>
-      <w:r>
-        <w:rPr>
-          <w:rFonts w:hint="eastAsia"/>
-          <w:kern w:val="0"/>
-          <w:sz w:val="24"/>
-        </w:rPr>
-        <w:t>的分层架构，开发者可以在共享层实现核心业务逻辑，在平台特定层处理平台相关的功能，既保证了代码复用性，又提供了足够的灵活性</w:t>
+      <w:proofErr w:type="spellStart"/>
+      <w:r>
+        <w:rPr>
+          <w:rFonts w:hint="eastAsia"/>
+          <w:kern w:val="0"/>
+          <w:sz w:val="24"/>
+        </w:rPr>
+        <w:t>ShuffleNet</w:t>
+      </w:r>
+      <w:proofErr w:type="spellEnd"/>
+      <w:r>
+        <w:rPr>
+          <w:rFonts w:hint="eastAsia"/>
+          <w:kern w:val="0"/>
+          <w:sz w:val="24"/>
+        </w:rPr>
+        <w:t>等轻量级网络架构也为移动端目标检测提供了有效的解决方案</w:t>
       </w:r>
       <w:r>
         <w:rPr>
@@ -2996,23 +3465,15 @@
           <w:sz w:val="24"/>
           <w:vertAlign w:val="superscript"/>
         </w:rPr>
-        <w:instrText>REF _Ref222514181 \r \h</w:instrText>
-      </w:r>
-      <w:r>
-        <w:rPr>
-          <w:kern w:val="0"/>
-          <w:sz w:val="24"/>
-          <w:vertAlign w:val="superscript"/>
-        </w:rPr>
-        <w:instrText xml:space="preserve"> </w:instrText>
-      </w:r>
-      <w:r>
-        <w:rPr>
-          <w:kern w:val="0"/>
-          <w:sz w:val="24"/>
-          <w:vertAlign w:val="superscript"/>
-        </w:rPr>
-        <w:instrText xml:space="preserve"> \* MERGEFORMAT </w:instrText>
+        <w:instrText>REF _Ref225334840 \r \h</w:instrText>
+      </w:r>
+      <w:r>
+        <w:rPr>
+          <w:kern w:val="0"/>
+          <w:sz w:val="24"/>
+          <w:vertAlign w:val="superscript"/>
+        </w:rPr>
+        <w:instrText>\#"[0"</w:instrText>
       </w:r>
       <w:r>
         <w:rPr>
@@ -3035,7 +3496,15 @@
           <w:sz w:val="24"/>
           <w:vertAlign w:val="superscript"/>
         </w:rPr>
-        <w:t>[10]</w:t>
+        <w:t>[</w:t>
+      </w:r>
+      <w:r>
+        <w:rPr>
+          <w:kern w:val="0"/>
+          <w:sz w:val="24"/>
+          <w:vertAlign w:val="superscript"/>
+        </w:rPr>
+        <w:t>11</w:t>
       </w:r>
       <w:r>
         <w:rPr>
@@ -3050,317 +3519,142 @@
           <w:rFonts w:hint="eastAsia"/>
           <w:kern w:val="0"/>
           <w:sz w:val="24"/>
+          <w:vertAlign w:val="superscript"/>
+        </w:rPr>
+        <w:t>-</w:t>
+      </w:r>
+      <w:r>
+        <w:rPr>
+          <w:kern w:val="0"/>
+          <w:sz w:val="24"/>
+          <w:vertAlign w:val="superscript"/>
+        </w:rPr>
+        <w:fldChar w:fldCharType="begin"/>
+      </w:r>
+      <w:r>
+        <w:rPr>
+          <w:kern w:val="0"/>
+          <w:sz w:val="24"/>
+          <w:vertAlign w:val="superscript"/>
+        </w:rPr>
+        <w:instrText xml:space="preserve"> REF _Ref225334841 \r \h</w:instrText>
+      </w:r>
+      <w:r>
+        <w:rPr>
+          <w:kern w:val="0"/>
+          <w:sz w:val="24"/>
+          <w:vertAlign w:val="superscript"/>
+        </w:rPr>
+        <w:instrText xml:space="preserve">\#"0]" </w:instrText>
+      </w:r>
+      <w:r>
+        <w:rPr>
+          <w:kern w:val="0"/>
+          <w:sz w:val="24"/>
+          <w:vertAlign w:val="superscript"/>
+        </w:rPr>
+      </w:r>
+      <w:r>
+        <w:rPr>
+          <w:kern w:val="0"/>
+          <w:sz w:val="24"/>
+          <w:vertAlign w:val="superscript"/>
+        </w:rPr>
+        <w:fldChar w:fldCharType="separate"/>
+      </w:r>
+      <w:r>
+        <w:rPr>
+          <w:kern w:val="0"/>
+          <w:sz w:val="24"/>
+          <w:vertAlign w:val="superscript"/>
+        </w:rPr>
+        <w:t>12</w:t>
+      </w:r>
+      <w:r>
+        <w:rPr>
+          <w:kern w:val="0"/>
+          <w:sz w:val="24"/>
+          <w:vertAlign w:val="superscript"/>
+        </w:rPr>
+        <w:t>]</w:t>
+      </w:r>
+      <w:r>
+        <w:rPr>
+          <w:kern w:val="0"/>
+          <w:sz w:val="24"/>
+          <w:vertAlign w:val="superscript"/>
+        </w:rPr>
+        <w:fldChar w:fldCharType="end"/>
+      </w:r>
+      <w:r>
+        <w:rPr>
+          <w:rFonts w:hint="eastAsia"/>
+          <w:kern w:val="0"/>
+          <w:sz w:val="24"/>
         </w:rPr>
         <w:t>。</w:t>
-      </w:r>
-      <w:r>
-        <w:rPr>
-          <w:rFonts w:hint="eastAsia"/>
-          <w:kern w:val="0"/>
-          <w:sz w:val="24"/>
-        </w:rPr>
-        <w:t>虽然</w:t>
-      </w:r>
-      <w:r>
-        <w:rPr>
-          <w:rFonts w:hint="eastAsia"/>
-          <w:kern w:val="0"/>
-          <w:sz w:val="24"/>
-        </w:rPr>
-        <w:t>MAUI</w:t>
-      </w:r>
-      <w:r>
-        <w:rPr>
-          <w:rFonts w:hint="eastAsia"/>
-          <w:kern w:val="0"/>
-          <w:sz w:val="24"/>
-        </w:rPr>
-        <w:t>支持多平台，但本项目专注于</w:t>
-      </w:r>
-      <w:r>
-        <w:rPr>
-          <w:rFonts w:hint="eastAsia"/>
-          <w:kern w:val="0"/>
-          <w:sz w:val="24"/>
-        </w:rPr>
-        <w:t>Windows</w:t>
-      </w:r>
-      <w:r>
-        <w:rPr>
-          <w:rFonts w:hint="eastAsia"/>
-          <w:kern w:val="0"/>
-          <w:sz w:val="24"/>
-        </w:rPr>
-        <w:t>平台的实现。</w:t>
       </w:r>
     </w:p>
     <w:p>
       <w:pPr>
+        <w:overflowPunct w:val="0"/>
         <w:autoSpaceDE w:val="0"/>
         <w:autoSpaceDN w:val="0"/>
         <w:adjustRightInd w:val="0"/>
         <w:spacing w:line="300" w:lineRule="auto"/>
-        <w:ind w:firstLine="480"/>
-        <w:jc w:val="left"/>
-        <w:rPr>
-          <w:kern w:val="0"/>
-          <w:sz w:val="24"/>
-        </w:rPr>
-      </w:pPr>
-      <w:r>
-        <w:rPr>
-          <w:rFonts w:hint="eastAsia"/>
-          <w:kern w:val="0"/>
-          <w:sz w:val="24"/>
-        </w:rPr>
-        <w:t>为了在</w:t>
-      </w:r>
-      <w:r>
-        <w:rPr>
-          <w:rFonts w:hint="eastAsia"/>
-          <w:kern w:val="0"/>
-          <w:sz w:val="24"/>
-        </w:rPr>
-        <w:t>CPU</w:t>
-      </w:r>
-      <w:r>
-        <w:rPr>
-          <w:rFonts w:hint="eastAsia"/>
-          <w:kern w:val="0"/>
-          <w:sz w:val="24"/>
-        </w:rPr>
-        <w:t>推理环境下达到</w:t>
-      </w:r>
-      <w:r>
-        <w:rPr>
-          <w:rFonts w:hint="eastAsia"/>
-          <w:kern w:val="0"/>
-          <w:sz w:val="24"/>
-        </w:rPr>
-        <w:t>15</w:t>
-      </w:r>
-      <w:r>
-        <w:rPr>
-          <w:rFonts w:hint="eastAsia"/>
-          <w:kern w:val="0"/>
-          <w:sz w:val="24"/>
-        </w:rPr>
-        <w:t>帧</w:t>
-      </w:r>
-      <w:r>
-        <w:rPr>
-          <w:rFonts w:hint="eastAsia"/>
-          <w:kern w:val="0"/>
-          <w:sz w:val="24"/>
-        </w:rPr>
-        <w:t>/</w:t>
-      </w:r>
-      <w:r>
-        <w:rPr>
-          <w:rFonts w:hint="eastAsia"/>
-          <w:kern w:val="0"/>
-          <w:sz w:val="24"/>
-        </w:rPr>
-        <w:t>秒以上的处理速度，可以采用多种优化策</w:t>
-      </w:r>
-      <w:r>
-        <w:rPr>
-          <w:rFonts w:hint="eastAsia"/>
-          <w:kern w:val="0"/>
-          <w:sz w:val="24"/>
-        </w:rPr>
-        <w:lastRenderedPageBreak/>
-        <w:t>略。跳帧处理是一种有效的方法，通过每隔</w:t>
-      </w:r>
-      <w:r>
-        <w:rPr>
-          <w:rFonts w:hint="eastAsia"/>
-          <w:kern w:val="0"/>
-          <w:sz w:val="24"/>
-        </w:rPr>
-        <w:t>N</w:t>
-      </w:r>
-      <w:r>
-        <w:rPr>
-          <w:rFonts w:hint="eastAsia"/>
-          <w:kern w:val="0"/>
-          <w:sz w:val="24"/>
-        </w:rPr>
-        <w:t>帧进行一次</w:t>
-      </w:r>
-      <w:r>
-        <w:rPr>
-          <w:rFonts w:hint="eastAsia"/>
-          <w:kern w:val="0"/>
-          <w:sz w:val="24"/>
-        </w:rPr>
-        <w:t>YOLO</w:t>
-      </w:r>
-      <w:r>
-        <w:rPr>
-          <w:rFonts w:hint="eastAsia"/>
-          <w:kern w:val="0"/>
-          <w:sz w:val="24"/>
-        </w:rPr>
-        <w:t>推理，跳过的帧使用上一次的检测结果，可以显著减少推理次数。研究表明，将跳帧间隔设置为</w:t>
-      </w:r>
-      <w:r>
-        <w:rPr>
-          <w:rFonts w:hint="eastAsia"/>
-          <w:kern w:val="0"/>
-          <w:sz w:val="24"/>
-        </w:rPr>
-        <w:t>2</w:t>
-      </w:r>
-      <w:r>
-        <w:rPr>
-          <w:rFonts w:hint="eastAsia"/>
-          <w:kern w:val="0"/>
-          <w:sz w:val="24"/>
-        </w:rPr>
-        <w:t>帧，可以在保持检测效果的同时，将处理速度提升</w:t>
-      </w:r>
-      <w:r>
-        <w:rPr>
-          <w:rFonts w:hint="eastAsia"/>
-          <w:kern w:val="0"/>
-          <w:sz w:val="24"/>
-        </w:rPr>
-        <w:t>50%</w:t>
-      </w:r>
-      <w:r>
-        <w:rPr>
-          <w:rFonts w:hint="eastAsia"/>
-          <w:kern w:val="0"/>
-          <w:sz w:val="24"/>
-        </w:rPr>
-        <w:t>以上。此外，还可以通过调整模型输入尺寸、减少绘制操作、设置置信度阈值等方法进一步提升性能</w:t>
-      </w:r>
-      <w:r>
-        <w:rPr>
-          <w:kern w:val="0"/>
-          <w:sz w:val="24"/>
-          <w:vertAlign w:val="superscript"/>
-        </w:rPr>
-        <w:fldChar w:fldCharType="begin"/>
-      </w:r>
-      <w:r>
-        <w:rPr>
-          <w:kern w:val="0"/>
-          <w:sz w:val="24"/>
-          <w:vertAlign w:val="superscript"/>
-        </w:rPr>
-        <w:instrText xml:space="preserve"> </w:instrText>
-      </w:r>
-      <w:r>
-        <w:rPr>
-          <w:rFonts w:hint="eastAsia"/>
-          <w:kern w:val="0"/>
-          <w:sz w:val="24"/>
-          <w:vertAlign w:val="superscript"/>
-        </w:rPr>
-        <w:instrText>REF _Ref222514171 \r \h</w:instrText>
-      </w:r>
-      <w:r>
-        <w:rPr>
-          <w:kern w:val="0"/>
-          <w:sz w:val="24"/>
-          <w:vertAlign w:val="superscript"/>
-        </w:rPr>
-        <w:instrText xml:space="preserve"> </w:instrText>
-      </w:r>
-      <w:r>
-        <w:rPr>
-          <w:kern w:val="0"/>
-          <w:sz w:val="24"/>
-          <w:vertAlign w:val="superscript"/>
-        </w:rPr>
-        <w:instrText xml:space="preserve"> \* MERGEFORMAT </w:instrText>
-      </w:r>
-      <w:r>
-        <w:rPr>
-          <w:kern w:val="0"/>
-          <w:sz w:val="24"/>
-          <w:vertAlign w:val="superscript"/>
-        </w:rPr>
-      </w:r>
-      <w:r>
-        <w:rPr>
-          <w:kern w:val="0"/>
-          <w:sz w:val="24"/>
-          <w:vertAlign w:val="superscript"/>
-        </w:rPr>
-        <w:fldChar w:fldCharType="separate"/>
-      </w:r>
-      <w:r>
-        <w:rPr>
-          <w:kern w:val="0"/>
-          <w:sz w:val="24"/>
-          <w:vertAlign w:val="superscript"/>
-        </w:rPr>
-        <w:t>[5]</w:t>
-      </w:r>
-      <w:r>
-        <w:rPr>
-          <w:kern w:val="0"/>
-          <w:sz w:val="24"/>
-          <w:vertAlign w:val="superscript"/>
-        </w:rPr>
-        <w:fldChar w:fldCharType="end"/>
-      </w:r>
-      <w:r>
-        <w:rPr>
-          <w:rFonts w:hint="eastAsia"/>
-          <w:kern w:val="0"/>
-          <w:sz w:val="24"/>
-        </w:rPr>
-        <w:t>。</w:t>
-      </w:r>
-    </w:p>
-    <w:p>
-      <w:pPr>
-        <w:autoSpaceDE w:val="0"/>
-        <w:autoSpaceDN w:val="0"/>
-        <w:adjustRightInd w:val="0"/>
-        <w:spacing w:line="300" w:lineRule="auto"/>
-        <w:ind w:firstLine="480"/>
-        <w:jc w:val="left"/>
-        <w:rPr>
-          <w:kern w:val="0"/>
-          <w:sz w:val="24"/>
-        </w:rPr>
-      </w:pPr>
-      <w:r>
-        <w:rPr>
-          <w:rFonts w:hint="eastAsia"/>
-          <w:kern w:val="0"/>
-          <w:sz w:val="24"/>
-        </w:rPr>
-        <w:t>针对移动设备的计算能力限制，可以采用模型轻量化技术。</w:t>
-      </w:r>
-      <w:r>
-        <w:rPr>
-          <w:rFonts w:hint="eastAsia"/>
-          <w:kern w:val="0"/>
-          <w:sz w:val="24"/>
-        </w:rPr>
-        <w:t>YOLO</w:t>
-      </w:r>
-      <w:r>
-        <w:rPr>
-          <w:rFonts w:hint="eastAsia"/>
-          <w:kern w:val="0"/>
-          <w:sz w:val="24"/>
-        </w:rPr>
-        <w:t>系列提供了不同规模的模型版本，如</w:t>
-      </w:r>
-      <w:r>
-        <w:rPr>
-          <w:rFonts w:hint="eastAsia"/>
-          <w:kern w:val="0"/>
-          <w:sz w:val="24"/>
-        </w:rPr>
-        <w:t>YOLOv11n</w:t>
+        <w:ind w:firstLine="482"/>
+        <w:rPr>
+          <w:kern w:val="0"/>
+          <w:sz w:val="24"/>
+        </w:rPr>
+      </w:pPr>
+      <w:r>
+        <w:rPr>
+          <w:rFonts w:hint="eastAsia"/>
+          <w:kern w:val="0"/>
+          <w:sz w:val="24"/>
+        </w:rPr>
+        <w:t>在</w:t>
+      </w:r>
+      <w:r>
+        <w:rPr>
+          <w:rFonts w:hint="eastAsia"/>
+          <w:kern w:val="0"/>
+          <w:sz w:val="24"/>
+        </w:rPr>
+        <w:t>MAUI</w:t>
+      </w:r>
+      <w:r>
+        <w:rPr>
+          <w:rFonts w:hint="eastAsia"/>
+          <w:kern w:val="0"/>
+          <w:sz w:val="24"/>
+        </w:rPr>
+        <w:t>应用中，可以采用异步处理架构来提升用户体验。将视频采集、目标检测、结果展示等任务分离到不同的线程中执行，避免阻塞主线程，保证界面的流畅性。同时，可以利用</w:t>
+      </w:r>
+      <w:r>
+        <w:rPr>
+          <w:rFonts w:hint="eastAsia"/>
+          <w:kern w:val="0"/>
+          <w:sz w:val="24"/>
+        </w:rPr>
+        <w:t>MAUI</w:t>
+      </w:r>
+      <w:r>
+        <w:rPr>
+          <w:rFonts w:hint="eastAsia"/>
+          <w:kern w:val="0"/>
+          <w:sz w:val="24"/>
+        </w:rPr>
+        <w:t>的</w:t>
+      </w:r>
+      <w:r>
+        <w:rPr>
+          <w:rFonts w:hint="eastAsia"/>
+          <w:kern w:val="0"/>
+          <w:sz w:val="24"/>
+        </w:rPr>
+        <w:t>MVVM</w:t>
       </w:r>
       <w:r>
         <w:rPr>
@@ -3376,293 +3670,18 @@
           <w:kern w:val="0"/>
           <w:sz w:val="24"/>
         </w:rPr>
-        <w:t>nano</w:t>
-      </w:r>
-      <w:r>
-        <w:rPr>
-          <w:rFonts w:hint="eastAsia"/>
-          <w:kern w:val="0"/>
-          <w:sz w:val="24"/>
-        </w:rPr>
-        <w:t>）、</w:t>
-      </w:r>
-      <w:r>
-        <w:rPr>
-          <w:rFonts w:hint="eastAsia"/>
-          <w:kern w:val="0"/>
-          <w:sz w:val="24"/>
-        </w:rPr>
-        <w:t>YOLOv11s</w:t>
-      </w:r>
-      <w:r>
-        <w:rPr>
-          <w:rFonts w:hint="eastAsia"/>
-          <w:kern w:val="0"/>
-          <w:sz w:val="24"/>
-        </w:rPr>
-        <w:t>（</w:t>
-      </w:r>
-      <w:r>
-        <w:rPr>
-          <w:rFonts w:hint="eastAsia"/>
-          <w:kern w:val="0"/>
-          <w:sz w:val="24"/>
-        </w:rPr>
-        <w:t>small</w:t>
-      </w:r>
-      <w:r>
-        <w:rPr>
-          <w:rFonts w:hint="eastAsia"/>
-          <w:kern w:val="0"/>
-          <w:sz w:val="24"/>
-        </w:rPr>
-        <w:t>）等，这些轻量级模型在保持较高检测精度的同时，大幅降低了计算复杂度。此外，还可以采用模型剪枝、量化等技术进一步压缩模型大小，提高推理速度。</w:t>
-      </w:r>
-      <w:r>
-        <w:rPr>
-          <w:rFonts w:hint="eastAsia"/>
-          <w:kern w:val="0"/>
-          <w:sz w:val="24"/>
-        </w:rPr>
-        <w:t>MobileNet</w:t>
-      </w:r>
-      <w:r>
-        <w:rPr>
-          <w:rFonts w:hint="eastAsia"/>
-          <w:kern w:val="0"/>
-          <w:sz w:val="24"/>
-        </w:rPr>
-        <w:t>、</w:t>
-      </w:r>
-      <w:r>
-        <w:rPr>
-          <w:rFonts w:hint="eastAsia"/>
-          <w:kern w:val="0"/>
-          <w:sz w:val="24"/>
-        </w:rPr>
-        <w:t>ShuffleNet</w:t>
-      </w:r>
-      <w:r>
-        <w:rPr>
-          <w:rFonts w:hint="eastAsia"/>
-          <w:kern w:val="0"/>
-          <w:sz w:val="24"/>
-        </w:rPr>
-        <w:t>等轻量级网络架构也为移动端目标检测提供了有效的解决方案</w:t>
-      </w:r>
-      <w:r>
-        <w:rPr>
-          <w:kern w:val="0"/>
-          <w:sz w:val="24"/>
-          <w:vertAlign w:val="superscript"/>
-        </w:rPr>
-        <w:fldChar w:fldCharType="begin"/>
-      </w:r>
-      <w:r>
-        <w:rPr>
-          <w:kern w:val="0"/>
-          <w:sz w:val="24"/>
-          <w:vertAlign w:val="superscript"/>
-        </w:rPr>
-        <w:instrText xml:space="preserve"> </w:instrText>
-      </w:r>
-      <w:r>
-        <w:rPr>
-          <w:rFonts w:hint="eastAsia"/>
-          <w:kern w:val="0"/>
-          <w:sz w:val="24"/>
-          <w:vertAlign w:val="superscript"/>
-        </w:rPr>
-        <w:instrText>REF _Ref222514212 \r \h</w:instrText>
-      </w:r>
-      <w:r>
-        <w:rPr>
-          <w:kern w:val="0"/>
-          <w:sz w:val="24"/>
-          <w:vertAlign w:val="superscript"/>
-        </w:rPr>
-        <w:instrText xml:space="preserve"> </w:instrText>
-      </w:r>
-      <w:r>
-        <w:rPr>
-          <w:kern w:val="0"/>
-          <w:sz w:val="24"/>
-          <w:vertAlign w:val="superscript"/>
-        </w:rPr>
-        <w:instrText xml:space="preserve"> \* MERGEFORMAT </w:instrText>
-      </w:r>
-      <w:r>
-        <w:rPr>
-          <w:kern w:val="0"/>
-          <w:sz w:val="24"/>
-          <w:vertAlign w:val="superscript"/>
-        </w:rPr>
-      </w:r>
-      <w:r>
-        <w:rPr>
-          <w:kern w:val="0"/>
-          <w:sz w:val="24"/>
-          <w:vertAlign w:val="superscript"/>
-        </w:rPr>
-        <w:fldChar w:fldCharType="separate"/>
-      </w:r>
-      <w:r>
-        <w:rPr>
-          <w:kern w:val="0"/>
-          <w:sz w:val="24"/>
-          <w:vertAlign w:val="superscript"/>
-        </w:rPr>
-        <w:t>[11]</w:t>
-      </w:r>
-      <w:r>
-        <w:rPr>
-          <w:kern w:val="0"/>
-          <w:sz w:val="24"/>
-          <w:vertAlign w:val="superscript"/>
-        </w:rPr>
-        <w:fldChar w:fldCharType="end"/>
-      </w:r>
-      <w:r>
-        <w:rPr>
-          <w:kern w:val="0"/>
-          <w:sz w:val="24"/>
-          <w:vertAlign w:val="superscript"/>
-        </w:rPr>
-        <w:fldChar w:fldCharType="begin"/>
-      </w:r>
-      <w:r>
-        <w:rPr>
-          <w:kern w:val="0"/>
-          <w:sz w:val="24"/>
-          <w:vertAlign w:val="superscript"/>
-        </w:rPr>
-        <w:instrText xml:space="preserve"> REF _Ref222514213 \r \h </w:instrText>
-      </w:r>
-      <w:r>
-        <w:rPr>
-          <w:kern w:val="0"/>
-          <w:sz w:val="24"/>
-          <w:vertAlign w:val="superscript"/>
-        </w:rPr>
-        <w:instrText xml:space="preserve"> \* MERGEFORMAT </w:instrText>
-      </w:r>
-      <w:r>
-        <w:rPr>
-          <w:kern w:val="0"/>
-          <w:sz w:val="24"/>
-          <w:vertAlign w:val="superscript"/>
-        </w:rPr>
-      </w:r>
-      <w:r>
-        <w:rPr>
-          <w:kern w:val="0"/>
-          <w:sz w:val="24"/>
-          <w:vertAlign w:val="superscript"/>
-        </w:rPr>
-        <w:fldChar w:fldCharType="separate"/>
-      </w:r>
-      <w:r>
-        <w:rPr>
-          <w:kern w:val="0"/>
-          <w:sz w:val="24"/>
-          <w:vertAlign w:val="superscript"/>
-        </w:rPr>
-        <w:t>[12]</w:t>
-      </w:r>
-      <w:r>
-        <w:rPr>
-          <w:kern w:val="0"/>
-          <w:sz w:val="24"/>
-          <w:vertAlign w:val="superscript"/>
-        </w:rPr>
-        <w:fldChar w:fldCharType="end"/>
-      </w:r>
-      <w:r>
-        <w:rPr>
-          <w:rFonts w:hint="eastAsia"/>
-          <w:kern w:val="0"/>
-          <w:sz w:val="24"/>
-        </w:rPr>
-        <w:t>。</w:t>
-      </w:r>
-    </w:p>
-    <w:p>
-      <w:pPr>
-        <w:autoSpaceDE w:val="0"/>
-        <w:autoSpaceDN w:val="0"/>
-        <w:adjustRightInd w:val="0"/>
-        <w:spacing w:line="300" w:lineRule="auto"/>
-        <w:ind w:firstLine="480"/>
-        <w:jc w:val="left"/>
-        <w:rPr>
-          <w:kern w:val="0"/>
-          <w:sz w:val="24"/>
-        </w:rPr>
-      </w:pPr>
-      <w:r>
-        <w:rPr>
-          <w:rFonts w:hint="eastAsia"/>
-          <w:kern w:val="0"/>
-          <w:sz w:val="24"/>
-        </w:rPr>
-        <w:t>在</w:t>
-      </w:r>
-      <w:r>
-        <w:rPr>
-          <w:rFonts w:hint="eastAsia"/>
-          <w:kern w:val="0"/>
-          <w:sz w:val="24"/>
-        </w:rPr>
-        <w:t>MAUI</w:t>
-      </w:r>
-      <w:r>
-        <w:rPr>
-          <w:rFonts w:hint="eastAsia"/>
-          <w:kern w:val="0"/>
-          <w:sz w:val="24"/>
-        </w:rPr>
-        <w:t>应用中，可以采用异步处理架构来提升用户体验。将视频采集、目标检测、结果展示等任务分离到不同的线程中执行，避免阻塞主线程，保证界面的流畅性。同时，可以利用</w:t>
-      </w:r>
-      <w:r>
-        <w:rPr>
-          <w:rFonts w:hint="eastAsia"/>
-          <w:kern w:val="0"/>
-          <w:sz w:val="24"/>
-        </w:rPr>
-        <w:t>MAUI</w:t>
-      </w:r>
-      <w:r>
-        <w:rPr>
-          <w:rFonts w:hint="eastAsia"/>
-          <w:kern w:val="0"/>
-          <w:sz w:val="24"/>
-        </w:rPr>
-        <w:t>的</w:t>
-      </w:r>
-      <w:r>
-        <w:rPr>
-          <w:rFonts w:hint="eastAsia"/>
-          <w:kern w:val="0"/>
-          <w:sz w:val="24"/>
-        </w:rPr>
-        <w:t>MVVM</w:t>
-      </w:r>
-      <w:r>
-        <w:rPr>
-          <w:rFonts w:hint="eastAsia"/>
-          <w:kern w:val="0"/>
-          <w:sz w:val="24"/>
-        </w:rPr>
-        <w:t>（</w:t>
-      </w:r>
-      <w:r>
-        <w:rPr>
-          <w:rFonts w:hint="eastAsia"/>
-          <w:kern w:val="0"/>
-          <w:sz w:val="24"/>
-        </w:rPr>
-        <w:t>Model-View-ViewModel</w:t>
-      </w:r>
+        <w:t>Model-View-</w:t>
+      </w:r>
+      <w:proofErr w:type="spellStart"/>
+      <w:r>
+        <w:rPr>
+          <w:rFonts w:hint="eastAsia"/>
+          <w:kern w:val="0"/>
+          <w:sz w:val="24"/>
+        </w:rPr>
+        <w:t>ViewModel</w:t>
+      </w:r>
+      <w:proofErr w:type="spellEnd"/>
       <w:r>
         <w:rPr>
           <w:rFonts w:hint="eastAsia"/>
@@ -3804,6 +3823,7 @@
           <w:szCs w:val="21"/>
         </w:rPr>
       </w:pPr>
+      <w:bookmarkStart w:id="15" w:name="_Ref225334718"/>
       <w:r>
         <w:rPr>
           <w:kern w:val="0"/>
@@ -3811,6 +3831,7 @@
         </w:rPr>
         <w:t>Jiao L, Zhang R, Liu F, et al. New generation deep learning for video object detection: A survey[J]. IEEE Transactions on Neural Networks and Learning Systems, 2021, 33(8): 3195-3215.</w:t>
       </w:r>
+      <w:bookmarkEnd w:id="15"/>
     </w:p>
     <w:p>
       <w:pPr>
@@ -3833,15 +3854,79 @@
           <w:szCs w:val="21"/>
         </w:rPr>
       </w:pPr>
-      <w:bookmarkStart w:id="15" w:name="_Ref222514063"/>
-      <w:r>
-        <w:rPr>
-          <w:kern w:val="0"/>
-          <w:szCs w:val="21"/>
-        </w:rPr>
-        <w:t>J. Redmon, S. Divvala, R. Girshick, and A. Farhadi, “You only look once: Unified, real-time object detection,” in Proc. IEEE Conf. Comput. Vis. Pattern Recognit. (CVPR), Jun. 2016, pp. 779–788.</w:t>
-      </w:r>
-      <w:bookmarkEnd w:id="15"/>
+      <w:bookmarkStart w:id="16" w:name="_Ref222514063"/>
+      <w:r>
+        <w:rPr>
+          <w:kern w:val="0"/>
+          <w:szCs w:val="21"/>
+        </w:rPr>
+        <w:t xml:space="preserve">J. Redmon, S. </w:t>
+      </w:r>
+      <w:proofErr w:type="spellStart"/>
+      <w:r>
+        <w:rPr>
+          <w:kern w:val="0"/>
+          <w:szCs w:val="21"/>
+        </w:rPr>
+        <w:t>Divvala</w:t>
+      </w:r>
+      <w:proofErr w:type="spellEnd"/>
+      <w:r>
+        <w:rPr>
+          <w:kern w:val="0"/>
+          <w:szCs w:val="21"/>
+        </w:rPr>
+        <w:t xml:space="preserve">, R. </w:t>
+      </w:r>
+      <w:proofErr w:type="spellStart"/>
+      <w:r>
+        <w:rPr>
+          <w:kern w:val="0"/>
+          <w:szCs w:val="21"/>
+        </w:rPr>
+        <w:t>Girshick</w:t>
+      </w:r>
+      <w:proofErr w:type="spellEnd"/>
+      <w:r>
+        <w:rPr>
+          <w:kern w:val="0"/>
+          <w:szCs w:val="21"/>
+        </w:rPr>
+        <w:t xml:space="preserve">, and A. Farhadi, “You only look once: Unified, real-time object detection,” in Proc. IEEE Conf. </w:t>
+      </w:r>
+      <w:proofErr w:type="spellStart"/>
+      <w:r>
+        <w:rPr>
+          <w:kern w:val="0"/>
+          <w:szCs w:val="21"/>
+        </w:rPr>
+        <w:t>Comput</w:t>
+      </w:r>
+      <w:proofErr w:type="spellEnd"/>
+      <w:r>
+        <w:rPr>
+          <w:kern w:val="0"/>
+          <w:szCs w:val="21"/>
+        </w:rPr>
+        <w:t xml:space="preserve">. Vis. Pattern </w:t>
+      </w:r>
+      <w:proofErr w:type="spellStart"/>
+      <w:r>
+        <w:rPr>
+          <w:kern w:val="0"/>
+          <w:szCs w:val="21"/>
+        </w:rPr>
+        <w:t>Recognit</w:t>
+      </w:r>
+      <w:proofErr w:type="spellEnd"/>
+      <w:r>
+        <w:rPr>
+          <w:kern w:val="0"/>
+          <w:szCs w:val="21"/>
+        </w:rPr>
+        <w:t>. (CVPR), Jun. 2016, pp. 779–788.</w:t>
+      </w:r>
+      <w:bookmarkEnd w:id="16"/>
     </w:p>
     <w:p>
       <w:pPr>
@@ -3864,15 +3949,47 @@
           <w:szCs w:val="21"/>
         </w:rPr>
       </w:pPr>
-      <w:bookmarkStart w:id="16" w:name="_Ref222514115"/>
-      <w:r>
-        <w:rPr>
-          <w:kern w:val="0"/>
-          <w:szCs w:val="21"/>
-        </w:rPr>
-        <w:t>S. Ren, K. He, R. Girshick, and J. Sun, “Faster R-CNN: Towards real-time object detection with region proposal networks,” IEEE Trans. Pattern Anal. Mach. Intell., vol. 39, no. 6, pp. 1137–1149, Jun. 2017.</w:t>
-      </w:r>
-      <w:bookmarkEnd w:id="16"/>
+      <w:bookmarkStart w:id="17" w:name="_Ref222514115"/>
+      <w:r>
+        <w:rPr>
+          <w:kern w:val="0"/>
+          <w:szCs w:val="21"/>
+        </w:rPr>
+        <w:t xml:space="preserve">S. Ren, K. He, R. </w:t>
+      </w:r>
+      <w:proofErr w:type="spellStart"/>
+      <w:r>
+        <w:rPr>
+          <w:kern w:val="0"/>
+          <w:szCs w:val="21"/>
+        </w:rPr>
+        <w:t>Girshick</w:t>
+      </w:r>
+      <w:proofErr w:type="spellEnd"/>
+      <w:r>
+        <w:rPr>
+          <w:kern w:val="0"/>
+          <w:szCs w:val="21"/>
+        </w:rPr>
+        <w:t xml:space="preserve">, and J. Sun, “Faster R-CNN: Towards real-time object detection with region proposal networks,” IEEE Trans. Pattern Anal. Mach. </w:t>
+      </w:r>
+      <w:proofErr w:type="spellStart"/>
+      <w:r>
+        <w:rPr>
+          <w:kern w:val="0"/>
+          <w:szCs w:val="21"/>
+        </w:rPr>
+        <w:t>Intell</w:t>
+      </w:r>
+      <w:proofErr w:type="spellEnd"/>
+      <w:r>
+        <w:rPr>
+          <w:kern w:val="0"/>
+          <w:szCs w:val="21"/>
+        </w:rPr>
+        <w:t>., vol. 39, no. 6, pp. 1137–1149, Jun. 2017.</w:t>
+      </w:r>
+      <w:bookmarkEnd w:id="17"/>
     </w:p>
     <w:p>
       <w:pPr>
@@ -3895,15 +4012,31 @@
           <w:szCs w:val="21"/>
         </w:rPr>
       </w:pPr>
-      <w:bookmarkStart w:id="17" w:name="_Ref222514117"/>
-      <w:r>
-        <w:rPr>
-          <w:kern w:val="0"/>
-          <w:szCs w:val="21"/>
-        </w:rPr>
-        <w:t>W. Liu et al., “SSD: Single shot multibox detector,” in Computer Vision—ECCV, B. Leibe, J. Matas, N. Sebe, and M. Welling, Eds. Cham, Switzerland: Springer, 2016, pp. 21–37.</w:t>
-      </w:r>
-      <w:bookmarkEnd w:id="17"/>
+      <w:bookmarkStart w:id="18" w:name="_Ref222514117"/>
+      <w:r>
+        <w:rPr>
+          <w:kern w:val="0"/>
+          <w:szCs w:val="21"/>
+        </w:rPr>
+        <w:t xml:space="preserve">W. Liu et al., “SSD: Single shot </w:t>
+      </w:r>
+      <w:proofErr w:type="spellStart"/>
+      <w:r>
+        <w:rPr>
+          <w:kern w:val="0"/>
+          <w:szCs w:val="21"/>
+        </w:rPr>
+        <w:t>multibox</w:t>
+      </w:r>
+      <w:proofErr w:type="spellEnd"/>
+      <w:r>
+        <w:rPr>
+          <w:kern w:val="0"/>
+          <w:szCs w:val="21"/>
+        </w:rPr>
+        <w:t xml:space="preserve"> detector,” in Computer Vision—ECCV, B. Leibe, J. Matas, N. Sebe, and M. Welling, Eds. Cham, Switzerland: Springer, 2016, pp. 21–37.</w:t>
+      </w:r>
+      <w:bookmarkEnd w:id="18"/>
     </w:p>
     <w:p>
       <w:pPr>
@@ -3926,15 +4059,40 @@
           <w:szCs w:val="21"/>
         </w:rPr>
       </w:pPr>
-      <w:bookmarkStart w:id="18" w:name="_Ref222514171"/>
-      <w:r>
-        <w:rPr>
-          <w:kern w:val="0"/>
-          <w:szCs w:val="21"/>
-        </w:rPr>
-        <w:t>Alexey Bochkovskiy, Chien-Yao Wang, and Hong-Yuan Mark Liao. Yolov4: Optimal speed and accuracy of object detection, 2020.</w:t>
-      </w:r>
-      <w:bookmarkEnd w:id="18"/>
+      <w:bookmarkStart w:id="19" w:name="_Ref225334772"/>
+      <w:proofErr w:type="spellStart"/>
+      <w:r>
+        <w:rPr>
+          <w:kern w:val="0"/>
+          <w:szCs w:val="21"/>
+        </w:rPr>
+        <w:t>Bochkovskiy</w:t>
+      </w:r>
+      <w:proofErr w:type="spellEnd"/>
+      <w:r>
+        <w:rPr>
+          <w:kern w:val="0"/>
+          <w:szCs w:val="21"/>
+        </w:rPr>
+        <w:t xml:space="preserve"> A, Wang C Y, Liao H Y M. Yolov4: Optimal speed and accuracy of object detection[J]. </w:t>
+      </w:r>
+      <w:proofErr w:type="spellStart"/>
+      <w:r>
+        <w:rPr>
+          <w:kern w:val="0"/>
+          <w:szCs w:val="21"/>
+        </w:rPr>
+        <w:t>arXiv</w:t>
+      </w:r>
+      <w:proofErr w:type="spellEnd"/>
+      <w:r>
+        <w:rPr>
+          <w:kern w:val="0"/>
+          <w:szCs w:val="21"/>
+        </w:rPr>
+        <w:t xml:space="preserve"> preprint arXiv:2004.10934, 2020.</w:t>
+      </w:r>
+      <w:bookmarkEnd w:id="19"/>
     </w:p>
     <w:p>
       <w:pPr>
@@ -3957,6 +4115,7 @@
           <w:szCs w:val="21"/>
         </w:rPr>
       </w:pPr>
+      <w:bookmarkStart w:id="20" w:name="_Ref225334734"/>
       <w:r>
         <w:rPr>
           <w:rFonts w:hint="eastAsia"/>
@@ -4037,6 +4196,7 @@
         </w:rPr>
         <w:t>,2024,60(08):202-212.</w:t>
       </w:r>
+      <w:bookmarkEnd w:id="20"/>
     </w:p>
     <w:p>
       <w:pPr>
@@ -4161,15 +4321,79 @@
           <w:szCs w:val="21"/>
         </w:rPr>
       </w:pPr>
-      <w:bookmarkStart w:id="19" w:name="_Ref222514011"/>
-      <w:r>
-        <w:rPr>
-          <w:kern w:val="0"/>
-          <w:szCs w:val="21"/>
-        </w:rPr>
-        <w:t>K. He, G. Gkioxari, P. Dollár, and R. Girshick, “Mask R-CNN,” in Proc. IEEE Int. Conf. Comput. Vis., Oct. 2017, pp. 2961–2969.</w:t>
-      </w:r>
-      <w:bookmarkEnd w:id="19"/>
+      <w:bookmarkStart w:id="21" w:name="_Ref222514011"/>
+      <w:r>
+        <w:rPr>
+          <w:kern w:val="0"/>
+          <w:szCs w:val="21"/>
+        </w:rPr>
+        <w:t xml:space="preserve">K. He, G. </w:t>
+      </w:r>
+      <w:proofErr w:type="spellStart"/>
+      <w:r>
+        <w:rPr>
+          <w:kern w:val="0"/>
+          <w:szCs w:val="21"/>
+        </w:rPr>
+        <w:t>Gkioxari</w:t>
+      </w:r>
+      <w:proofErr w:type="spellEnd"/>
+      <w:r>
+        <w:rPr>
+          <w:kern w:val="0"/>
+          <w:szCs w:val="21"/>
+        </w:rPr>
+        <w:t xml:space="preserve">, P. </w:t>
+      </w:r>
+      <w:proofErr w:type="spellStart"/>
+      <w:r>
+        <w:rPr>
+          <w:kern w:val="0"/>
+          <w:szCs w:val="21"/>
+        </w:rPr>
+        <w:t>Dollár</w:t>
+      </w:r>
+      <w:proofErr w:type="spellEnd"/>
+      <w:r>
+        <w:rPr>
+          <w:kern w:val="0"/>
+          <w:szCs w:val="21"/>
+        </w:rPr>
+        <w:t xml:space="preserve">, and R. </w:t>
+      </w:r>
+      <w:proofErr w:type="spellStart"/>
+      <w:r>
+        <w:rPr>
+          <w:kern w:val="0"/>
+          <w:szCs w:val="21"/>
+        </w:rPr>
+        <w:t>Girshick</w:t>
+      </w:r>
+      <w:proofErr w:type="spellEnd"/>
+      <w:r>
+        <w:rPr>
+          <w:kern w:val="0"/>
+          <w:szCs w:val="21"/>
+        </w:rPr>
+        <w:t xml:space="preserve">, “Mask R-CNN,” in Proc. IEEE Int. Conf. </w:t>
+      </w:r>
+      <w:proofErr w:type="spellStart"/>
+      <w:r>
+        <w:rPr>
+          <w:kern w:val="0"/>
+          <w:szCs w:val="21"/>
+        </w:rPr>
+        <w:t>Comput</w:t>
+      </w:r>
+      <w:proofErr w:type="spellEnd"/>
+      <w:r>
+        <w:rPr>
+          <w:kern w:val="0"/>
+          <w:szCs w:val="21"/>
+        </w:rPr>
+        <w:t>. Vis., Oct. 2017, pp. 2961–2969.</w:t>
+      </w:r>
+      <w:bookmarkEnd w:id="21"/>
     </w:p>
     <w:p>
       <w:pPr>
@@ -4192,15 +4416,31 @@
           <w:szCs w:val="21"/>
         </w:rPr>
       </w:pPr>
-      <w:bookmarkStart w:id="20" w:name="_Ref222514164"/>
-      <w:r>
-        <w:rPr>
-          <w:kern w:val="0"/>
-          <w:szCs w:val="21"/>
-        </w:rPr>
-        <w:t>Hu Y, Chen Y, Li X, et al. Dynamic feature fusion for semantic edge detection[J]. arXiv preprint arXiv:1902.09104, 2019.</w:t>
-      </w:r>
-      <w:bookmarkEnd w:id="20"/>
+      <w:bookmarkStart w:id="22" w:name="_Ref222514164"/>
+      <w:r>
+        <w:rPr>
+          <w:kern w:val="0"/>
+          <w:szCs w:val="21"/>
+        </w:rPr>
+        <w:t xml:space="preserve">Hu Y, Chen Y, Li X, et al. Dynamic feature fusion for semantic edge detection[J]. </w:t>
+      </w:r>
+      <w:proofErr w:type="spellStart"/>
+      <w:r>
+        <w:rPr>
+          <w:kern w:val="0"/>
+          <w:szCs w:val="21"/>
+        </w:rPr>
+        <w:t>arXiv</w:t>
+      </w:r>
+      <w:proofErr w:type="spellEnd"/>
+      <w:r>
+        <w:rPr>
+          <w:kern w:val="0"/>
+          <w:szCs w:val="21"/>
+        </w:rPr>
+        <w:t xml:space="preserve"> preprint arXiv:1902.09104, 2019.</w:t>
+      </w:r>
+      <w:bookmarkEnd w:id="22"/>
     </w:p>
     <w:p>
       <w:pPr>
@@ -4212,6 +4452,7 @@
           <w:tab w:val="clear" w:pos="630"/>
           <w:tab w:val="left" w:pos="426"/>
         </w:tabs>
+        <w:overflowPunct w:val="0"/>
         <w:autoSpaceDE w:val="0"/>
         <w:autoSpaceDN w:val="0"/>
         <w:adjustRightInd w:val="0"/>
@@ -4223,15 +4464,39 @@
           <w:szCs w:val="21"/>
         </w:rPr>
       </w:pPr>
-      <w:bookmarkStart w:id="21" w:name="_Ref222514181"/>
-      <w:r>
-        <w:rPr>
-          <w:kern w:val="0"/>
-          <w:szCs w:val="21"/>
-        </w:rPr>
-        <w:t>Microsoft. .NET MAUI documentation[EB/OL]. https://docs.microsoft.com/en-us/dotnet/maui/ , 2023.</w:t>
-      </w:r>
-      <w:bookmarkEnd w:id="21"/>
+      <w:bookmarkStart w:id="23" w:name="_Ref222514181"/>
+      <w:proofErr w:type="spellStart"/>
+      <w:r>
+        <w:rPr>
+          <w:kern w:val="0"/>
+          <w:szCs w:val="21"/>
+        </w:rPr>
+        <w:t>Microsoft.NET</w:t>
+      </w:r>
+      <w:r>
+        <w:rPr>
+          <w:rFonts w:hint="eastAsia"/>
+          <w:kern w:val="0"/>
+          <w:szCs w:val="21"/>
+        </w:rPr>
+        <w:t>.</w:t>
+      </w:r>
+      <w:r>
+        <w:rPr>
+          <w:kern w:val="0"/>
+          <w:szCs w:val="21"/>
+        </w:rPr>
+        <w:t>UI</w:t>
+      </w:r>
+      <w:proofErr w:type="spellEnd"/>
+      <w:r>
+        <w:rPr>
+          <w:kern w:val="0"/>
+          <w:szCs w:val="21"/>
+        </w:rPr>
+        <w:t xml:space="preserve"> documentation[EB/OL]. https://docs.microsoft.com/en-us/dotnet/maui/ , 2023.</w:t>
+      </w:r>
+      <w:bookmarkEnd w:id="23"/>
     </w:p>
     <w:p>
       <w:pPr>
@@ -4254,21 +4519,31 @@
           <w:szCs w:val="21"/>
         </w:rPr>
       </w:pPr>
-      <w:r>
-        <w:rPr>
-          <w:kern w:val="0"/>
-          <w:szCs w:val="21"/>
-        </w:rPr>
-        <w:t xml:space="preserve">Howard A G, Zhu M, Chen B, et al. Mobilenets: Efficient convolutional neural networks for </w:t>
-      </w:r>
-      <w:r>
-        <w:rPr>
-          <w:kern w:val="0"/>
-          <w:szCs w:val="21"/>
-        </w:rPr>
-        <w:lastRenderedPageBreak/>
-        <w:t>mobile vision applications[J]. arXiv preprint arXiv:1704.04861, 2017.</w:t>
-      </w:r>
+      <w:bookmarkStart w:id="24" w:name="_Ref225334840"/>
+      <w:r>
+        <w:rPr>
+          <w:kern w:val="0"/>
+          <w:szCs w:val="21"/>
+        </w:rPr>
+        <w:t xml:space="preserve">Howard A G, Zhu M, Chen B, et al. Mobilenets: Efficient convolutional neural networks for mobile vision applications[J]. </w:t>
+      </w:r>
+      <w:proofErr w:type="spellStart"/>
+      <w:r>
+        <w:rPr>
+          <w:kern w:val="0"/>
+          <w:szCs w:val="21"/>
+        </w:rPr>
+        <w:t>arXiv</w:t>
+      </w:r>
+      <w:proofErr w:type="spellEnd"/>
+      <w:r>
+        <w:rPr>
+          <w:kern w:val="0"/>
+          <w:szCs w:val="21"/>
+        </w:rPr>
+        <w:t xml:space="preserve"> preprint arXiv:1704.04861, 2017.</w:t>
+      </w:r>
+      <w:bookmarkEnd w:id="24"/>
     </w:p>
     <w:p>
       <w:pPr>
@@ -4291,14 +4566,32 @@
           <w:szCs w:val="21"/>
         </w:rPr>
       </w:pPr>
-      <w:bookmarkStart w:id="22" w:name="_Ref222514127"/>
-      <w:r>
-        <w:rPr>
-          <w:kern w:val="0"/>
-          <w:szCs w:val="21"/>
-        </w:rPr>
-        <w:t>Zhang X, Zhou X, Lin M, et al. Shufflenet: An extremely efficient convolutional neural network for mobile devices[C]//Proceedings of the IEEE conference on computer vision and pattern recognition. 2018: 6848-6856.</w:t>
-      </w:r>
+      <w:bookmarkStart w:id="25" w:name="_Ref225334841"/>
+      <w:bookmarkStart w:id="26" w:name="_Ref222514127"/>
+      <w:r>
+        <w:rPr>
+          <w:kern w:val="0"/>
+          <w:szCs w:val="21"/>
+        </w:rPr>
+        <w:t xml:space="preserve">Zhang X, Zhou X, Lin M, et al. </w:t>
+      </w:r>
+      <w:proofErr w:type="spellStart"/>
+      <w:r>
+        <w:rPr>
+          <w:kern w:val="0"/>
+          <w:szCs w:val="21"/>
+        </w:rPr>
+        <w:t>Shufflenet</w:t>
+      </w:r>
+      <w:proofErr w:type="spellEnd"/>
+      <w:r>
+        <w:rPr>
+          <w:kern w:val="0"/>
+          <w:szCs w:val="21"/>
+        </w:rPr>
+        <w:t>: An extremely efficient convolutional neural network for mobile devices[C]//Proceedings of the IEEE conference on computer vision and pattern recognition. 2018: 6848-6856.</w:t>
+      </w:r>
+      <w:bookmarkEnd w:id="25"/>
     </w:p>
     <w:p>
       <w:pPr>
@@ -4321,15 +4614,18 @@
           <w:szCs w:val="21"/>
         </w:rPr>
       </w:pPr>
-      <w:bookmarkStart w:id="23" w:name="_Ref222514228"/>
-      <w:bookmarkEnd w:id="22"/>
-      <w:r>
-        <w:rPr>
-          <w:kern w:val="0"/>
-          <w:szCs w:val="21"/>
-        </w:rPr>
+      <w:bookmarkStart w:id="27" w:name="_Ref225334688"/>
+      <w:bookmarkStart w:id="28" w:name="_Ref222514228"/>
+      <w:bookmarkEnd w:id="26"/>
+      <w:r>
+        <w:rPr>
+          <w:kern w:val="0"/>
+          <w:szCs w:val="21"/>
+        </w:rPr>
+        <w:lastRenderedPageBreak/>
         <w:t>Zou Z, Chen K, Shi Z, et al. Object detection in 20 years: A survey[J]. Proceedings of the IEEE, 2023, 111(3): 257-276.</w:t>
       </w:r>
+      <w:bookmarkEnd w:id="27"/>
     </w:p>
     <w:p>
       <w:pPr>
@@ -4357,9 +4653,73 @@
           <w:kern w:val="0"/>
           <w:szCs w:val="21"/>
         </w:rPr>
-        <w:t>Chen K,Wang J, Pang J, et al. MMDetection: Open mmlab detection toolbox and benchmark[J]. arXiv preprint arXiv:1906.07155, 2019.</w:t>
-      </w:r>
-      <w:bookmarkEnd w:id="23"/>
+        <w:t xml:space="preserve">Chen </w:t>
+      </w:r>
+      <w:proofErr w:type="spellStart"/>
+      <w:r>
+        <w:rPr>
+          <w:kern w:val="0"/>
+          <w:szCs w:val="21"/>
+        </w:rPr>
+        <w:t>K,Wang</w:t>
+      </w:r>
+      <w:proofErr w:type="spellEnd"/>
+      <w:r>
+        <w:rPr>
+          <w:kern w:val="0"/>
+          <w:szCs w:val="21"/>
+        </w:rPr>
+        <w:t xml:space="preserve"> J, Pang J, et al. </w:t>
+      </w:r>
+      <w:proofErr w:type="spellStart"/>
+      <w:r>
+        <w:rPr>
+          <w:kern w:val="0"/>
+          <w:szCs w:val="21"/>
+        </w:rPr>
+        <w:t>MMDetection</w:t>
+      </w:r>
+      <w:proofErr w:type="spellEnd"/>
+      <w:r>
+        <w:rPr>
+          <w:kern w:val="0"/>
+          <w:szCs w:val="21"/>
+        </w:rPr>
+        <w:t xml:space="preserve">: Open </w:t>
+      </w:r>
+      <w:proofErr w:type="spellStart"/>
+      <w:r>
+        <w:rPr>
+          <w:kern w:val="0"/>
+          <w:szCs w:val="21"/>
+        </w:rPr>
+        <w:t>mmlab</w:t>
+      </w:r>
+      <w:proofErr w:type="spellEnd"/>
+      <w:r>
+        <w:rPr>
+          <w:kern w:val="0"/>
+          <w:szCs w:val="21"/>
+        </w:rPr>
+        <w:t xml:space="preserve"> detection toolbox and benchmark[J]. </w:t>
+      </w:r>
+      <w:proofErr w:type="spellStart"/>
+      <w:r>
+        <w:rPr>
+          <w:kern w:val="0"/>
+          <w:szCs w:val="21"/>
+        </w:rPr>
+        <w:t>arXiv</w:t>
+      </w:r>
+      <w:proofErr w:type="spellEnd"/>
+      <w:r>
+        <w:rPr>
+          <w:kern w:val="0"/>
+          <w:szCs w:val="21"/>
+        </w:rPr>
+        <w:t xml:space="preserve"> preprint arXiv:1906.07155, 2019.</w:t>
+      </w:r>
+      <w:bookmarkEnd w:id="28"/>
     </w:p>
     <w:p>
       <w:pPr>
